--- a/Church/2026/2026_0704_MenloChurch.docx
+++ b/Church/2026/2026_0704_MenloChurch.docx
@@ -58,12 +58,9 @@
           <w:rPr>
             <w:rStyle w:val="Hyperlink"/>
           </w:rPr>
-          <w:t>https://www.youtube.com/live/5AKejgUZ_4g?si=OTZLUjZ5W38v0t4i</w:t>
+          <w:t>https://www.youtube.com/watch?v=eM_n7NvnXF8&amp;t=19s</w:t>
         </w:r>
       </w:hyperlink>
-      <w:r>
-        <w:t xml:space="preserve"> </w:t>
-      </w:r>
     </w:p>
     <w:p>
       <w:hyperlink r:id="rId9" w:history="1">
@@ -77,7 +74,13 @@
     </w:p>
     <w:p>
       <w:r>
-        <w:t>The Burden of the Law | Let's Be Honest</w:t>
+        <w:t>The Burden of the Law</w:t>
+      </w:r>
+      <w:r>
+        <w:t xml:space="preserve"> (Judaism)</w:t>
+      </w:r>
+      <w:r>
+        <w:t xml:space="preserve"> | Let's Be Honest</w:t>
       </w:r>
       <w:r>
         <w:t>|</w:t>
@@ -110,22 +113,13 @@
     <w:p/>
     <w:p>
       <w:r>
-        <w:t>7</w:t>
-      </w:r>
-      <w:r>
-        <w:t>:</w:t>
-      </w:r>
-      <w:r>
-        <w:t>089</w:t>
+        <w:t>0:00</w:t>
       </w:r>
       <w:r>
         <w:t>/</w:t>
       </w:r>
       <w:r>
-        <w:t>1:16:</w:t>
-      </w:r>
-      <w:r>
-        <w:t>14</w:t>
+        <w:t>32:58</w:t>
       </w:r>
     </w:p>
     <w:p>
@@ -189,19 +183,13 @@
     </w:p>
     <w:p>
       <w:r>
-        <w:t>20</w:t>
-      </w:r>
-      <w:r>
-        <w:t>:</w:t>
-      </w:r>
-      <w:r>
-        <w:t>24</w:t>
+        <w:t>0:00</w:t>
       </w:r>
       <w:r>
         <w:t>/</w:t>
       </w:r>
       <w:r>
-        <w:t>1:16:14</w:t>
+        <w:t>32:58</w:t>
       </w:r>
     </w:p>
     <w:p>
@@ -297,22 +285,13 @@
     <w:p/>
     <w:p>
       <w:r>
-        <w:t>2</w:t>
-      </w:r>
-      <w:r>
-        <w:t>7</w:t>
-      </w:r>
-      <w:r>
-        <w:t>:</w:t>
-      </w:r>
-      <w:r>
-        <w:t>3</w:t>
-      </w:r>
-      <w:r>
-        <w:t>0/</w:t>
-      </w:r>
-      <w:r>
-        <w:t>1:16:14</w:t>
+        <w:t>0:55</w:t>
+      </w:r>
+      <w:r>
+        <w:t>/</w:t>
+      </w:r>
+      <w:r>
+        <w:t>32:58</w:t>
       </w:r>
     </w:p>
     <w:p>
@@ -411,68 +390,444 @@
     <w:p/>
     <w:p>
       <w:r>
-        <w:t>2</w:t>
-      </w:r>
-      <w:r>
-        <w:t>7</w:t>
-      </w:r>
-      <w:r>
-        <w:t>:</w:t>
-      </w:r>
-      <w:r>
-        <w:t>27</w:t>
+        <w:t>1:02</w:t>
       </w:r>
       <w:r>
         <w:t>/</w:t>
       </w:r>
       <w:r>
-        <w:t>1:16:14</w:t>
+        <w:t>32:58</w:t>
+      </w:r>
+    </w:p>
+    <w:p>
+      <w:r>
+        <w:t>We are at the new series of “Let’s Be Honest”. Today, we started at Judaism.</w:t>
       </w:r>
     </w:p>
     <w:p/>
     <w:p>
       <w:r>
-        <w:t>************</w:t>
+        <w:t>1:</w:t>
+      </w:r>
+      <w:r>
+        <w:t>53</w:t>
+      </w:r>
+      <w:r>
+        <w:t>/32:58</w:t>
       </w:r>
     </w:p>
     <w:p>
       <w:r>
-        <w:t>07</w:t>
-      </w:r>
-      <w:r>
-        <w:t>/</w:t>
-      </w:r>
-      <w:r>
-        <w:t>04/</w:t>
-      </w:r>
-      <w:r>
-        <w:t>202</w:t>
-      </w:r>
-      <w:r>
-        <w:t>6</w:t>
-      </w:r>
-      <w:r>
-        <w:t xml:space="preserve">, </w:t>
-      </w:r>
-      <w:r>
-        <w:t>Menlo Church Worship (Summary of last week, 06/28/2026)</w:t>
+        <w:t>June 28: Judaism</w:t>
       </w:r>
     </w:p>
     <w:p>
-      <w:hyperlink r:id="rId15" w:history="1">
+      <w:r>
+        <w:t>July 5: Islam</w:t>
+      </w:r>
+    </w:p>
+    <w:p>
+      <w:r>
+        <w:t>July 12: Buddhism</w:t>
+      </w:r>
+    </w:p>
+    <w:p>
+      <w:r>
+        <w:t>July 19: Mormonism</w:t>
+      </w:r>
+    </w:p>
+    <w:p>
+      <w:r>
+        <w:t>July 26: Catholicism</w:t>
+      </w:r>
+    </w:p>
+    <w:p>
+      <w:r>
+        <w:t>August 2: The Nones/Agnostic</w:t>
+      </w:r>
+    </w:p>
+    <w:p>
+      <w:r>
+        <w:t xml:space="preserve">August 9: The Gospel </w:t>
+      </w:r>
+    </w:p>
+    <w:p>
+      <w:r>
+        <w:t xml:space="preserve">You </w:t>
+      </w:r>
+      <w:r>
+        <w:t>invite</w:t>
+      </w:r>
+      <w:r>
+        <w:t xml:space="preserve"> someone in another faiths and see what we hope happens</w:t>
+      </w:r>
+      <w:r>
+        <w:t xml:space="preserve"> from Christian </w:t>
+      </w:r>
+      <w:r>
+        <w:t>prospect</w:t>
+      </w:r>
+      <w:r>
+        <w:t xml:space="preserve">. </w:t>
+      </w:r>
+      <w:r>
+        <w:t>We want to listen before we speak.</w:t>
+      </w:r>
+    </w:p>
+    <w:p>
+      <w:r>
+        <w:lastRenderedPageBreak/>
+        <w:drawing>
+          <wp:inline distT="0" distB="0" distL="0" distR="0" wp14:anchorId="3C879FBA" wp14:editId="080D680E">
+            <wp:extent cx="1914525" cy="2538827"/>
+            <wp:effectExtent l="0" t="0" r="0" b="0"/>
+            <wp:docPr id="652991944" name="Picture 1"/>
+            <wp:cNvGraphicFramePr>
+              <a:graphicFrameLocks xmlns:a="http://schemas.openxmlformats.org/drawingml/2006/main" noChangeAspect="1"/>
+            </wp:cNvGraphicFramePr>
+            <a:graphic xmlns:a="http://schemas.openxmlformats.org/drawingml/2006/main">
+              <a:graphicData uri="http://schemas.openxmlformats.org/drawingml/2006/picture">
+                <pic:pic xmlns:pic="http://schemas.openxmlformats.org/drawingml/2006/picture">
+                  <pic:nvPicPr>
+                    <pic:cNvPr id="652991944" name=""/>
+                    <pic:cNvPicPr/>
+                  </pic:nvPicPr>
+                  <pic:blipFill>
+                    <a:blip r:embed="rId15"/>
+                    <a:stretch>
+                      <a:fillRect/>
+                    </a:stretch>
+                  </pic:blipFill>
+                  <pic:spPr>
+                    <a:xfrm>
+                      <a:off x="0" y="0"/>
+                      <a:ext cx="1916807" cy="2541853"/>
+                    </a:xfrm>
+                    <a:prstGeom prst="rect">
+                      <a:avLst/>
+                    </a:prstGeom>
+                  </pic:spPr>
+                </pic:pic>
+              </a:graphicData>
+            </a:graphic>
+          </wp:inline>
+        </w:drawing>
+      </w:r>
+    </w:p>
+    <w:p/>
+    <w:p>
+      <w:r>
+        <w:t>3:09/32:58</w:t>
+      </w:r>
+    </w:p>
+    <w:p>
+      <w:r>
+        <w:t>We have three reasons why would we have this course of the series.</w:t>
+      </w:r>
+    </w:p>
+    <w:p>
+      <w:r>
+        <w:t>1. Increase our knowledge and love for our neighbors</w:t>
+      </w:r>
+      <w:r>
+        <w:t>: The best way is to understand their faith structure on their terms.</w:t>
+      </w:r>
+      <w:r>
+        <w:t xml:space="preserve"> We appreciate the faith from them </w:t>
+      </w:r>
+    </w:p>
+    <w:p>
+      <w:r>
+        <w:t xml:space="preserve">2. </w:t>
+      </w:r>
+      <w:r>
+        <w:t>All religions are not identical</w:t>
+      </w:r>
+      <w:r>
+        <w:t>: They have incompatible views of the world within the religions.</w:t>
+      </w:r>
+      <w:r>
+        <w:t xml:space="preserve"> We need to respect their prospect.</w:t>
+      </w:r>
+    </w:p>
+    <w:p>
+      <w:r>
+        <w:t xml:space="preserve">3. Show the unique value and beauty of Jesus: </w:t>
+      </w:r>
+      <w:r>
+        <w:t>We need the</w:t>
+      </w:r>
+      <w:r>
+        <w:t xml:space="preserve"> intellectual and respectful ways of Jesus.</w:t>
+      </w:r>
+      <w:r>
+        <w:t xml:space="preserve"> We don’t need to dismiss other reglions. </w:t>
+      </w:r>
+    </w:p>
+    <w:p/>
+    <w:p/>
+    <w:p>
+      <w:r>
+        <w:drawing>
+          <wp:inline distT="0" distB="0" distL="0" distR="0" wp14:anchorId="7E4FA982" wp14:editId="24F08358">
+            <wp:extent cx="2247900" cy="1449154"/>
+            <wp:effectExtent l="0" t="0" r="0" b="0"/>
+            <wp:docPr id="2055827313" name="Picture 1"/>
+            <wp:cNvGraphicFramePr>
+              <a:graphicFrameLocks xmlns:a="http://schemas.openxmlformats.org/drawingml/2006/main" noChangeAspect="1"/>
+            </wp:cNvGraphicFramePr>
+            <a:graphic xmlns:a="http://schemas.openxmlformats.org/drawingml/2006/main">
+              <a:graphicData uri="http://schemas.openxmlformats.org/drawingml/2006/picture">
+                <pic:pic xmlns:pic="http://schemas.openxmlformats.org/drawingml/2006/picture">
+                  <pic:nvPicPr>
+                    <pic:cNvPr id="2055827313" name=""/>
+                    <pic:cNvPicPr/>
+                  </pic:nvPicPr>
+                  <pic:blipFill>
+                    <a:blip r:embed="rId16"/>
+                    <a:stretch>
+                      <a:fillRect/>
+                    </a:stretch>
+                  </pic:blipFill>
+                  <pic:spPr>
+                    <a:xfrm>
+                      <a:off x="0" y="0"/>
+                      <a:ext cx="2253647" cy="1452859"/>
+                    </a:xfrm>
+                    <a:prstGeom prst="rect">
+                      <a:avLst/>
+                    </a:prstGeom>
+                  </pic:spPr>
+                </pic:pic>
+              </a:graphicData>
+            </a:graphic>
+          </wp:inline>
+        </w:drawing>
+      </w:r>
+    </w:p>
+    <w:p/>
+    <w:p>
+      <w:r>
+        <w:t>5</w:t>
+      </w:r>
+      <w:r>
+        <w:t>:</w:t>
+      </w:r>
+      <w:r>
+        <w:t>27</w:t>
+      </w:r>
+      <w:r>
+        <w:t>/32:58</w:t>
+      </w:r>
+    </w:p>
+    <w:p>
+      <w:r>
+        <w:t>Pray:</w:t>
+      </w:r>
+      <w:r>
+        <w:t xml:space="preserve"> We will learn about God thought brighter</w:t>
+      </w:r>
+      <w:r>
+        <w:t xml:space="preserve"> than others.</w:t>
+      </w:r>
+    </w:p>
+    <w:p/>
+    <w:p>
+      <w:r>
+        <w:t>6</w:t>
+      </w:r>
+      <w:r>
+        <w:t>:</w:t>
+      </w:r>
+      <w:r>
+        <w:t>00</w:t>
+      </w:r>
+      <w:r>
+        <w:t>/32:58</w:t>
+      </w:r>
+    </w:p>
+    <w:p/>
+    <w:p>
+      <w:r>
+        <w:t>There is a big difference in thermometer and a thermostat</w:t>
+      </w:r>
+      <w:r>
+        <w:t xml:space="preserve"> (</w:t>
+      </w:r>
+      <w:r>
+        <w:t>恆溫器</w:t>
+      </w:r>
+      <w:r>
+        <w:t>)</w:t>
+      </w:r>
+      <w:r>
+        <w:t>.</w:t>
+      </w:r>
+    </w:p>
+    <w:p>
+      <w:r>
+        <w:t>They both serve functions, but they are different</w:t>
+      </w:r>
+      <w:r>
+        <w:t xml:space="preserve"> functions</w:t>
+      </w:r>
+      <w:r>
+        <w:t>.</w:t>
+      </w:r>
+      <w:r>
+        <w:t xml:space="preserve"> A thermometer tells us the truth. </w:t>
+      </w:r>
+      <w:r>
+        <w:t xml:space="preserve">If you have something is wrong, it will not fix for you. </w:t>
+      </w:r>
+    </w:p>
+    <w:p>
+      <w:r>
+        <w:t xml:space="preserve">A thermostat is different from thermometer. A thermostat reads the temperature, and then it </w:t>
+      </w:r>
+      <w:r>
+        <w:t>adjusts</w:t>
+      </w:r>
+      <w:r>
+        <w:t xml:space="preserve"> the conditions, it changes the environment that it is in.</w:t>
+      </w:r>
+      <w:r>
+        <w:t xml:space="preserve"> It is the contrast when we think the laws of Judaism.</w:t>
+      </w:r>
+    </w:p>
+    <w:p/>
+    <w:p>
+      <w:r>
+        <w:lastRenderedPageBreak/>
+        <w:t xml:space="preserve">Judaism is the most beautiful </w:t>
+      </w:r>
+      <w:r>
+        <w:t>religions and most tragic parts history</w:t>
+      </w:r>
+      <w:r>
+        <w:t xml:space="preserve"> in human history.</w:t>
+      </w:r>
+    </w:p>
+    <w:p>
+      <w:r>
+        <w:t>Christianity and Islam are the two largest religions.</w:t>
+      </w:r>
+    </w:p>
+    <w:p>
+      <w:r>
+        <w:t>7</w:t>
+      </w:r>
+      <w:r>
+        <w:t>:</w:t>
+      </w:r>
+      <w:r>
+        <w:t>37</w:t>
+      </w:r>
+      <w:r>
+        <w:t>/32:58</w:t>
+      </w:r>
+    </w:p>
+    <w:p>
+      <w:r>
+        <w:t xml:space="preserve">Christian has the idea of covenant, an agreement between </w:t>
+      </w:r>
+      <w:r>
+        <w:t>God and mankind cannot be broken</w:t>
+      </w:r>
+      <w:r>
+        <w:t>.</w:t>
+      </w:r>
+    </w:p>
+    <w:p>
+      <w:r>
+        <w:t>The God entered into a relationship with Abraham, the father of Judaism. He was unique and endure regardless of the circumstances</w:t>
+      </w:r>
+      <w:r>
+        <w:t xml:space="preserve"> even Israel fell short.</w:t>
+      </w:r>
+    </w:p>
+    <w:p/>
+    <w:p/>
+    <w:p>
+      <w:r>
+        <w:drawing>
+          <wp:inline distT="0" distB="0" distL="0" distR="0" wp14:anchorId="41EA7BC6" wp14:editId="5B9B3E49">
+            <wp:extent cx="2429214" cy="1286054"/>
+            <wp:effectExtent l="0" t="0" r="9525" b="9525"/>
+            <wp:docPr id="586677386" name="Picture 1"/>
+            <wp:cNvGraphicFramePr>
+              <a:graphicFrameLocks xmlns:a="http://schemas.openxmlformats.org/drawingml/2006/main" noChangeAspect="1"/>
+            </wp:cNvGraphicFramePr>
+            <a:graphic xmlns:a="http://schemas.openxmlformats.org/drawingml/2006/main">
+              <a:graphicData uri="http://schemas.openxmlformats.org/drawingml/2006/picture">
+                <pic:pic xmlns:pic="http://schemas.openxmlformats.org/drawingml/2006/picture">
+                  <pic:nvPicPr>
+                    <pic:cNvPr id="586677386" name=""/>
+                    <pic:cNvPicPr/>
+                  </pic:nvPicPr>
+                  <pic:blipFill>
+                    <a:blip r:embed="rId17"/>
+                    <a:stretch>
+                      <a:fillRect/>
+                    </a:stretch>
+                  </pic:blipFill>
+                  <pic:spPr>
+                    <a:xfrm>
+                      <a:off x="0" y="0"/>
+                      <a:ext cx="2429214" cy="1286054"/>
+                    </a:xfrm>
+                    <a:prstGeom prst="rect">
+                      <a:avLst/>
+                    </a:prstGeom>
+                  </pic:spPr>
+                </pic:pic>
+              </a:graphicData>
+            </a:graphic>
+          </wp:inline>
+        </w:drawing>
+      </w:r>
+    </w:p>
+    <w:p/>
+    <w:p>
+      <w:r>
+        <w:t>************</w:t>
+      </w:r>
+    </w:p>
+    <w:p>
+      <w:r>
+        <w:t>07</w:t>
+      </w:r>
+      <w:r>
+        <w:t>/</w:t>
+      </w:r>
+      <w:r>
+        <w:t>04/</w:t>
+      </w:r>
+      <w:r>
+        <w:t>202</w:t>
+      </w:r>
+      <w:r>
+        <w:t>6</w:t>
+      </w:r>
+      <w:r>
+        <w:t xml:space="preserve">, </w:t>
+      </w:r>
+      <w:r>
+        <w:t>Menlo Church Worship (Summary of last week, 06/28/2026)</w:t>
+      </w:r>
+    </w:p>
+    <w:p>
+      <w:hyperlink r:id="rId18" w:history="1">
         <w:r>
           <w:rPr>
             <w:rStyle w:val="Hyperlink"/>
           </w:rPr>
-          <w:t>https://www.youtube.com/live/5AKejgUZ_4g?si=OTZLUjZ5W38v0t4i</w:t>
+          <w:t>https://www.youtube.com/watch?v=eM_n7NvnXF8&amp;t=19s</w:t>
         </w:r>
       </w:hyperlink>
-      <w:r>
-        <w:t xml:space="preserve"> </w:t>
-      </w:r>
     </w:p>
     <w:p>
-      <w:hyperlink r:id="rId16" w:history="1">
+      <w:hyperlink r:id="rId19" w:history="1">
         <w:r>
           <w:rPr>
             <w:rStyle w:val="Hyperlink"/>
@@ -483,7 +838,13 @@
     </w:p>
     <w:p>
       <w:r>
-        <w:t>The Burden of the Law | Let's Be Honest</w:t>
+        <w:t>The Burden of the Law</w:t>
+      </w:r>
+      <w:r>
+        <w:t xml:space="preserve"> (Judaism)</w:t>
+      </w:r>
+      <w:r>
+        <w:t xml:space="preserve"> | Let's Be Honest</w:t>
       </w:r>
       <w:r>
         <w:t>|</w:t>
@@ -512,7 +873,7 @@
     </w:p>
     <w:p/>
     <w:sectPr>
-      <w:footerReference w:type="default" r:id="rId17"/>
+      <w:footerReference w:type="default" r:id="rId20"/>
       <w:pgSz w:w="12240" w:h="15840"/>
       <w:pgMar w:top="1440" w:right="1440" w:bottom="1530" w:left="1440" w:header="0" w:footer="720" w:gutter="0"/>
       <w:cols w:space="720"/>

--- a/Church/2026/2026_0704_MenloChurch.docx
+++ b/Church/2026/2026_0704_MenloChurch.docx
@@ -407,13 +407,7 @@
     <w:p/>
     <w:p>
       <w:r>
-        <w:t>1:</w:t>
-      </w:r>
-      <w:r>
-        <w:t>53</w:t>
-      </w:r>
-      <w:r>
-        <w:t>/32:58</w:t>
+        <w:t>1:53/32:58</w:t>
       </w:r>
     </w:p>
     <w:p>
@@ -476,6 +470,9 @@
     </w:p>
     <w:p>
       <w:r>
+        <w:rPr>
+          <w:noProof/>
+        </w:rPr>
         <w:lastRenderedPageBreak/>
         <w:drawing>
           <wp:inline distT="0" distB="0" distL="0" distR="0" wp14:anchorId="3C879FBA" wp14:editId="080D680E">
@@ -568,6 +565,9 @@
     <w:p/>
     <w:p>
       <w:r>
+        <w:rPr>
+          <w:noProof/>
+        </w:rPr>
         <w:drawing>
           <wp:inline distT="0" distB="0" distL="0" distR="0" wp14:anchorId="7E4FA982" wp14:editId="24F08358">
             <wp:extent cx="2247900" cy="1449154"/>
@@ -608,16 +608,7 @@
     <w:p/>
     <w:p>
       <w:r>
-        <w:t>5</w:t>
-      </w:r>
-      <w:r>
-        <w:t>:</w:t>
-      </w:r>
-      <w:r>
-        <w:t>27</w:t>
-      </w:r>
-      <w:r>
-        <w:t>/32:58</w:t>
+        <w:t>5:27/32:58</w:t>
       </w:r>
     </w:p>
     <w:p>
@@ -634,16 +625,7 @@
     <w:p/>
     <w:p>
       <w:r>
-        <w:t>6</w:t>
-      </w:r>
-      <w:r>
-        <w:t>:</w:t>
-      </w:r>
-      <w:r>
-        <w:t>00</w:t>
-      </w:r>
-      <w:r>
-        <w:t>/32:58</w:t>
+        <w:t>6:00/32:58</w:t>
       </w:r>
     </w:p>
     <w:p/>
@@ -715,16 +697,7 @@
     </w:p>
     <w:p>
       <w:r>
-        <w:t>7</w:t>
-      </w:r>
-      <w:r>
-        <w:t>:</w:t>
-      </w:r>
-      <w:r>
-        <w:t>37</w:t>
-      </w:r>
-      <w:r>
-        <w:t>/32:58</w:t>
+        <w:t>7:37/32:58</w:t>
       </w:r>
     </w:p>
     <w:p>
@@ -750,6 +723,9 @@
     <w:p/>
     <w:p>
       <w:r>
+        <w:rPr>
+          <w:noProof/>
+        </w:rPr>
         <w:drawing>
           <wp:inline distT="0" distB="0" distL="0" distR="0" wp14:anchorId="41EA7BC6" wp14:editId="5B9B3E49">
             <wp:extent cx="2429214" cy="1286054"/>
@@ -790,34 +766,235 @@
     <w:p/>
     <w:p>
       <w:r>
-        <w:t>************</w:t>
+        <w:t>8</w:t>
+      </w:r>
+      <w:r>
+        <w:t>:</w:t>
+      </w:r>
+      <w:r>
+        <w:t>04</w:t>
+      </w:r>
+      <w:r>
+        <w:t>/32:58</w:t>
       </w:r>
     </w:p>
     <w:p>
       <w:r>
-        <w:t>07</w:t>
-      </w:r>
-      <w:r>
-        <w:t>/</w:t>
-      </w:r>
-      <w:r>
-        <w:t>04/</w:t>
-      </w:r>
-      <w:r>
-        <w:t>202</w:t>
-      </w:r>
-      <w:r>
-        <w:t>6</w:t>
-      </w:r>
-      <w:r>
-        <w:t xml:space="preserve">, </w:t>
-      </w:r>
-      <w:r>
-        <w:t>Menlo Church Worship (Summary of last week, 06/28/2026)</w:t>
+        <w:t>Genesis 17:7 ESV</w:t>
+      </w:r>
+    </w:p>
+    <w:p/>
+    <w:p>
+      <w:r>
+        <w:t xml:space="preserve">God gave the covenant between God and </w:t>
+      </w:r>
+      <w:r>
+        <w:t xml:space="preserve">Isarael people. </w:t>
+      </w:r>
+      <w:r>
+        <w:t>That described in Old testament.</w:t>
       </w:r>
     </w:p>
     <w:p>
-      <w:hyperlink r:id="rId18" w:history="1">
+      <w:r>
+        <w:drawing>
+          <wp:inline distT="0" distB="0" distL="0" distR="0" wp14:anchorId="2FF76A16" wp14:editId="69D37667">
+            <wp:extent cx="2933700" cy="1894254"/>
+            <wp:effectExtent l="0" t="0" r="0" b="0"/>
+            <wp:docPr id="999687561" name="Picture 1"/>
+            <wp:cNvGraphicFramePr>
+              <a:graphicFrameLocks xmlns:a="http://schemas.openxmlformats.org/drawingml/2006/main" noChangeAspect="1"/>
+            </wp:cNvGraphicFramePr>
+            <a:graphic xmlns:a="http://schemas.openxmlformats.org/drawingml/2006/main">
+              <a:graphicData uri="http://schemas.openxmlformats.org/drawingml/2006/picture">
+                <pic:pic xmlns:pic="http://schemas.openxmlformats.org/drawingml/2006/picture">
+                  <pic:nvPicPr>
+                    <pic:cNvPr id="999687561" name=""/>
+                    <pic:cNvPicPr/>
+                  </pic:nvPicPr>
+                  <pic:blipFill>
+                    <a:blip r:embed="rId18"/>
+                    <a:stretch>
+                      <a:fillRect/>
+                    </a:stretch>
+                  </pic:blipFill>
+                  <pic:spPr>
+                    <a:xfrm>
+                      <a:off x="0" y="0"/>
+                      <a:ext cx="2938393" cy="1897284"/>
+                    </a:xfrm>
+                    <a:prstGeom prst="rect">
+                      <a:avLst/>
+                    </a:prstGeom>
+                  </pic:spPr>
+                </pic:pic>
+              </a:graphicData>
+            </a:graphic>
+          </wp:inline>
+        </w:drawing>
+      </w:r>
+    </w:p>
+    <w:p/>
+    <w:p>
+      <w:r>
+        <w:t>10:07/</w:t>
+      </w:r>
+      <w:r>
+        <w:t>32:58</w:t>
+      </w:r>
+    </w:p>
+    <w:p>
+      <w:r>
+        <w:t>For us, to understand the Law of the old testament in three separate categories can be</w:t>
+      </w:r>
+      <w:r>
+        <w:t xml:space="preserve"> really helpful for how we understand when </w:t>
+      </w:r>
+      <w:r>
+        <w:t xml:space="preserve">we come to different parts of </w:t>
+      </w:r>
+      <w:r>
+        <w:t>the Old testament law.</w:t>
+      </w:r>
+    </w:p>
+    <w:p/>
+    <w:p>
+      <w:r>
+        <w:t>10:43/32:58</w:t>
+      </w:r>
+    </w:p>
+    <w:p>
+      <w:r>
+        <w:t>1</w:t>
+      </w:r>
+      <w:r>
+        <w:t xml:space="preserve">. </w:t>
+      </w:r>
+      <w:r>
+        <w:t>Moral</w:t>
+      </w:r>
+      <w:r>
+        <w:t xml:space="preserve">: </w:t>
+      </w:r>
+      <w:r>
+        <w:t>The ten commandments are the centerpiece of God plan for the Jewish people in the Moral law.</w:t>
+      </w:r>
+      <w:r>
+        <w:t xml:space="preserve"> </w:t>
+      </w:r>
+      <w:r>
+        <w:t xml:space="preserve">You shall not murder, you shall not steal, you shall not bear false witness. </w:t>
+      </w:r>
+      <w:r>
+        <w:t>The</w:t>
+      </w:r>
+      <w:r>
+        <w:t xml:space="preserve"> fundamental </w:t>
+      </w:r>
+      <w:r>
+        <w:t>character of who God is, of what being right and wrong in a situation really looked like.</w:t>
+      </w:r>
+      <w:r>
+        <w:t xml:space="preserve"> </w:t>
+      </w:r>
+      <w:r>
+        <w:t>They pointed to the very nature of God.</w:t>
+      </w:r>
+    </w:p>
+    <w:p/>
+    <w:p>
+      <w:r>
+        <w:t>3. Ceremonial Law: They are sacrifice, purity, cleanness, before God through ritual acts. They impacted how you could eat, how you could worship, how you practice for cleaning. Addressed to regain access to God for holiness. The unholy people</w:t>
+      </w:r>
+      <w:r>
+        <w:t xml:space="preserve"> with sins</w:t>
+      </w:r>
+      <w:r>
+        <w:t xml:space="preserve"> got right with a holy God happened through the ceremonial Law.</w:t>
+      </w:r>
+    </w:p>
+    <w:p/>
+    <w:p>
+      <w:r>
+        <w:lastRenderedPageBreak/>
+        <w:t xml:space="preserve">2. Civil Law: They detailed how to run a society justly, handle disputes, care for the vulnerable, etc. It was  </w:t>
+      </w:r>
+      <w:r>
+        <w:t>a pre-law tribal time for much of these books in the Old testament.</w:t>
+      </w:r>
+    </w:p>
+    <w:p/>
+    <w:p/>
+    <w:p>
+      <w:r>
+        <w:drawing>
+          <wp:inline distT="0" distB="0" distL="0" distR="0" wp14:anchorId="0AAE1EA0" wp14:editId="7EE3B522">
+            <wp:extent cx="1876425" cy="1532127"/>
+            <wp:effectExtent l="0" t="0" r="0" b="0"/>
+            <wp:docPr id="1096146190" name="Picture 1"/>
+            <wp:cNvGraphicFramePr>
+              <a:graphicFrameLocks xmlns:a="http://schemas.openxmlformats.org/drawingml/2006/main" noChangeAspect="1"/>
+            </wp:cNvGraphicFramePr>
+            <a:graphic xmlns:a="http://schemas.openxmlformats.org/drawingml/2006/main">
+              <a:graphicData uri="http://schemas.openxmlformats.org/drawingml/2006/picture">
+                <pic:pic xmlns:pic="http://schemas.openxmlformats.org/drawingml/2006/picture">
+                  <pic:nvPicPr>
+                    <pic:cNvPr id="1096146190" name=""/>
+                    <pic:cNvPicPr/>
+                  </pic:nvPicPr>
+                  <pic:blipFill>
+                    <a:blip r:embed="rId19"/>
+                    <a:stretch>
+                      <a:fillRect/>
+                    </a:stretch>
+                  </pic:blipFill>
+                  <pic:spPr>
+                    <a:xfrm>
+                      <a:off x="0" y="0"/>
+                      <a:ext cx="1881099" cy="1535943"/>
+                    </a:xfrm>
+                    <a:prstGeom prst="rect">
+                      <a:avLst/>
+                    </a:prstGeom>
+                  </pic:spPr>
+                </pic:pic>
+              </a:graphicData>
+            </a:graphic>
+          </wp:inline>
+        </w:drawing>
+      </w:r>
+    </w:p>
+    <w:p/>
+    <w:p>
+      <w:r>
+        <w:t>************</w:t>
+      </w:r>
+    </w:p>
+    <w:p>
+      <w:r>
+        <w:t>07</w:t>
+      </w:r>
+      <w:r>
+        <w:t>/</w:t>
+      </w:r>
+      <w:r>
+        <w:t>04/</w:t>
+      </w:r>
+      <w:r>
+        <w:t>202</w:t>
+      </w:r>
+      <w:r>
+        <w:t>6</w:t>
+      </w:r>
+      <w:r>
+        <w:t xml:space="preserve">, </w:t>
+      </w:r>
+      <w:r>
+        <w:t>Menlo Church Worship (Summary of last week, 06/28/2026)</w:t>
+      </w:r>
+    </w:p>
+    <w:p>
+      <w:hyperlink r:id="rId20" w:history="1">
         <w:r>
           <w:rPr>
             <w:rStyle w:val="Hyperlink"/>
@@ -827,7 +1004,7 @@
       </w:hyperlink>
     </w:p>
     <w:p>
-      <w:hyperlink r:id="rId19" w:history="1">
+      <w:hyperlink r:id="rId21" w:history="1">
         <w:r>
           <w:rPr>
             <w:rStyle w:val="Hyperlink"/>
@@ -873,7 +1050,7 @@
     </w:p>
     <w:p/>
     <w:sectPr>
-      <w:footerReference w:type="default" r:id="rId20"/>
+      <w:footerReference w:type="default" r:id="rId22"/>
       <w:pgSz w:w="12240" w:h="15840"/>
       <w:pgMar w:top="1440" w:right="1440" w:bottom="1530" w:left="1440" w:header="0" w:footer="720" w:gutter="0"/>
       <w:cols w:space="720"/>
@@ -5723,6 +5900,7 @@
   <w:style w:type="character" w:default="1" w:styleId="DefaultParagraphFont">
     <w:name w:val="Default Paragraph Font"/>
     <w:uiPriority w:val="1"/>
+    <w:semiHidden/>
     <w:unhideWhenUsed/>
   </w:style>
   <w:style w:type="table" w:default="1" w:styleId="TableNormal">

--- a/Church/2026/2026_0704_MenloChurch.docx
+++ b/Church/2026/2026_0704_MenloChurch.docx
@@ -558,7 +558,15 @@
         <w:t xml:space="preserve"> intellectual and respectful ways of Jesus.</w:t>
       </w:r>
       <w:r>
-        <w:t xml:space="preserve"> We don’t need to dismiss other reglions. </w:t>
+        <w:t xml:space="preserve"> We don’t need to dismiss other </w:t>
+      </w:r>
+      <w:proofErr w:type="spellStart"/>
+      <w:r>
+        <w:t>reglions</w:t>
+      </w:r>
+      <w:proofErr w:type="spellEnd"/>
+      <w:r>
+        <w:t xml:space="preserve">. </w:t>
       </w:r>
     </w:p>
     <w:p/>
@@ -922,8 +930,353 @@
       <w:r>
         <w:t>a pre-law tribal time for much of these books in the Old testament.</w:t>
       </w:r>
+      <w:r>
+        <w:t xml:space="preserve"> </w:t>
+      </w:r>
     </w:p>
     <w:p/>
+    <w:p>
+      <w:r>
+        <w:t>1</w:t>
+      </w:r>
+      <w:r>
+        <w:t>1</w:t>
+      </w:r>
+      <w:r>
+        <w:t>:4</w:t>
+      </w:r>
+      <w:r>
+        <w:t>1</w:t>
+      </w:r>
+      <w:r>
+        <w:t>/32:58</w:t>
+      </w:r>
+    </w:p>
+    <w:p>
+      <w:r>
+        <w:t>These laws were for Isarael to persevere</w:t>
+      </w:r>
+      <w:r>
+        <w:t xml:space="preserve"> (</w:t>
+      </w:r>
+      <w:r>
+        <w:rPr>
+          <w:rFonts w:hint="eastAsia"/>
+        </w:rPr>
+        <w:t>堅持不懈</w:t>
+      </w:r>
+      <w:r>
+        <w:t>)</w:t>
+      </w:r>
+      <w:r>
+        <w:t xml:space="preserve"> in a culture </w:t>
+      </w:r>
+      <w:r>
+        <w:t>that was very different.</w:t>
+      </w:r>
+      <w:r>
+        <w:t xml:space="preserve"> The law is designed as a gift. It was a road map and it was also a annual calendar of reminders and celebrations. Honestly, even calibrations</w:t>
+      </w:r>
+      <w:r>
+        <w:t xml:space="preserve"> for how God would show he was deeply</w:t>
+      </w:r>
+      <w:r>
+        <w:t xml:space="preserve"> committed to his people and </w:t>
+      </w:r>
+      <w:r>
+        <w:t>continue to walk closer</w:t>
+      </w:r>
+      <w:r>
+        <w:t xml:space="preserve"> with God</w:t>
+      </w:r>
+      <w:r>
+        <w:t>.</w:t>
+      </w:r>
+    </w:p>
+    <w:p/>
+    <w:p>
+      <w:r>
+        <w:t>1</w:t>
+      </w:r>
+      <w:r>
+        <w:t>2</w:t>
+      </w:r>
+      <w:r>
+        <w:t>:</w:t>
+      </w:r>
+      <w:r>
+        <w:t>0</w:t>
+      </w:r>
+      <w:r>
+        <w:t>1/32:58</w:t>
+      </w:r>
+    </w:p>
+    <w:p>
+      <w:r>
+        <w:t xml:space="preserve">Over the centuries, </w:t>
+      </w:r>
+      <w:r>
+        <w:t xml:space="preserve">people </w:t>
+      </w:r>
+      <w:r>
+        <w:t xml:space="preserve">started </w:t>
+      </w:r>
+      <w:r>
+        <w:t>to</w:t>
+      </w:r>
+      <w:r>
+        <w:t xml:space="preserve"> interpret </w:t>
+      </w:r>
+      <w:r>
+        <w:t>rules and made</w:t>
+      </w:r>
+      <w:r>
+        <w:t xml:space="preserve"> additions.</w:t>
+      </w:r>
+      <w:r>
+        <w:t xml:space="preserve"> </w:t>
+      </w:r>
+      <w:r>
+        <w:t>When</w:t>
+      </w:r>
+      <w:r>
+        <w:t xml:space="preserve"> Jesus arrives, there was the written Torah</w:t>
+      </w:r>
+      <w:r>
+        <w:t>.</w:t>
+      </w:r>
+      <w:r>
+        <w:t xml:space="preserve"> </w:t>
+      </w:r>
+      <w:r>
+        <w:t>T</w:t>
+      </w:r>
+      <w:r>
+        <w:t xml:space="preserve">here </w:t>
+      </w:r>
+      <w:r>
+        <w:t>were</w:t>
+      </w:r>
+      <w:r>
+        <w:t xml:space="preserve"> also oral </w:t>
+      </w:r>
+      <w:r>
+        <w:t>rules</w:t>
+      </w:r>
+      <w:r>
+        <w:t xml:space="preserve"> passed down called Mishna. The</w:t>
+      </w:r>
+      <w:r>
+        <w:t>se are</w:t>
+      </w:r>
+      <w:r>
+        <w:t xml:space="preserve"> thousands of extra rules</w:t>
+      </w:r>
+      <w:r>
+        <w:t xml:space="preserve"> that</w:t>
+      </w:r>
+      <w:r>
+        <w:t xml:space="preserve"> framed as the fence around the </w:t>
+      </w:r>
+      <w:r>
+        <w:t xml:space="preserve">core </w:t>
+      </w:r>
+      <w:r>
+        <w:t>law.</w:t>
+      </w:r>
+      <w:r>
+        <w:t xml:space="preserve"> The </w:t>
+      </w:r>
+      <w:r>
+        <w:t xml:space="preserve">extra </w:t>
+      </w:r>
+      <w:r>
+        <w:t xml:space="preserve">rules are added around the </w:t>
+      </w:r>
+      <w:r>
+        <w:t xml:space="preserve">core </w:t>
+      </w:r>
+      <w:r>
+        <w:t>rules.</w:t>
+      </w:r>
+      <w:r>
+        <w:t xml:space="preserve"> For thousands of years, people </w:t>
+      </w:r>
+      <w:r>
+        <w:t xml:space="preserve">treated </w:t>
+      </w:r>
+      <w:r>
+        <w:t xml:space="preserve">the </w:t>
+      </w:r>
+      <w:r>
+        <w:t xml:space="preserve">extra </w:t>
+      </w:r>
+      <w:r>
+        <w:t>man-made rules that were the God rules.</w:t>
+      </w:r>
+    </w:p>
+    <w:p/>
+    <w:p>
+      <w:r>
+        <w:t>12:</w:t>
+      </w:r>
+      <w:r>
+        <w:t>54</w:t>
+      </w:r>
+      <w:r>
+        <w:t>/32:58</w:t>
+      </w:r>
+    </w:p>
+    <w:p>
+      <w:r>
+        <w:t>The thermometer</w:t>
+      </w:r>
+      <w:r>
+        <w:t xml:space="preserve"> version</w:t>
+      </w:r>
+      <w:r>
+        <w:t xml:space="preserve"> of the law became the thermostat</w:t>
+      </w:r>
+      <w:r>
+        <w:t xml:space="preserve"> version</w:t>
+      </w:r>
+      <w:r>
+        <w:t>.</w:t>
+      </w:r>
+      <w:r>
+        <w:t xml:space="preserve"> The laws never have answer. The laws point to the need for an answer.</w:t>
+      </w:r>
+      <w:r>
+        <w:t xml:space="preserve"> The law started to </w:t>
+      </w:r>
+      <w:r>
+        <w:t xml:space="preserve">be used to </w:t>
+      </w:r>
+      <w:r>
+        <w:t>try and fix sin.</w:t>
+      </w:r>
+      <w:r>
+        <w:t xml:space="preserve"> The law used to find the sin. The law has no power to fix the sin. People try to follow the rules and make fence to protect themselves.</w:t>
+      </w:r>
+      <w:r>
+        <w:t xml:space="preserve"> They made themselves right with G</w:t>
+      </w:r>
+      <w:r>
+        <w:t>od.</w:t>
+      </w:r>
+    </w:p>
+    <w:p/>
+    <w:p>
+      <w:r>
+        <w:t>1</w:t>
+      </w:r>
+      <w:r>
+        <w:t>3</w:t>
+      </w:r>
+      <w:r>
+        <w:t>:</w:t>
+      </w:r>
+      <w:r>
+        <w:t>3</w:t>
+      </w:r>
+      <w:r>
+        <w:t>0</w:t>
+      </w:r>
+      <w:r>
+        <w:t>/32:58</w:t>
+      </w:r>
+    </w:p>
+    <w:p>
+      <w:r>
+        <w:t>There is a c</w:t>
+      </w:r>
+      <w:r>
+        <w:t>onservative Jewish</w:t>
+      </w:r>
+      <w:r>
+        <w:t xml:space="preserve"> </w:t>
+      </w:r>
+      <w:r>
+        <w:t xml:space="preserve">community </w:t>
+      </w:r>
+      <w:r>
+        <w:t>called Orthodox Jews</w:t>
+      </w:r>
+      <w:r>
+        <w:t xml:space="preserve"> misuse “I did not get the parking space because I did not pray.” “I did not get the job because I did not love other people enough.”</w:t>
+      </w:r>
+      <w:r>
+        <w:t xml:space="preserve"> “I did not read Bible that is the reason I did not pass the exam.”</w:t>
+      </w:r>
+      <w:r>
+        <w:t xml:space="preserve"> That is the Mishna.</w:t>
+      </w:r>
+      <w:r>
+        <w:t xml:space="preserve"> The better you follow the rules, the better that God accept you.</w:t>
+      </w:r>
+    </w:p>
+    <w:p/>
+    <w:p>
+      <w:r>
+        <w:t>1</w:t>
+      </w:r>
+      <w:r>
+        <w:t>6</w:t>
+      </w:r>
+      <w:r>
+        <w:t>:</w:t>
+      </w:r>
+      <w:r>
+        <w:t>14</w:t>
+      </w:r>
+      <w:r>
+        <w:t>/32:58</w:t>
+      </w:r>
+    </w:p>
+    <w:p>
+      <w:r>
+        <w:t>The Christian</w:t>
+      </w:r>
+      <w:r>
+        <w:t>s</w:t>
+      </w:r>
+      <w:r>
+        <w:t xml:space="preserve"> have the Mes</w:t>
+      </w:r>
+      <w:r>
+        <w:t>s</w:t>
+      </w:r>
+      <w:r>
+        <w:t>iah Jesus</w:t>
+      </w:r>
+      <w:r>
+        <w:t xml:space="preserve">. The Messiah </w:t>
+      </w:r>
+      <w:r>
+        <w:t>was</w:t>
+      </w:r>
+      <w:r>
+        <w:t xml:space="preserve"> mentioned hundreds of times in the Hebrew scripture called </w:t>
+      </w:r>
+      <w:r>
+        <w:t>Messianic prophecies.</w:t>
+      </w:r>
+      <w:r>
+        <w:t xml:space="preserve"> The Messiah has way to rescue us that the law could not resolve.</w:t>
+      </w:r>
+      <w:r>
+        <w:t xml:space="preserve"> The Christian decide</w:t>
+      </w:r>
+      <w:r>
+        <w:t>s</w:t>
+      </w:r>
+      <w:r>
+        <w:t xml:space="preserve"> to follow the Jesus.</w:t>
+      </w:r>
+      <w:r>
+        <w:t xml:space="preserve"> Jesus offers a solution to the problem of moral performance.</w:t>
+      </w:r>
+    </w:p>
     <w:p/>
     <w:p>
       <w:r>
@@ -967,6 +1320,252 @@
     <w:p/>
     <w:p>
       <w:r>
+        <w:t>1</w:t>
+      </w:r>
+      <w:r>
+        <w:t>8</w:t>
+      </w:r>
+      <w:r>
+        <w:t>:</w:t>
+      </w:r>
+      <w:r>
+        <w:t>50</w:t>
+      </w:r>
+      <w:r>
+        <w:t>/32:58</w:t>
+      </w:r>
+    </w:p>
+    <w:p>
+      <w:r>
+        <w:t>Romans 3:19-20 ESV</w:t>
+      </w:r>
+    </w:p>
+    <w:p>
+      <w:r>
+        <w:t>Now we know that whatever the law says it speaks to those who are under the law, so that every mouth may be stopped, and the whole world may be held accountable to God. For by works of the law, no human being will be justified in his sight, since through the law comes knowledge of sin.</w:t>
+      </w:r>
+    </w:p>
+    <w:p/>
+    <w:p/>
+    <w:p>
+      <w:r>
+        <w:t>Paul wrote the Romans chapter.</w:t>
+      </w:r>
+    </w:p>
+    <w:p/>
+    <w:p>
+      <w:r>
+        <w:drawing>
+          <wp:inline distT="0" distB="0" distL="0" distR="0" wp14:anchorId="176AEE5F" wp14:editId="3CD6B7B5">
+            <wp:extent cx="2628691" cy="2209800"/>
+            <wp:effectExtent l="0" t="0" r="635" b="0"/>
+            <wp:docPr id="949347764" name="Picture 1"/>
+            <wp:cNvGraphicFramePr>
+              <a:graphicFrameLocks xmlns:a="http://schemas.openxmlformats.org/drawingml/2006/main" noChangeAspect="1"/>
+            </wp:cNvGraphicFramePr>
+            <a:graphic xmlns:a="http://schemas.openxmlformats.org/drawingml/2006/main">
+              <a:graphicData uri="http://schemas.openxmlformats.org/drawingml/2006/picture">
+                <pic:pic xmlns:pic="http://schemas.openxmlformats.org/drawingml/2006/picture">
+                  <pic:nvPicPr>
+                    <pic:cNvPr id="949347764" name=""/>
+                    <pic:cNvPicPr/>
+                  </pic:nvPicPr>
+                  <pic:blipFill>
+                    <a:blip r:embed="rId20"/>
+                    <a:stretch>
+                      <a:fillRect/>
+                    </a:stretch>
+                  </pic:blipFill>
+                  <pic:spPr>
+                    <a:xfrm>
+                      <a:off x="0" y="0"/>
+                      <a:ext cx="2632324" cy="2212854"/>
+                    </a:xfrm>
+                    <a:prstGeom prst="rect">
+                      <a:avLst/>
+                    </a:prstGeom>
+                  </pic:spPr>
+                </pic:pic>
+              </a:graphicData>
+            </a:graphic>
+          </wp:inline>
+        </w:drawing>
+      </w:r>
+      <w:r>
+        <w:t xml:space="preserve">   </w:t>
+      </w:r>
+    </w:p>
+    <w:p/>
+    <w:p>
+      <w:r>
+        <w:t>19:57/32:58</w:t>
+      </w:r>
+    </w:p>
+    <w:p>
+      <w:r>
+        <w:t>Ramans 3:21-22b ESV</w:t>
+      </w:r>
+    </w:p>
+    <w:p>
+      <w:r>
+        <w:t>But now the righteousness of God has been manifested apart from the law, although the law and the prophets bear witness to it. The righteousness of God through faith in Jesus Christ for all who believe.</w:t>
+      </w:r>
+    </w:p>
+    <w:p/>
+    <w:p>
+      <w:r>
+        <w:t>The law makes you conscious but not righteous.</w:t>
+      </w:r>
+    </w:p>
+    <w:p>
+      <w:r>
+        <w:t xml:space="preserve">From Christian perspective, </w:t>
+      </w:r>
+      <w:r>
+        <w:t>Judaism (</w:t>
+      </w:r>
+      <w:r>
+        <w:t>猶太教</w:t>
+      </w:r>
+      <w:r>
+        <w:t xml:space="preserve">) </w:t>
+      </w:r>
+      <w:r>
+        <w:t xml:space="preserve"> is incomplete.</w:t>
+      </w:r>
+    </w:p>
+    <w:p/>
+    <w:p>
+      <w:r>
+        <w:drawing>
+          <wp:inline distT="0" distB="0" distL="0" distR="0" wp14:anchorId="5246972E" wp14:editId="62738218">
+            <wp:extent cx="2762249" cy="1963364"/>
+            <wp:effectExtent l="0" t="0" r="635" b="0"/>
+            <wp:docPr id="1966134551" name="Picture 1"/>
+            <wp:cNvGraphicFramePr>
+              <a:graphicFrameLocks xmlns:a="http://schemas.openxmlformats.org/drawingml/2006/main" noChangeAspect="1"/>
+            </wp:cNvGraphicFramePr>
+            <a:graphic xmlns:a="http://schemas.openxmlformats.org/drawingml/2006/main">
+              <a:graphicData uri="http://schemas.openxmlformats.org/drawingml/2006/picture">
+                <pic:pic xmlns:pic="http://schemas.openxmlformats.org/drawingml/2006/picture">
+                  <pic:nvPicPr>
+                    <pic:cNvPr id="1966134551" name=""/>
+                    <pic:cNvPicPr/>
+                  </pic:nvPicPr>
+                  <pic:blipFill>
+                    <a:blip r:embed="rId21"/>
+                    <a:stretch>
+                      <a:fillRect/>
+                    </a:stretch>
+                  </pic:blipFill>
+                  <pic:spPr>
+                    <a:xfrm>
+                      <a:off x="0" y="0"/>
+                      <a:ext cx="2769226" cy="1968323"/>
+                    </a:xfrm>
+                    <a:prstGeom prst="rect">
+                      <a:avLst/>
+                    </a:prstGeom>
+                  </pic:spPr>
+                </pic:pic>
+              </a:graphicData>
+            </a:graphic>
+          </wp:inline>
+        </w:drawing>
+      </w:r>
+    </w:p>
+    <w:p/>
+    <w:p>
+      <w:r>
+        <w:t>21</w:t>
+      </w:r>
+      <w:r>
+        <w:t>:</w:t>
+      </w:r>
+      <w:r>
+        <w:t>12</w:t>
+      </w:r>
+      <w:r>
+        <w:t>/32:58</w:t>
+      </w:r>
+    </w:p>
+    <w:p>
+      <w:r>
+        <w:t xml:space="preserve">Orthodox </w:t>
+      </w:r>
+      <w:r>
+        <w:t xml:space="preserve">Judaism </w:t>
+      </w:r>
+      <w:r>
+        <w:t xml:space="preserve">is a branch </w:t>
+      </w:r>
+      <w:r>
+        <w:t>of</w:t>
+      </w:r>
+      <w:r>
+        <w:t xml:space="preserve"> </w:t>
+      </w:r>
+      <w:r>
+        <w:t>Judaism</w:t>
+      </w:r>
+      <w:r>
+        <w:t>. The fundamental difference lies in religious observance: Orthodox Judaism strictly adheres to literal, unchanging Jewish law (</w:t>
+      </w:r>
+      <w:r>
+        <w:rPr>
+          <w:i/>
+          <w:iCs/>
+        </w:rPr>
+        <w:t>Halakha</w:t>
+      </w:r>
+      <w:r>
+        <w:t>), whereas "Judaism" acts as an umbrella term that includes less traditional, progressive branches (like Reform and Conservative Judaism) which have evolved over time.</w:t>
+      </w:r>
+    </w:p>
+    <w:p>
+      <w:r>
+        <w:lastRenderedPageBreak/>
+        <w:drawing>
+          <wp:inline distT="0" distB="0" distL="0" distR="0" wp14:anchorId="485925B2" wp14:editId="1F07FEA0">
+            <wp:extent cx="4096322" cy="2343477"/>
+            <wp:effectExtent l="0" t="0" r="0" b="0"/>
+            <wp:docPr id="1159555084" name="Picture 1"/>
+            <wp:cNvGraphicFramePr>
+              <a:graphicFrameLocks xmlns:a="http://schemas.openxmlformats.org/drawingml/2006/main" noChangeAspect="1"/>
+            </wp:cNvGraphicFramePr>
+            <a:graphic xmlns:a="http://schemas.openxmlformats.org/drawingml/2006/main">
+              <a:graphicData uri="http://schemas.openxmlformats.org/drawingml/2006/picture">
+                <pic:pic xmlns:pic="http://schemas.openxmlformats.org/drawingml/2006/picture">
+                  <pic:nvPicPr>
+                    <pic:cNvPr id="1159555084" name=""/>
+                    <pic:cNvPicPr/>
+                  </pic:nvPicPr>
+                  <pic:blipFill>
+                    <a:blip r:embed="rId22"/>
+                    <a:stretch>
+                      <a:fillRect/>
+                    </a:stretch>
+                  </pic:blipFill>
+                  <pic:spPr>
+                    <a:xfrm>
+                      <a:off x="0" y="0"/>
+                      <a:ext cx="4096322" cy="2343477"/>
+                    </a:xfrm>
+                    <a:prstGeom prst="rect">
+                      <a:avLst/>
+                    </a:prstGeom>
+                  </pic:spPr>
+                </pic:pic>
+              </a:graphicData>
+            </a:graphic>
+          </wp:inline>
+        </w:drawing>
+      </w:r>
+    </w:p>
+    <w:p/>
+    <w:p/>
+    <w:p>
+      <w:r>
         <w:t>************</w:t>
       </w:r>
     </w:p>
@@ -994,7 +1593,7 @@
       </w:r>
     </w:p>
     <w:p>
-      <w:hyperlink r:id="rId20" w:history="1">
+      <w:hyperlink r:id="rId23" w:history="1">
         <w:r>
           <w:rPr>
             <w:rStyle w:val="Hyperlink"/>
@@ -1004,7 +1603,7 @@
       </w:hyperlink>
     </w:p>
     <w:p>
-      <w:hyperlink r:id="rId21" w:history="1">
+      <w:hyperlink r:id="rId24" w:history="1">
         <w:r>
           <w:rPr>
             <w:rStyle w:val="Hyperlink"/>
@@ -1050,7 +1649,7 @@
     </w:p>
     <w:p/>
     <w:sectPr>
-      <w:footerReference w:type="default" r:id="rId22"/>
+      <w:footerReference w:type="default" r:id="rId25"/>
       <w:pgSz w:w="12240" w:h="15840"/>
       <w:pgMar w:top="1440" w:right="1440" w:bottom="1530" w:left="1440" w:header="0" w:footer="720" w:gutter="0"/>
       <w:cols w:space="720"/>
@@ -5900,7 +6499,6 @@
   <w:style w:type="character" w:default="1" w:styleId="DefaultParagraphFont">
     <w:name w:val="Default Paragraph Font"/>
     <w:uiPriority w:val="1"/>
-    <w:semiHidden/>
     <w:unhideWhenUsed/>
   </w:style>
   <w:style w:type="table" w:default="1" w:styleId="TableNormal">

--- a/Church/2026/2026_0704_MenloChurch.docx
+++ b/Church/2026/2026_0704_MenloChurch.docx
@@ -1522,9 +1522,282 @@
         <w:t>), whereas "Judaism" acts as an umbrella term that includes less traditional, progressive branches (like Reform and Conservative Judaism) which have evolved over time.</w:t>
       </w:r>
     </w:p>
-    <w:p>
-      <w:r>
+    <w:p/>
+    <w:p>
+      <w:r>
+        <w:t xml:space="preserve">Below diagram exploring Modern Jewish Expression: A Spectrum </w:t>
+      </w:r>
+    </w:p>
+    <w:p>
+      <w:r>
+        <w:t>The diagram moves from left (least traditionally observant, focusing on culture) to right (most traditionally observant, focusing on strict law).</w:t>
+      </w:r>
+    </w:p>
+    <w:p>
+      <w:pPr>
+        <w:rPr>
+          <w:b/>
+          <w:bCs/>
+        </w:rPr>
+      </w:pPr>
+      <w:r>
+        <w:rPr>
+          <w:b/>
+          <w:bCs/>
+        </w:rPr>
         <w:lastRenderedPageBreak/>
+        <w:t>1. Cultural Judaism</w:t>
+      </w:r>
+    </w:p>
+    <w:p>
+      <w:pPr>
+        <w:numPr>
+          <w:ilvl w:val="0"/>
+          <w:numId w:val="29"/>
+        </w:numPr>
+      </w:pPr>
+      <w:r>
+        <w:rPr>
+          <w:b/>
+          <w:bCs/>
+        </w:rPr>
+        <w:t>Core Focus:</w:t>
+      </w:r>
+      <w:r>
+        <w:t xml:space="preserve"> Secular &amp; Ethnic Identity</w:t>
+      </w:r>
+    </w:p>
+    <w:p>
+      <w:pPr>
+        <w:numPr>
+          <w:ilvl w:val="0"/>
+          <w:numId w:val="29"/>
+        </w:numPr>
+      </w:pPr>
+      <w:r>
+        <w:rPr>
+          <w:b/>
+          <w:bCs/>
+        </w:rPr>
+        <w:t>Meaning:</w:t>
+      </w:r>
+      <w:r>
+        <w:t xml:space="preserve"> Emphasizes Jewish history, heritage, food, and family traditions without a focus on religious law or belief in God.</w:t>
+      </w:r>
+    </w:p>
+    <w:p>
+      <w:pPr>
+        <w:rPr>
+          <w:b/>
+          <w:bCs/>
+        </w:rPr>
+      </w:pPr>
+      <w:r>
+        <w:rPr>
+          <w:b/>
+          <w:bCs/>
+        </w:rPr>
+        <w:t>2. Reconstructionist &amp; Progressive</w:t>
+      </w:r>
+    </w:p>
+    <w:p>
+      <w:pPr>
+        <w:numPr>
+          <w:ilvl w:val="0"/>
+          <w:numId w:val="30"/>
+        </w:numPr>
+      </w:pPr>
+      <w:r>
+        <w:rPr>
+          <w:b/>
+          <w:bCs/>
+        </w:rPr>
+        <w:t>Core Focus:</w:t>
+      </w:r>
+      <w:r>
+        <w:t xml:space="preserve"> Evolving Civilization</w:t>
+      </w:r>
+    </w:p>
+    <w:p>
+      <w:pPr>
+        <w:numPr>
+          <w:ilvl w:val="0"/>
+          <w:numId w:val="30"/>
+        </w:numPr>
+      </w:pPr>
+      <w:r>
+        <w:rPr>
+          <w:b/>
+          <w:bCs/>
+        </w:rPr>
+        <w:t>Meaning:</w:t>
+      </w:r>
+      <w:r>
+        <w:t xml:space="preserve"> Views Judaism as an evolving religious civilization where traditions must be continually adapted to reflect modern values.</w:t>
+      </w:r>
+    </w:p>
+    <w:p>
+      <w:pPr>
+        <w:rPr>
+          <w:b/>
+          <w:bCs/>
+        </w:rPr>
+      </w:pPr>
+      <w:r>
+        <w:rPr>
+          <w:b/>
+          <w:bCs/>
+        </w:rPr>
+        <w:t>3. Reform Judaism</w:t>
+      </w:r>
+    </w:p>
+    <w:p>
+      <w:pPr>
+        <w:numPr>
+          <w:ilvl w:val="0"/>
+          <w:numId w:val="31"/>
+        </w:numPr>
+      </w:pPr>
+      <w:r>
+        <w:rPr>
+          <w:b/>
+          <w:bCs/>
+        </w:rPr>
+        <w:t>Core Focus:</w:t>
+      </w:r>
+      <w:r>
+        <w:t xml:space="preserve"> Personal Choice &amp; Inclusion</w:t>
+      </w:r>
+    </w:p>
+    <w:p>
+      <w:pPr>
+        <w:numPr>
+          <w:ilvl w:val="0"/>
+          <w:numId w:val="31"/>
+        </w:numPr>
+      </w:pPr>
+      <w:r>
+        <w:rPr>
+          <w:b/>
+          <w:bCs/>
+        </w:rPr>
+        <w:t>Meaning:</w:t>
+      </w:r>
+      <w:r>
+        <w:t xml:space="preserve"> Places individual autonomy and social justice at the center, treating traditional religious mandates as optional personal choices.</w:t>
+      </w:r>
+    </w:p>
+    <w:p>
+      <w:pPr>
+        <w:rPr>
+          <w:b/>
+          <w:bCs/>
+        </w:rPr>
+      </w:pPr>
+      <w:r>
+        <w:rPr>
+          <w:b/>
+          <w:bCs/>
+        </w:rPr>
+        <w:t>4. Conservative Judaism</w:t>
+      </w:r>
+    </w:p>
+    <w:p>
+      <w:pPr>
+        <w:numPr>
+          <w:ilvl w:val="0"/>
+          <w:numId w:val="32"/>
+        </w:numPr>
+      </w:pPr>
+      <w:r>
+        <w:rPr>
+          <w:b/>
+          <w:bCs/>
+        </w:rPr>
+        <w:t>Core Focus:</w:t>
+      </w:r>
+      <w:r>
+        <w:t xml:space="preserve"> Tradition &amp; Change</w:t>
+      </w:r>
+    </w:p>
+    <w:p>
+      <w:pPr>
+        <w:numPr>
+          <w:ilvl w:val="0"/>
+          <w:numId w:val="32"/>
+        </w:numPr>
+      </w:pPr>
+      <w:r>
+        <w:rPr>
+          <w:b/>
+          <w:bCs/>
+        </w:rPr>
+        <w:t>Meaning:</w:t>
+      </w:r>
+      <w:r>
+        <w:t xml:space="preserve"> Balances a commitment to traditional Jewish law (Halakha) with a willingness to modify practices to fit modern historical realities.</w:t>
+      </w:r>
+    </w:p>
+    <w:p>
+      <w:pPr>
+        <w:rPr>
+          <w:b/>
+          <w:bCs/>
+        </w:rPr>
+      </w:pPr>
+      <w:r>
+        <w:rPr>
+          <w:b/>
+          <w:bCs/>
+        </w:rPr>
+        <w:t>5. Orthodox Judaism</w:t>
+      </w:r>
+    </w:p>
+    <w:p>
+      <w:pPr>
+        <w:numPr>
+          <w:ilvl w:val="0"/>
+          <w:numId w:val="33"/>
+        </w:numPr>
+      </w:pPr>
+      <w:r>
+        <w:rPr>
+          <w:b/>
+          <w:bCs/>
+        </w:rPr>
+        <w:t>Core Focus:</w:t>
+      </w:r>
+      <w:r>
+        <w:t xml:space="preserve"> Traditional Observance</w:t>
+      </w:r>
+    </w:p>
+    <w:p>
+      <w:pPr>
+        <w:numPr>
+          <w:ilvl w:val="0"/>
+          <w:numId w:val="33"/>
+        </w:numPr>
+      </w:pPr>
+      <w:r>
+        <w:rPr>
+          <w:b/>
+          <w:bCs/>
+        </w:rPr>
+        <w:t>Meaning:</w:t>
+      </w:r>
+      <w:r>
+        <w:t xml:space="preserve"> Maintains strict, uncompromising adherence to traditional law, viewing the Torah as divine and unchangeable.</w:t>
+      </w:r>
+    </w:p>
+    <w:p/>
+    <w:p>
+      <w:r>
+        <w:t>We will see Judaism more later.</w:t>
+      </w:r>
+    </w:p>
+    <w:p/>
+    <w:p>
+      <w:r>
         <w:drawing>
           <wp:inline distT="0" distB="0" distL="0" distR="0" wp14:anchorId="485925B2" wp14:editId="1F07FEA0">
             <wp:extent cx="4096322" cy="2343477"/>
@@ -1563,9 +1836,526 @@
       </w:r>
     </w:p>
     <w:p/>
+    <w:p>
+      <w:r>
+        <w:t>22:16/</w:t>
+      </w:r>
+      <w:r>
+        <w:t>32:58</w:t>
+      </w:r>
+    </w:p>
     <w:p/>
     <w:p>
       <w:r>
+        <w:t>Below</w:t>
+      </w:r>
+      <w:r>
+        <w:t xml:space="preserve"> Venn diagram illustrate</w:t>
+      </w:r>
+      <w:r>
+        <w:t>s</w:t>
+      </w:r>
+      <w:r>
+        <w:t xml:space="preserve"> that Jewish identity is not just a religion, but a unique intersection of three distinct pillars: </w:t>
+      </w:r>
+      <w:r>
+        <w:rPr>
+          <w:b/>
+          <w:bCs/>
+        </w:rPr>
+        <w:t>People</w:t>
+      </w:r>
+      <w:r>
+        <w:t xml:space="preserve">, </w:t>
+      </w:r>
+      <w:r>
+        <w:rPr>
+          <w:b/>
+          <w:bCs/>
+        </w:rPr>
+        <w:t>Nation</w:t>
+      </w:r>
+      <w:r>
+        <w:t xml:space="preserve">, and </w:t>
+      </w:r>
+      <w:r>
+        <w:rPr>
+          <w:b/>
+          <w:bCs/>
+        </w:rPr>
+        <w:t>Faith</w:t>
+      </w:r>
+      <w:r>
+        <w:t>.</w:t>
+      </w:r>
+    </w:p>
+    <w:p>
+      <w:pPr>
+        <w:rPr>
+          <w:b/>
+          <w:bCs/>
+        </w:rPr>
+      </w:pPr>
+      <w:r>
+        <w:rPr>
+          <w:b/>
+          <w:bCs/>
+        </w:rPr>
+        <w:t>Breaking Down the Three Pillars</w:t>
+      </w:r>
+    </w:p>
+    <w:p>
+      <w:pPr>
+        <w:numPr>
+          <w:ilvl w:val="0"/>
+          <w:numId w:val="34"/>
+        </w:numPr>
+      </w:pPr>
+      <w:r>
+        <w:rPr>
+          <w:b/>
+          <w:bCs/>
+        </w:rPr>
+        <w:t>People:</w:t>
+      </w:r>
+      <w:r>
+        <w:t xml:space="preserve"> Defined by ancestry, heritage, and a shared historical story. This is why a person can identify strongly as Jewish through family line and cultural history, even if they do not practice the religion.</w:t>
+      </w:r>
+    </w:p>
+    <w:p>
+      <w:pPr>
+        <w:numPr>
+          <w:ilvl w:val="0"/>
+          <w:numId w:val="34"/>
+        </w:numPr>
+      </w:pPr>
+      <w:r>
+        <w:rPr>
+          <w:b/>
+          <w:bCs/>
+        </w:rPr>
+        <w:lastRenderedPageBreak/>
+        <w:t>Nation:</w:t>
+      </w:r>
+      <w:r>
+        <w:t xml:space="preserve"> Defined by Israel, peoplehood, land, and a sense of collective global belonging. This reflects the historical concept of Jews as an interconnected global community or civilization tied to a specific ancestral homeland.</w:t>
+      </w:r>
+    </w:p>
+    <w:p>
+      <w:pPr>
+        <w:numPr>
+          <w:ilvl w:val="0"/>
+          <w:numId w:val="34"/>
+        </w:numPr>
+      </w:pPr>
+      <w:r>
+        <w:rPr>
+          <w:b/>
+          <w:bCs/>
+        </w:rPr>
+        <w:t>Faith:</w:t>
+      </w:r>
+      <w:r>
+        <w:t xml:space="preserve"> Defined by the Torah, the covenant with God, worship, and ritual practice. This represents the theological and religious framework of Judaism.</w:t>
+      </w:r>
+    </w:p>
+    <w:p/>
+    <w:p>
+      <w:pPr>
+        <w:rPr>
+          <w:b/>
+          <w:bCs/>
+        </w:rPr>
+      </w:pPr>
+      <w:r>
+        <w:rPr>
+          <w:b/>
+          <w:bCs/>
+        </w:rPr>
+        <w:t>Connecting This to the Previous Spectrum</w:t>
+      </w:r>
+    </w:p>
+    <w:p>
+      <w:r>
+        <w:t xml:space="preserve">This diagram explains </w:t>
+      </w:r>
+      <w:r>
+        <w:rPr>
+          <w:i/>
+          <w:iCs/>
+        </w:rPr>
+        <w:t>why</w:t>
+      </w:r>
+      <w:r>
+        <w:t xml:space="preserve"> the spectrum from your previous image exists. Different groups emphasize different overlapping sections of these three circles:</w:t>
+      </w:r>
+    </w:p>
+    <w:p>
+      <w:pPr>
+        <w:numPr>
+          <w:ilvl w:val="0"/>
+          <w:numId w:val="35"/>
+        </w:numPr>
+      </w:pPr>
+      <w:r>
+        <w:rPr>
+          <w:b/>
+          <w:bCs/>
+        </w:rPr>
+        <w:t>Orthodox Judaism</w:t>
+      </w:r>
+      <w:r>
+        <w:t xml:space="preserve"> firmly binds all three circles together, but places </w:t>
+      </w:r>
+      <w:r>
+        <w:rPr>
+          <w:b/>
+          <w:bCs/>
+        </w:rPr>
+        <w:t>Faith</w:t>
+      </w:r>
+      <w:r>
+        <w:t xml:space="preserve"> (Torah and divine covenant) as the essential, non-negotiable anchor that holds the People and Nation together.</w:t>
+      </w:r>
+    </w:p>
+    <w:p>
+      <w:pPr>
+        <w:numPr>
+          <w:ilvl w:val="0"/>
+          <w:numId w:val="35"/>
+        </w:numPr>
+      </w:pPr>
+      <w:r>
+        <w:rPr>
+          <w:b/>
+          <w:bCs/>
+        </w:rPr>
+        <w:t>Cultural Judaism</w:t>
+      </w:r>
+      <w:r>
+        <w:t xml:space="preserve"> occupies the overlap between </w:t>
+      </w:r>
+      <w:r>
+        <w:rPr>
+          <w:b/>
+          <w:bCs/>
+        </w:rPr>
+        <w:t>People</w:t>
+      </w:r>
+      <w:r>
+        <w:t xml:space="preserve"> and </w:t>
+      </w:r>
+      <w:r>
+        <w:rPr>
+          <w:b/>
+          <w:bCs/>
+        </w:rPr>
+        <w:t>Nation</w:t>
+      </w:r>
+      <w:r>
+        <w:t xml:space="preserve">, entirely bypassing the </w:t>
+      </w:r>
+      <w:r>
+        <w:rPr>
+          <w:b/>
+          <w:bCs/>
+        </w:rPr>
+        <w:t>Faith</w:t>
+      </w:r>
+      <w:r>
+        <w:t xml:space="preserve"> circle.</w:t>
+      </w:r>
+    </w:p>
+    <w:p/>
+    <w:p>
+      <w:r>
+        <w:t>The Jewish identify has several groups intersect.</w:t>
+      </w:r>
+      <w:r>
+        <w:t xml:space="preserve"> Not every Jewish people are Israel.</w:t>
+      </w:r>
+    </w:p>
+    <w:p>
+      <w:r>
+        <w:t>Are Jewish saved? Are they going to heaven?</w:t>
+      </w:r>
+      <w:r>
+        <w:t xml:space="preserve"> That is God job to identify you can go to heaven or not.</w:t>
+      </w:r>
+      <w:r>
+        <w:t xml:space="preserve"> </w:t>
+      </w:r>
+    </w:p>
+    <w:p/>
+    <w:p>
+      <w:r>
+        <w:drawing>
+          <wp:inline distT="0" distB="0" distL="0" distR="0" wp14:anchorId="57F3B628" wp14:editId="2B8B977C">
+            <wp:extent cx="3006682" cy="3133725"/>
+            <wp:effectExtent l="0" t="0" r="3810" b="0"/>
+            <wp:docPr id="1875029228" name="Picture 1"/>
+            <wp:cNvGraphicFramePr>
+              <a:graphicFrameLocks xmlns:a="http://schemas.openxmlformats.org/drawingml/2006/main" noChangeAspect="1"/>
+            </wp:cNvGraphicFramePr>
+            <a:graphic xmlns:a="http://schemas.openxmlformats.org/drawingml/2006/main">
+              <a:graphicData uri="http://schemas.openxmlformats.org/drawingml/2006/picture">
+                <pic:pic xmlns:pic="http://schemas.openxmlformats.org/drawingml/2006/picture">
+                  <pic:nvPicPr>
+                    <pic:cNvPr id="1875029228" name=""/>
+                    <pic:cNvPicPr/>
+                  </pic:nvPicPr>
+                  <pic:blipFill>
+                    <a:blip r:embed="rId23"/>
+                    <a:stretch>
+                      <a:fillRect/>
+                    </a:stretch>
+                  </pic:blipFill>
+                  <pic:spPr>
+                    <a:xfrm>
+                      <a:off x="0" y="0"/>
+                      <a:ext cx="3009076" cy="3136221"/>
+                    </a:xfrm>
+                    <a:prstGeom prst="rect">
+                      <a:avLst/>
+                    </a:prstGeom>
+                  </pic:spPr>
+                </pic:pic>
+              </a:graphicData>
+            </a:graphic>
+          </wp:inline>
+        </w:drawing>
+      </w:r>
+    </w:p>
+    <w:p/>
+    <w:p/>
+    <w:p>
+      <w:r>
+        <w:t>2</w:t>
+      </w:r>
+      <w:r>
+        <w:t>4</w:t>
+      </w:r>
+      <w:r>
+        <w:t>:</w:t>
+      </w:r>
+      <w:r>
+        <w:t>59</w:t>
+      </w:r>
+      <w:r>
+        <w:t>/32:58</w:t>
+      </w:r>
+    </w:p>
+    <w:p>
+      <w:r>
+        <w:t>Jesus gave us a message:</w:t>
+      </w:r>
+      <w:r>
+        <w:t xml:space="preserve"> By Grace through faith in Christ.</w:t>
+      </w:r>
+      <w:r>
+        <w:t xml:space="preserve"> Not earned, but given. Trusting in Jesus, whom die and rose again to reconcile</w:t>
+      </w:r>
+      <w:r>
+        <w:t xml:space="preserve"> (</w:t>
+      </w:r>
+      <w:r>
+        <w:rPr>
+          <w:rFonts w:hint="eastAsia"/>
+        </w:rPr>
+        <w:t>調和</w:t>
+      </w:r>
+      <w:r>
+        <w:t>)</w:t>
+      </w:r>
+      <w:r>
+        <w:t xml:space="preserve"> us to God.</w:t>
+      </w:r>
+    </w:p>
+    <w:p/>
+    <w:p>
+      <w:r>
+        <w:t>If you want to follow the law, go ahead for the thermometer</w:t>
+      </w:r>
+      <w:r>
+        <w:t xml:space="preserve"> and good luck.</w:t>
+      </w:r>
+    </w:p>
+    <w:p>
+      <w:r>
+        <w:t>In Jesus, we do the thermostat.</w:t>
+      </w:r>
+      <w:r>
+        <w:t xml:space="preserve"> We can go through the </w:t>
+      </w:r>
+      <w:r>
+        <w:t>faith</w:t>
+      </w:r>
+      <w:r>
+        <w:t xml:space="preserve"> of Jesus.</w:t>
+      </w:r>
+    </w:p>
+    <w:p>
+      <w:r>
+        <w:t>Judaism is the foundation</w:t>
+      </w:r>
+      <w:r>
+        <w:t>, thermometer</w:t>
+      </w:r>
+      <w:r>
+        <w:t>.</w:t>
+      </w:r>
+      <w:r>
+        <w:t xml:space="preserve"> Jesus goes another way, the thermostat.</w:t>
+      </w:r>
+    </w:p>
+    <w:p/>
+    <w:p>
+      <w:r>
+        <w:lastRenderedPageBreak/>
+        <w:drawing>
+          <wp:inline distT="0" distB="0" distL="0" distR="0" wp14:anchorId="25485F7C" wp14:editId="79EDC2BC">
+            <wp:extent cx="3249930" cy="3196302"/>
+            <wp:effectExtent l="0" t="0" r="7620" b="4445"/>
+            <wp:docPr id="153020574" name="Picture 1"/>
+            <wp:cNvGraphicFramePr>
+              <a:graphicFrameLocks xmlns:a="http://schemas.openxmlformats.org/drawingml/2006/main" noChangeAspect="1"/>
+            </wp:cNvGraphicFramePr>
+            <a:graphic xmlns:a="http://schemas.openxmlformats.org/drawingml/2006/main">
+              <a:graphicData uri="http://schemas.openxmlformats.org/drawingml/2006/picture">
+                <pic:pic xmlns:pic="http://schemas.openxmlformats.org/drawingml/2006/picture">
+                  <pic:nvPicPr>
+                    <pic:cNvPr id="153020574" name=""/>
+                    <pic:cNvPicPr/>
+                  </pic:nvPicPr>
+                  <pic:blipFill>
+                    <a:blip r:embed="rId24"/>
+                    <a:stretch>
+                      <a:fillRect/>
+                    </a:stretch>
+                  </pic:blipFill>
+                  <pic:spPr>
+                    <a:xfrm>
+                      <a:off x="0" y="0"/>
+                      <a:ext cx="3261651" cy="3207829"/>
+                    </a:xfrm>
+                    <a:prstGeom prst="rect">
+                      <a:avLst/>
+                    </a:prstGeom>
+                  </pic:spPr>
+                </pic:pic>
+              </a:graphicData>
+            </a:graphic>
+          </wp:inline>
+        </w:drawing>
+      </w:r>
+    </w:p>
+    <w:p/>
+    <w:p>
+      <w:r>
+        <w:t>2</w:t>
+      </w:r>
+      <w:r>
+        <w:t>8</w:t>
+      </w:r>
+      <w:r>
+        <w:t>:</w:t>
+      </w:r>
+      <w:r>
+        <w:t>15</w:t>
+      </w:r>
+      <w:r>
+        <w:t>/32:58</w:t>
+      </w:r>
+    </w:p>
+    <w:p>
+      <w:r>
+        <w:t>We talk to Jewish friends with three points</w:t>
+      </w:r>
+      <w:r>
+        <w:t xml:space="preserve">. Jewish has been </w:t>
+      </w:r>
+      <w:r>
+        <w:t>misunderstood</w:t>
+      </w:r>
+      <w:r>
+        <w:t xml:space="preserve"> and mischaracterized.</w:t>
+      </w:r>
+    </w:p>
+    <w:p>
+      <w:r>
+        <w:t>Christian has done a lot of damages to Jewish in history.</w:t>
+      </w:r>
+    </w:p>
+    <w:p>
+      <w:r>
+        <w:t>1. Lead with gratitude</w:t>
+      </w:r>
+      <w:r>
+        <w:t xml:space="preserve">: Jewish has rules for </w:t>
+      </w:r>
+      <w:r>
+        <w:t>thousands of</w:t>
+      </w:r>
+      <w:r>
+        <w:t xml:space="preserve"> years.</w:t>
+      </w:r>
+      <w:r>
+        <w:t xml:space="preserve"> We learned a lot from them.</w:t>
+      </w:r>
+    </w:p>
+    <w:p>
+      <w:r>
+        <w:t>2. Thank them for their faith legacy</w:t>
+      </w:r>
+    </w:p>
+    <w:p>
+      <w:r>
+        <w:t>3. Ask genuine questions</w:t>
+      </w:r>
+    </w:p>
+    <w:p/>
+    <w:p>
+      <w:r>
+        <w:drawing>
+          <wp:inline distT="0" distB="0" distL="0" distR="0" wp14:anchorId="13D5A09D" wp14:editId="057F544C">
+            <wp:extent cx="2848373" cy="1781424"/>
+            <wp:effectExtent l="0" t="0" r="9525" b="9525"/>
+            <wp:docPr id="909840052" name="Picture 1"/>
+            <wp:cNvGraphicFramePr>
+              <a:graphicFrameLocks xmlns:a="http://schemas.openxmlformats.org/drawingml/2006/main" noChangeAspect="1"/>
+            </wp:cNvGraphicFramePr>
+            <a:graphic xmlns:a="http://schemas.openxmlformats.org/drawingml/2006/main">
+              <a:graphicData uri="http://schemas.openxmlformats.org/drawingml/2006/picture">
+                <pic:pic xmlns:pic="http://schemas.openxmlformats.org/drawingml/2006/picture">
+                  <pic:nvPicPr>
+                    <pic:cNvPr id="909840052" name=""/>
+                    <pic:cNvPicPr/>
+                  </pic:nvPicPr>
+                  <pic:blipFill>
+                    <a:blip r:embed="rId25"/>
+                    <a:stretch>
+                      <a:fillRect/>
+                    </a:stretch>
+                  </pic:blipFill>
+                  <pic:spPr>
+                    <a:xfrm>
+                      <a:off x="0" y="0"/>
+                      <a:ext cx="2848373" cy="1781424"/>
+                    </a:xfrm>
+                    <a:prstGeom prst="rect">
+                      <a:avLst/>
+                    </a:prstGeom>
+                  </pic:spPr>
+                </pic:pic>
+              </a:graphicData>
+            </a:graphic>
+          </wp:inline>
+        </w:drawing>
+      </w:r>
+    </w:p>
+    <w:p/>
+    <w:p>
+      <w:r>
         <w:t>************</w:t>
       </w:r>
     </w:p>
@@ -1593,7 +2383,7 @@
       </w:r>
     </w:p>
     <w:p>
-      <w:hyperlink r:id="rId23" w:history="1">
+      <w:hyperlink r:id="rId26" w:history="1">
         <w:r>
           <w:rPr>
             <w:rStyle w:val="Hyperlink"/>
@@ -1603,7 +2393,7 @@
       </w:hyperlink>
     </w:p>
     <w:p>
-      <w:hyperlink r:id="rId24" w:history="1">
+      <w:hyperlink r:id="rId27" w:history="1">
         <w:r>
           <w:rPr>
             <w:rStyle w:val="Hyperlink"/>
@@ -1649,7 +2439,7 @@
     </w:p>
     <w:p/>
     <w:sectPr>
-      <w:footerReference w:type="default" r:id="rId25"/>
+      <w:footerReference w:type="default" r:id="rId28"/>
       <w:pgSz w:w="12240" w:h="15840"/>
       <w:pgMar w:top="1440" w:right="1440" w:bottom="1530" w:left="1440" w:header="0" w:footer="720" w:gutter="0"/>
       <w:cols w:space="720"/>
@@ -2014,6 +2804,155 @@
     </w:lvl>
   </w:abstractNum>
   <w:abstractNum w:abstractNumId="2" w15:restartNumberingAfterBreak="0">
+    <w:nsid w:val="02953ACC"/>
+    <w:multiLevelType w:val="multilevel"/>
+    <w:tmpl w:val="A644FFA0"/>
+    <w:lvl w:ilvl="0">
+      <w:start w:val="1"/>
+      <w:numFmt w:val="bullet"/>
+      <w:lvlText w:val=""/>
+      <w:lvlJc w:val="left"/>
+      <w:pPr>
+        <w:tabs>
+          <w:tab w:val="num" w:pos="720"/>
+        </w:tabs>
+        <w:ind w:left="720" w:hanging="360"/>
+      </w:pPr>
+      <w:rPr>
+        <w:rFonts w:ascii="Symbol" w:hAnsi="Symbol" w:hint="default"/>
+        <w:sz w:val="20"/>
+      </w:rPr>
+    </w:lvl>
+    <w:lvl w:ilvl="1" w:tentative="1">
+      <w:start w:val="1"/>
+      <w:numFmt w:val="bullet"/>
+      <w:lvlText w:val="o"/>
+      <w:lvlJc w:val="left"/>
+      <w:pPr>
+        <w:tabs>
+          <w:tab w:val="num" w:pos="1440"/>
+        </w:tabs>
+        <w:ind w:left="1440" w:hanging="360"/>
+      </w:pPr>
+      <w:rPr>
+        <w:rFonts w:ascii="Courier New" w:hAnsi="Courier New" w:hint="default"/>
+        <w:sz w:val="20"/>
+      </w:rPr>
+    </w:lvl>
+    <w:lvl w:ilvl="2" w:tentative="1">
+      <w:start w:val="1"/>
+      <w:numFmt w:val="bullet"/>
+      <w:lvlText w:val=""/>
+      <w:lvlJc w:val="left"/>
+      <w:pPr>
+        <w:tabs>
+          <w:tab w:val="num" w:pos="2160"/>
+        </w:tabs>
+        <w:ind w:left="2160" w:hanging="360"/>
+      </w:pPr>
+      <w:rPr>
+        <w:rFonts w:ascii="Wingdings" w:hAnsi="Wingdings" w:hint="default"/>
+        <w:sz w:val="20"/>
+      </w:rPr>
+    </w:lvl>
+    <w:lvl w:ilvl="3" w:tentative="1">
+      <w:start w:val="1"/>
+      <w:numFmt w:val="bullet"/>
+      <w:lvlText w:val=""/>
+      <w:lvlJc w:val="left"/>
+      <w:pPr>
+        <w:tabs>
+          <w:tab w:val="num" w:pos="2880"/>
+        </w:tabs>
+        <w:ind w:left="2880" w:hanging="360"/>
+      </w:pPr>
+      <w:rPr>
+        <w:rFonts w:ascii="Wingdings" w:hAnsi="Wingdings" w:hint="default"/>
+        <w:sz w:val="20"/>
+      </w:rPr>
+    </w:lvl>
+    <w:lvl w:ilvl="4" w:tentative="1">
+      <w:start w:val="1"/>
+      <w:numFmt w:val="bullet"/>
+      <w:lvlText w:val=""/>
+      <w:lvlJc w:val="left"/>
+      <w:pPr>
+        <w:tabs>
+          <w:tab w:val="num" w:pos="3600"/>
+        </w:tabs>
+        <w:ind w:left="3600" w:hanging="360"/>
+      </w:pPr>
+      <w:rPr>
+        <w:rFonts w:ascii="Wingdings" w:hAnsi="Wingdings" w:hint="default"/>
+        <w:sz w:val="20"/>
+      </w:rPr>
+    </w:lvl>
+    <w:lvl w:ilvl="5" w:tentative="1">
+      <w:start w:val="1"/>
+      <w:numFmt w:val="bullet"/>
+      <w:lvlText w:val=""/>
+      <w:lvlJc w:val="left"/>
+      <w:pPr>
+        <w:tabs>
+          <w:tab w:val="num" w:pos="4320"/>
+        </w:tabs>
+        <w:ind w:left="4320" w:hanging="360"/>
+      </w:pPr>
+      <w:rPr>
+        <w:rFonts w:ascii="Wingdings" w:hAnsi="Wingdings" w:hint="default"/>
+        <w:sz w:val="20"/>
+      </w:rPr>
+    </w:lvl>
+    <w:lvl w:ilvl="6" w:tentative="1">
+      <w:start w:val="1"/>
+      <w:numFmt w:val="bullet"/>
+      <w:lvlText w:val=""/>
+      <w:lvlJc w:val="left"/>
+      <w:pPr>
+        <w:tabs>
+          <w:tab w:val="num" w:pos="5040"/>
+        </w:tabs>
+        <w:ind w:left="5040" w:hanging="360"/>
+      </w:pPr>
+      <w:rPr>
+        <w:rFonts w:ascii="Wingdings" w:hAnsi="Wingdings" w:hint="default"/>
+        <w:sz w:val="20"/>
+      </w:rPr>
+    </w:lvl>
+    <w:lvl w:ilvl="7" w:tentative="1">
+      <w:start w:val="1"/>
+      <w:numFmt w:val="bullet"/>
+      <w:lvlText w:val=""/>
+      <w:lvlJc w:val="left"/>
+      <w:pPr>
+        <w:tabs>
+          <w:tab w:val="num" w:pos="5760"/>
+        </w:tabs>
+        <w:ind w:left="5760" w:hanging="360"/>
+      </w:pPr>
+      <w:rPr>
+        <w:rFonts w:ascii="Wingdings" w:hAnsi="Wingdings" w:hint="default"/>
+        <w:sz w:val="20"/>
+      </w:rPr>
+    </w:lvl>
+    <w:lvl w:ilvl="8" w:tentative="1">
+      <w:start w:val="1"/>
+      <w:numFmt w:val="bullet"/>
+      <w:lvlText w:val=""/>
+      <w:lvlJc w:val="left"/>
+      <w:pPr>
+        <w:tabs>
+          <w:tab w:val="num" w:pos="6480"/>
+        </w:tabs>
+        <w:ind w:left="6480" w:hanging="360"/>
+      </w:pPr>
+      <w:rPr>
+        <w:rFonts w:ascii="Wingdings" w:hAnsi="Wingdings" w:hint="default"/>
+        <w:sz w:val="20"/>
+      </w:rPr>
+    </w:lvl>
+  </w:abstractNum>
+  <w:abstractNum w:abstractNumId="3" w15:restartNumberingAfterBreak="0">
     <w:nsid w:val="08B0671A"/>
     <w:multiLevelType w:val="multilevel"/>
     <w:tmpl w:val="1AF4679C"/>
@@ -2162,7 +3101,305 @@
       </w:rPr>
     </w:lvl>
   </w:abstractNum>
-  <w:abstractNum w:abstractNumId="3" w15:restartNumberingAfterBreak="0">
+  <w:abstractNum w:abstractNumId="4" w15:restartNumberingAfterBreak="0">
+    <w:nsid w:val="08C774BB"/>
+    <w:multiLevelType w:val="multilevel"/>
+    <w:tmpl w:val="E5F6B17A"/>
+    <w:lvl w:ilvl="0">
+      <w:start w:val="1"/>
+      <w:numFmt w:val="bullet"/>
+      <w:lvlText w:val=""/>
+      <w:lvlJc w:val="left"/>
+      <w:pPr>
+        <w:tabs>
+          <w:tab w:val="num" w:pos="720"/>
+        </w:tabs>
+        <w:ind w:left="720" w:hanging="360"/>
+      </w:pPr>
+      <w:rPr>
+        <w:rFonts w:ascii="Symbol" w:hAnsi="Symbol" w:hint="default"/>
+        <w:sz w:val="20"/>
+      </w:rPr>
+    </w:lvl>
+    <w:lvl w:ilvl="1" w:tentative="1">
+      <w:start w:val="1"/>
+      <w:numFmt w:val="bullet"/>
+      <w:lvlText w:val="o"/>
+      <w:lvlJc w:val="left"/>
+      <w:pPr>
+        <w:tabs>
+          <w:tab w:val="num" w:pos="1440"/>
+        </w:tabs>
+        <w:ind w:left="1440" w:hanging="360"/>
+      </w:pPr>
+      <w:rPr>
+        <w:rFonts w:ascii="Courier New" w:hAnsi="Courier New" w:hint="default"/>
+        <w:sz w:val="20"/>
+      </w:rPr>
+    </w:lvl>
+    <w:lvl w:ilvl="2" w:tentative="1">
+      <w:start w:val="1"/>
+      <w:numFmt w:val="bullet"/>
+      <w:lvlText w:val=""/>
+      <w:lvlJc w:val="left"/>
+      <w:pPr>
+        <w:tabs>
+          <w:tab w:val="num" w:pos="2160"/>
+        </w:tabs>
+        <w:ind w:left="2160" w:hanging="360"/>
+      </w:pPr>
+      <w:rPr>
+        <w:rFonts w:ascii="Wingdings" w:hAnsi="Wingdings" w:hint="default"/>
+        <w:sz w:val="20"/>
+      </w:rPr>
+    </w:lvl>
+    <w:lvl w:ilvl="3" w:tentative="1">
+      <w:start w:val="1"/>
+      <w:numFmt w:val="bullet"/>
+      <w:lvlText w:val=""/>
+      <w:lvlJc w:val="left"/>
+      <w:pPr>
+        <w:tabs>
+          <w:tab w:val="num" w:pos="2880"/>
+        </w:tabs>
+        <w:ind w:left="2880" w:hanging="360"/>
+      </w:pPr>
+      <w:rPr>
+        <w:rFonts w:ascii="Wingdings" w:hAnsi="Wingdings" w:hint="default"/>
+        <w:sz w:val="20"/>
+      </w:rPr>
+    </w:lvl>
+    <w:lvl w:ilvl="4" w:tentative="1">
+      <w:start w:val="1"/>
+      <w:numFmt w:val="bullet"/>
+      <w:lvlText w:val=""/>
+      <w:lvlJc w:val="left"/>
+      <w:pPr>
+        <w:tabs>
+          <w:tab w:val="num" w:pos="3600"/>
+        </w:tabs>
+        <w:ind w:left="3600" w:hanging="360"/>
+      </w:pPr>
+      <w:rPr>
+        <w:rFonts w:ascii="Wingdings" w:hAnsi="Wingdings" w:hint="default"/>
+        <w:sz w:val="20"/>
+      </w:rPr>
+    </w:lvl>
+    <w:lvl w:ilvl="5" w:tentative="1">
+      <w:start w:val="1"/>
+      <w:numFmt w:val="bullet"/>
+      <w:lvlText w:val=""/>
+      <w:lvlJc w:val="left"/>
+      <w:pPr>
+        <w:tabs>
+          <w:tab w:val="num" w:pos="4320"/>
+        </w:tabs>
+        <w:ind w:left="4320" w:hanging="360"/>
+      </w:pPr>
+      <w:rPr>
+        <w:rFonts w:ascii="Wingdings" w:hAnsi="Wingdings" w:hint="default"/>
+        <w:sz w:val="20"/>
+      </w:rPr>
+    </w:lvl>
+    <w:lvl w:ilvl="6" w:tentative="1">
+      <w:start w:val="1"/>
+      <w:numFmt w:val="bullet"/>
+      <w:lvlText w:val=""/>
+      <w:lvlJc w:val="left"/>
+      <w:pPr>
+        <w:tabs>
+          <w:tab w:val="num" w:pos="5040"/>
+        </w:tabs>
+        <w:ind w:left="5040" w:hanging="360"/>
+      </w:pPr>
+      <w:rPr>
+        <w:rFonts w:ascii="Wingdings" w:hAnsi="Wingdings" w:hint="default"/>
+        <w:sz w:val="20"/>
+      </w:rPr>
+    </w:lvl>
+    <w:lvl w:ilvl="7" w:tentative="1">
+      <w:start w:val="1"/>
+      <w:numFmt w:val="bullet"/>
+      <w:lvlText w:val=""/>
+      <w:lvlJc w:val="left"/>
+      <w:pPr>
+        <w:tabs>
+          <w:tab w:val="num" w:pos="5760"/>
+        </w:tabs>
+        <w:ind w:left="5760" w:hanging="360"/>
+      </w:pPr>
+      <w:rPr>
+        <w:rFonts w:ascii="Wingdings" w:hAnsi="Wingdings" w:hint="default"/>
+        <w:sz w:val="20"/>
+      </w:rPr>
+    </w:lvl>
+    <w:lvl w:ilvl="8" w:tentative="1">
+      <w:start w:val="1"/>
+      <w:numFmt w:val="bullet"/>
+      <w:lvlText w:val=""/>
+      <w:lvlJc w:val="left"/>
+      <w:pPr>
+        <w:tabs>
+          <w:tab w:val="num" w:pos="6480"/>
+        </w:tabs>
+        <w:ind w:left="6480" w:hanging="360"/>
+      </w:pPr>
+      <w:rPr>
+        <w:rFonts w:ascii="Wingdings" w:hAnsi="Wingdings" w:hint="default"/>
+        <w:sz w:val="20"/>
+      </w:rPr>
+    </w:lvl>
+  </w:abstractNum>
+  <w:abstractNum w:abstractNumId="5" w15:restartNumberingAfterBreak="0">
+    <w:nsid w:val="092915DA"/>
+    <w:multiLevelType w:val="multilevel"/>
+    <w:tmpl w:val="F8A44F88"/>
+    <w:lvl w:ilvl="0">
+      <w:start w:val="1"/>
+      <w:numFmt w:val="bullet"/>
+      <w:lvlText w:val=""/>
+      <w:lvlJc w:val="left"/>
+      <w:pPr>
+        <w:tabs>
+          <w:tab w:val="num" w:pos="720"/>
+        </w:tabs>
+        <w:ind w:left="720" w:hanging="360"/>
+      </w:pPr>
+      <w:rPr>
+        <w:rFonts w:ascii="Symbol" w:hAnsi="Symbol" w:hint="default"/>
+        <w:sz w:val="20"/>
+      </w:rPr>
+    </w:lvl>
+    <w:lvl w:ilvl="1" w:tentative="1">
+      <w:start w:val="1"/>
+      <w:numFmt w:val="bullet"/>
+      <w:lvlText w:val="o"/>
+      <w:lvlJc w:val="left"/>
+      <w:pPr>
+        <w:tabs>
+          <w:tab w:val="num" w:pos="1440"/>
+        </w:tabs>
+        <w:ind w:left="1440" w:hanging="360"/>
+      </w:pPr>
+      <w:rPr>
+        <w:rFonts w:ascii="Courier New" w:hAnsi="Courier New" w:hint="default"/>
+        <w:sz w:val="20"/>
+      </w:rPr>
+    </w:lvl>
+    <w:lvl w:ilvl="2" w:tentative="1">
+      <w:start w:val="1"/>
+      <w:numFmt w:val="bullet"/>
+      <w:lvlText w:val=""/>
+      <w:lvlJc w:val="left"/>
+      <w:pPr>
+        <w:tabs>
+          <w:tab w:val="num" w:pos="2160"/>
+        </w:tabs>
+        <w:ind w:left="2160" w:hanging="360"/>
+      </w:pPr>
+      <w:rPr>
+        <w:rFonts w:ascii="Wingdings" w:hAnsi="Wingdings" w:hint="default"/>
+        <w:sz w:val="20"/>
+      </w:rPr>
+    </w:lvl>
+    <w:lvl w:ilvl="3" w:tentative="1">
+      <w:start w:val="1"/>
+      <w:numFmt w:val="bullet"/>
+      <w:lvlText w:val=""/>
+      <w:lvlJc w:val="left"/>
+      <w:pPr>
+        <w:tabs>
+          <w:tab w:val="num" w:pos="2880"/>
+        </w:tabs>
+        <w:ind w:left="2880" w:hanging="360"/>
+      </w:pPr>
+      <w:rPr>
+        <w:rFonts w:ascii="Wingdings" w:hAnsi="Wingdings" w:hint="default"/>
+        <w:sz w:val="20"/>
+      </w:rPr>
+    </w:lvl>
+    <w:lvl w:ilvl="4" w:tentative="1">
+      <w:start w:val="1"/>
+      <w:numFmt w:val="bullet"/>
+      <w:lvlText w:val=""/>
+      <w:lvlJc w:val="left"/>
+      <w:pPr>
+        <w:tabs>
+          <w:tab w:val="num" w:pos="3600"/>
+        </w:tabs>
+        <w:ind w:left="3600" w:hanging="360"/>
+      </w:pPr>
+      <w:rPr>
+        <w:rFonts w:ascii="Wingdings" w:hAnsi="Wingdings" w:hint="default"/>
+        <w:sz w:val="20"/>
+      </w:rPr>
+    </w:lvl>
+    <w:lvl w:ilvl="5" w:tentative="1">
+      <w:start w:val="1"/>
+      <w:numFmt w:val="bullet"/>
+      <w:lvlText w:val=""/>
+      <w:lvlJc w:val="left"/>
+      <w:pPr>
+        <w:tabs>
+          <w:tab w:val="num" w:pos="4320"/>
+        </w:tabs>
+        <w:ind w:left="4320" w:hanging="360"/>
+      </w:pPr>
+      <w:rPr>
+        <w:rFonts w:ascii="Wingdings" w:hAnsi="Wingdings" w:hint="default"/>
+        <w:sz w:val="20"/>
+      </w:rPr>
+    </w:lvl>
+    <w:lvl w:ilvl="6" w:tentative="1">
+      <w:start w:val="1"/>
+      <w:numFmt w:val="bullet"/>
+      <w:lvlText w:val=""/>
+      <w:lvlJc w:val="left"/>
+      <w:pPr>
+        <w:tabs>
+          <w:tab w:val="num" w:pos="5040"/>
+        </w:tabs>
+        <w:ind w:left="5040" w:hanging="360"/>
+      </w:pPr>
+      <w:rPr>
+        <w:rFonts w:ascii="Wingdings" w:hAnsi="Wingdings" w:hint="default"/>
+        <w:sz w:val="20"/>
+      </w:rPr>
+    </w:lvl>
+    <w:lvl w:ilvl="7" w:tentative="1">
+      <w:start w:val="1"/>
+      <w:numFmt w:val="bullet"/>
+      <w:lvlText w:val=""/>
+      <w:lvlJc w:val="left"/>
+      <w:pPr>
+        <w:tabs>
+          <w:tab w:val="num" w:pos="5760"/>
+        </w:tabs>
+        <w:ind w:left="5760" w:hanging="360"/>
+      </w:pPr>
+      <w:rPr>
+        <w:rFonts w:ascii="Wingdings" w:hAnsi="Wingdings" w:hint="default"/>
+        <w:sz w:val="20"/>
+      </w:rPr>
+    </w:lvl>
+    <w:lvl w:ilvl="8" w:tentative="1">
+      <w:start w:val="1"/>
+      <w:numFmt w:val="bullet"/>
+      <w:lvlText w:val=""/>
+      <w:lvlJc w:val="left"/>
+      <w:pPr>
+        <w:tabs>
+          <w:tab w:val="num" w:pos="6480"/>
+        </w:tabs>
+        <w:ind w:left="6480" w:hanging="360"/>
+      </w:pPr>
+      <w:rPr>
+        <w:rFonts w:ascii="Wingdings" w:hAnsi="Wingdings" w:hint="default"/>
+        <w:sz w:val="20"/>
+      </w:rPr>
+    </w:lvl>
+  </w:abstractNum>
+  <w:abstractNum w:abstractNumId="6" w15:restartNumberingAfterBreak="0">
     <w:nsid w:val="0C210E6B"/>
     <w:multiLevelType w:val="multilevel"/>
     <w:tmpl w:val="9158581C"/>
@@ -2311,7 +3548,7 @@
       </w:rPr>
     </w:lvl>
   </w:abstractNum>
-  <w:abstractNum w:abstractNumId="4" w15:restartNumberingAfterBreak="0">
+  <w:abstractNum w:abstractNumId="7" w15:restartNumberingAfterBreak="0">
     <w:nsid w:val="0EE63752"/>
     <w:multiLevelType w:val="hybridMultilevel"/>
     <w:tmpl w:val="D7882BD2"/>
@@ -2400,7 +3637,7 @@
       </w:pPr>
     </w:lvl>
   </w:abstractNum>
-  <w:abstractNum w:abstractNumId="5" w15:restartNumberingAfterBreak="0">
+  <w:abstractNum w:abstractNumId="8" w15:restartNumberingAfterBreak="0">
     <w:nsid w:val="15BA3283"/>
     <w:multiLevelType w:val="multilevel"/>
     <w:tmpl w:val="28BC21DC"/>
@@ -2549,7 +3786,7 @@
       </w:rPr>
     </w:lvl>
   </w:abstractNum>
-  <w:abstractNum w:abstractNumId="6" w15:restartNumberingAfterBreak="0">
+  <w:abstractNum w:abstractNumId="9" w15:restartNumberingAfterBreak="0">
     <w:nsid w:val="1E060B58"/>
     <w:multiLevelType w:val="multilevel"/>
     <w:tmpl w:val="E2DCCF44"/>
@@ -2698,7 +3935,7 @@
       </w:rPr>
     </w:lvl>
   </w:abstractNum>
-  <w:abstractNum w:abstractNumId="7" w15:restartNumberingAfterBreak="0">
+  <w:abstractNum w:abstractNumId="10" w15:restartNumberingAfterBreak="0">
     <w:nsid w:val="26553E4C"/>
     <w:multiLevelType w:val="multilevel"/>
     <w:tmpl w:val="3B30F1F0"/>
@@ -2847,7 +4084,7 @@
       </w:rPr>
     </w:lvl>
   </w:abstractNum>
-  <w:abstractNum w:abstractNumId="8" w15:restartNumberingAfterBreak="0">
+  <w:abstractNum w:abstractNumId="11" w15:restartNumberingAfterBreak="0">
     <w:nsid w:val="29276FDC"/>
     <w:multiLevelType w:val="multilevel"/>
     <w:tmpl w:val="1F94D768"/>
@@ -2996,7 +4233,7 @@
       </w:rPr>
     </w:lvl>
   </w:abstractNum>
-  <w:abstractNum w:abstractNumId="9" w15:restartNumberingAfterBreak="0">
+  <w:abstractNum w:abstractNumId="12" w15:restartNumberingAfterBreak="0">
     <w:nsid w:val="2B6D2A93"/>
     <w:multiLevelType w:val="multilevel"/>
     <w:tmpl w:val="E2CC5E76"/>
@@ -3145,7 +4382,156 @@
       </w:rPr>
     </w:lvl>
   </w:abstractNum>
-  <w:abstractNum w:abstractNumId="10" w15:restartNumberingAfterBreak="0">
+  <w:abstractNum w:abstractNumId="13" w15:restartNumberingAfterBreak="0">
+    <w:nsid w:val="2CA2786F"/>
+    <w:multiLevelType w:val="multilevel"/>
+    <w:tmpl w:val="0860848A"/>
+    <w:lvl w:ilvl="0">
+      <w:start w:val="1"/>
+      <w:numFmt w:val="bullet"/>
+      <w:lvlText w:val=""/>
+      <w:lvlJc w:val="left"/>
+      <w:pPr>
+        <w:tabs>
+          <w:tab w:val="num" w:pos="720"/>
+        </w:tabs>
+        <w:ind w:left="720" w:hanging="360"/>
+      </w:pPr>
+      <w:rPr>
+        <w:rFonts w:ascii="Symbol" w:hAnsi="Symbol" w:hint="default"/>
+        <w:sz w:val="20"/>
+      </w:rPr>
+    </w:lvl>
+    <w:lvl w:ilvl="1" w:tentative="1">
+      <w:start w:val="1"/>
+      <w:numFmt w:val="bullet"/>
+      <w:lvlText w:val="o"/>
+      <w:lvlJc w:val="left"/>
+      <w:pPr>
+        <w:tabs>
+          <w:tab w:val="num" w:pos="1440"/>
+        </w:tabs>
+        <w:ind w:left="1440" w:hanging="360"/>
+      </w:pPr>
+      <w:rPr>
+        <w:rFonts w:ascii="Courier New" w:hAnsi="Courier New" w:hint="default"/>
+        <w:sz w:val="20"/>
+      </w:rPr>
+    </w:lvl>
+    <w:lvl w:ilvl="2" w:tentative="1">
+      <w:start w:val="1"/>
+      <w:numFmt w:val="bullet"/>
+      <w:lvlText w:val=""/>
+      <w:lvlJc w:val="left"/>
+      <w:pPr>
+        <w:tabs>
+          <w:tab w:val="num" w:pos="2160"/>
+        </w:tabs>
+        <w:ind w:left="2160" w:hanging="360"/>
+      </w:pPr>
+      <w:rPr>
+        <w:rFonts w:ascii="Wingdings" w:hAnsi="Wingdings" w:hint="default"/>
+        <w:sz w:val="20"/>
+      </w:rPr>
+    </w:lvl>
+    <w:lvl w:ilvl="3" w:tentative="1">
+      <w:start w:val="1"/>
+      <w:numFmt w:val="bullet"/>
+      <w:lvlText w:val=""/>
+      <w:lvlJc w:val="left"/>
+      <w:pPr>
+        <w:tabs>
+          <w:tab w:val="num" w:pos="2880"/>
+        </w:tabs>
+        <w:ind w:left="2880" w:hanging="360"/>
+      </w:pPr>
+      <w:rPr>
+        <w:rFonts w:ascii="Wingdings" w:hAnsi="Wingdings" w:hint="default"/>
+        <w:sz w:val="20"/>
+      </w:rPr>
+    </w:lvl>
+    <w:lvl w:ilvl="4" w:tentative="1">
+      <w:start w:val="1"/>
+      <w:numFmt w:val="bullet"/>
+      <w:lvlText w:val=""/>
+      <w:lvlJc w:val="left"/>
+      <w:pPr>
+        <w:tabs>
+          <w:tab w:val="num" w:pos="3600"/>
+        </w:tabs>
+        <w:ind w:left="3600" w:hanging="360"/>
+      </w:pPr>
+      <w:rPr>
+        <w:rFonts w:ascii="Wingdings" w:hAnsi="Wingdings" w:hint="default"/>
+        <w:sz w:val="20"/>
+      </w:rPr>
+    </w:lvl>
+    <w:lvl w:ilvl="5" w:tentative="1">
+      <w:start w:val="1"/>
+      <w:numFmt w:val="bullet"/>
+      <w:lvlText w:val=""/>
+      <w:lvlJc w:val="left"/>
+      <w:pPr>
+        <w:tabs>
+          <w:tab w:val="num" w:pos="4320"/>
+        </w:tabs>
+        <w:ind w:left="4320" w:hanging="360"/>
+      </w:pPr>
+      <w:rPr>
+        <w:rFonts w:ascii="Wingdings" w:hAnsi="Wingdings" w:hint="default"/>
+        <w:sz w:val="20"/>
+      </w:rPr>
+    </w:lvl>
+    <w:lvl w:ilvl="6" w:tentative="1">
+      <w:start w:val="1"/>
+      <w:numFmt w:val="bullet"/>
+      <w:lvlText w:val=""/>
+      <w:lvlJc w:val="left"/>
+      <w:pPr>
+        <w:tabs>
+          <w:tab w:val="num" w:pos="5040"/>
+        </w:tabs>
+        <w:ind w:left="5040" w:hanging="360"/>
+      </w:pPr>
+      <w:rPr>
+        <w:rFonts w:ascii="Wingdings" w:hAnsi="Wingdings" w:hint="default"/>
+        <w:sz w:val="20"/>
+      </w:rPr>
+    </w:lvl>
+    <w:lvl w:ilvl="7" w:tentative="1">
+      <w:start w:val="1"/>
+      <w:numFmt w:val="bullet"/>
+      <w:lvlText w:val=""/>
+      <w:lvlJc w:val="left"/>
+      <w:pPr>
+        <w:tabs>
+          <w:tab w:val="num" w:pos="5760"/>
+        </w:tabs>
+        <w:ind w:left="5760" w:hanging="360"/>
+      </w:pPr>
+      <w:rPr>
+        <w:rFonts w:ascii="Wingdings" w:hAnsi="Wingdings" w:hint="default"/>
+        <w:sz w:val="20"/>
+      </w:rPr>
+    </w:lvl>
+    <w:lvl w:ilvl="8" w:tentative="1">
+      <w:start w:val="1"/>
+      <w:numFmt w:val="bullet"/>
+      <w:lvlText w:val=""/>
+      <w:lvlJc w:val="left"/>
+      <w:pPr>
+        <w:tabs>
+          <w:tab w:val="num" w:pos="6480"/>
+        </w:tabs>
+        <w:ind w:left="6480" w:hanging="360"/>
+      </w:pPr>
+      <w:rPr>
+        <w:rFonts w:ascii="Wingdings" w:hAnsi="Wingdings" w:hint="default"/>
+        <w:sz w:val="20"/>
+      </w:rPr>
+    </w:lvl>
+  </w:abstractNum>
+  <w:abstractNum w:abstractNumId="14" w15:restartNumberingAfterBreak="0">
     <w:nsid w:val="36243EC5"/>
     <w:multiLevelType w:val="hybridMultilevel"/>
     <w:tmpl w:val="6A6C3886"/>
@@ -3234,7 +4620,7 @@
       </w:pPr>
     </w:lvl>
   </w:abstractNum>
-  <w:abstractNum w:abstractNumId="11" w15:restartNumberingAfterBreak="0">
+  <w:abstractNum w:abstractNumId="15" w15:restartNumberingAfterBreak="0">
     <w:nsid w:val="382824C5"/>
     <w:multiLevelType w:val="multilevel"/>
     <w:tmpl w:val="7F86977E"/>
@@ -3383,7 +4769,156 @@
       </w:rPr>
     </w:lvl>
   </w:abstractNum>
-  <w:abstractNum w:abstractNumId="12" w15:restartNumberingAfterBreak="0">
+  <w:abstractNum w:abstractNumId="16" w15:restartNumberingAfterBreak="0">
+    <w:nsid w:val="38554EE8"/>
+    <w:multiLevelType w:val="multilevel"/>
+    <w:tmpl w:val="B54217D4"/>
+    <w:lvl w:ilvl="0">
+      <w:start w:val="1"/>
+      <w:numFmt w:val="bullet"/>
+      <w:lvlText w:val=""/>
+      <w:lvlJc w:val="left"/>
+      <w:pPr>
+        <w:tabs>
+          <w:tab w:val="num" w:pos="720"/>
+        </w:tabs>
+        <w:ind w:left="720" w:hanging="360"/>
+      </w:pPr>
+      <w:rPr>
+        <w:rFonts w:ascii="Symbol" w:hAnsi="Symbol" w:hint="default"/>
+        <w:sz w:val="20"/>
+      </w:rPr>
+    </w:lvl>
+    <w:lvl w:ilvl="1" w:tentative="1">
+      <w:start w:val="1"/>
+      <w:numFmt w:val="bullet"/>
+      <w:lvlText w:val="o"/>
+      <w:lvlJc w:val="left"/>
+      <w:pPr>
+        <w:tabs>
+          <w:tab w:val="num" w:pos="1440"/>
+        </w:tabs>
+        <w:ind w:left="1440" w:hanging="360"/>
+      </w:pPr>
+      <w:rPr>
+        <w:rFonts w:ascii="Courier New" w:hAnsi="Courier New" w:hint="default"/>
+        <w:sz w:val="20"/>
+      </w:rPr>
+    </w:lvl>
+    <w:lvl w:ilvl="2" w:tentative="1">
+      <w:start w:val="1"/>
+      <w:numFmt w:val="bullet"/>
+      <w:lvlText w:val=""/>
+      <w:lvlJc w:val="left"/>
+      <w:pPr>
+        <w:tabs>
+          <w:tab w:val="num" w:pos="2160"/>
+        </w:tabs>
+        <w:ind w:left="2160" w:hanging="360"/>
+      </w:pPr>
+      <w:rPr>
+        <w:rFonts w:ascii="Wingdings" w:hAnsi="Wingdings" w:hint="default"/>
+        <w:sz w:val="20"/>
+      </w:rPr>
+    </w:lvl>
+    <w:lvl w:ilvl="3" w:tentative="1">
+      <w:start w:val="1"/>
+      <w:numFmt w:val="bullet"/>
+      <w:lvlText w:val=""/>
+      <w:lvlJc w:val="left"/>
+      <w:pPr>
+        <w:tabs>
+          <w:tab w:val="num" w:pos="2880"/>
+        </w:tabs>
+        <w:ind w:left="2880" w:hanging="360"/>
+      </w:pPr>
+      <w:rPr>
+        <w:rFonts w:ascii="Wingdings" w:hAnsi="Wingdings" w:hint="default"/>
+        <w:sz w:val="20"/>
+      </w:rPr>
+    </w:lvl>
+    <w:lvl w:ilvl="4" w:tentative="1">
+      <w:start w:val="1"/>
+      <w:numFmt w:val="bullet"/>
+      <w:lvlText w:val=""/>
+      <w:lvlJc w:val="left"/>
+      <w:pPr>
+        <w:tabs>
+          <w:tab w:val="num" w:pos="3600"/>
+        </w:tabs>
+        <w:ind w:left="3600" w:hanging="360"/>
+      </w:pPr>
+      <w:rPr>
+        <w:rFonts w:ascii="Wingdings" w:hAnsi="Wingdings" w:hint="default"/>
+        <w:sz w:val="20"/>
+      </w:rPr>
+    </w:lvl>
+    <w:lvl w:ilvl="5" w:tentative="1">
+      <w:start w:val="1"/>
+      <w:numFmt w:val="bullet"/>
+      <w:lvlText w:val=""/>
+      <w:lvlJc w:val="left"/>
+      <w:pPr>
+        <w:tabs>
+          <w:tab w:val="num" w:pos="4320"/>
+        </w:tabs>
+        <w:ind w:left="4320" w:hanging="360"/>
+      </w:pPr>
+      <w:rPr>
+        <w:rFonts w:ascii="Wingdings" w:hAnsi="Wingdings" w:hint="default"/>
+        <w:sz w:val="20"/>
+      </w:rPr>
+    </w:lvl>
+    <w:lvl w:ilvl="6" w:tentative="1">
+      <w:start w:val="1"/>
+      <w:numFmt w:val="bullet"/>
+      <w:lvlText w:val=""/>
+      <w:lvlJc w:val="left"/>
+      <w:pPr>
+        <w:tabs>
+          <w:tab w:val="num" w:pos="5040"/>
+        </w:tabs>
+        <w:ind w:left="5040" w:hanging="360"/>
+      </w:pPr>
+      <w:rPr>
+        <w:rFonts w:ascii="Wingdings" w:hAnsi="Wingdings" w:hint="default"/>
+        <w:sz w:val="20"/>
+      </w:rPr>
+    </w:lvl>
+    <w:lvl w:ilvl="7" w:tentative="1">
+      <w:start w:val="1"/>
+      <w:numFmt w:val="bullet"/>
+      <w:lvlText w:val=""/>
+      <w:lvlJc w:val="left"/>
+      <w:pPr>
+        <w:tabs>
+          <w:tab w:val="num" w:pos="5760"/>
+        </w:tabs>
+        <w:ind w:left="5760" w:hanging="360"/>
+      </w:pPr>
+      <w:rPr>
+        <w:rFonts w:ascii="Wingdings" w:hAnsi="Wingdings" w:hint="default"/>
+        <w:sz w:val="20"/>
+      </w:rPr>
+    </w:lvl>
+    <w:lvl w:ilvl="8" w:tentative="1">
+      <w:start w:val="1"/>
+      <w:numFmt w:val="bullet"/>
+      <w:lvlText w:val=""/>
+      <w:lvlJc w:val="left"/>
+      <w:pPr>
+        <w:tabs>
+          <w:tab w:val="num" w:pos="6480"/>
+        </w:tabs>
+        <w:ind w:left="6480" w:hanging="360"/>
+      </w:pPr>
+      <w:rPr>
+        <w:rFonts w:ascii="Wingdings" w:hAnsi="Wingdings" w:hint="default"/>
+        <w:sz w:val="20"/>
+      </w:rPr>
+    </w:lvl>
+  </w:abstractNum>
+  <w:abstractNum w:abstractNumId="17" w15:restartNumberingAfterBreak="0">
     <w:nsid w:val="3910541C"/>
     <w:multiLevelType w:val="multilevel"/>
     <w:tmpl w:val="D834C760"/>
@@ -3532,7 +5067,7 @@
       </w:rPr>
     </w:lvl>
   </w:abstractNum>
-  <w:abstractNum w:abstractNumId="13" w15:restartNumberingAfterBreak="0">
+  <w:abstractNum w:abstractNumId="18" w15:restartNumberingAfterBreak="0">
     <w:nsid w:val="40787F28"/>
     <w:multiLevelType w:val="multilevel"/>
     <w:tmpl w:val="CDDAA9B8"/>
@@ -3681,7 +5216,156 @@
       </w:rPr>
     </w:lvl>
   </w:abstractNum>
-  <w:abstractNum w:abstractNumId="14" w15:restartNumberingAfterBreak="0">
+  <w:abstractNum w:abstractNumId="19" w15:restartNumberingAfterBreak="0">
+    <w:nsid w:val="41BA3989"/>
+    <w:multiLevelType w:val="multilevel"/>
+    <w:tmpl w:val="073AAFA2"/>
+    <w:lvl w:ilvl="0">
+      <w:start w:val="1"/>
+      <w:numFmt w:val="bullet"/>
+      <w:lvlText w:val=""/>
+      <w:lvlJc w:val="left"/>
+      <w:pPr>
+        <w:tabs>
+          <w:tab w:val="num" w:pos="720"/>
+        </w:tabs>
+        <w:ind w:left="720" w:hanging="360"/>
+      </w:pPr>
+      <w:rPr>
+        <w:rFonts w:ascii="Symbol" w:hAnsi="Symbol" w:hint="default"/>
+        <w:sz w:val="20"/>
+      </w:rPr>
+    </w:lvl>
+    <w:lvl w:ilvl="1" w:tentative="1">
+      <w:start w:val="1"/>
+      <w:numFmt w:val="bullet"/>
+      <w:lvlText w:val="o"/>
+      <w:lvlJc w:val="left"/>
+      <w:pPr>
+        <w:tabs>
+          <w:tab w:val="num" w:pos="1440"/>
+        </w:tabs>
+        <w:ind w:left="1440" w:hanging="360"/>
+      </w:pPr>
+      <w:rPr>
+        <w:rFonts w:ascii="Courier New" w:hAnsi="Courier New" w:hint="default"/>
+        <w:sz w:val="20"/>
+      </w:rPr>
+    </w:lvl>
+    <w:lvl w:ilvl="2" w:tentative="1">
+      <w:start w:val="1"/>
+      <w:numFmt w:val="bullet"/>
+      <w:lvlText w:val=""/>
+      <w:lvlJc w:val="left"/>
+      <w:pPr>
+        <w:tabs>
+          <w:tab w:val="num" w:pos="2160"/>
+        </w:tabs>
+        <w:ind w:left="2160" w:hanging="360"/>
+      </w:pPr>
+      <w:rPr>
+        <w:rFonts w:ascii="Wingdings" w:hAnsi="Wingdings" w:hint="default"/>
+        <w:sz w:val="20"/>
+      </w:rPr>
+    </w:lvl>
+    <w:lvl w:ilvl="3" w:tentative="1">
+      <w:start w:val="1"/>
+      <w:numFmt w:val="bullet"/>
+      <w:lvlText w:val=""/>
+      <w:lvlJc w:val="left"/>
+      <w:pPr>
+        <w:tabs>
+          <w:tab w:val="num" w:pos="2880"/>
+        </w:tabs>
+        <w:ind w:left="2880" w:hanging="360"/>
+      </w:pPr>
+      <w:rPr>
+        <w:rFonts w:ascii="Wingdings" w:hAnsi="Wingdings" w:hint="default"/>
+        <w:sz w:val="20"/>
+      </w:rPr>
+    </w:lvl>
+    <w:lvl w:ilvl="4" w:tentative="1">
+      <w:start w:val="1"/>
+      <w:numFmt w:val="bullet"/>
+      <w:lvlText w:val=""/>
+      <w:lvlJc w:val="left"/>
+      <w:pPr>
+        <w:tabs>
+          <w:tab w:val="num" w:pos="3600"/>
+        </w:tabs>
+        <w:ind w:left="3600" w:hanging="360"/>
+      </w:pPr>
+      <w:rPr>
+        <w:rFonts w:ascii="Wingdings" w:hAnsi="Wingdings" w:hint="default"/>
+        <w:sz w:val="20"/>
+      </w:rPr>
+    </w:lvl>
+    <w:lvl w:ilvl="5" w:tentative="1">
+      <w:start w:val="1"/>
+      <w:numFmt w:val="bullet"/>
+      <w:lvlText w:val=""/>
+      <w:lvlJc w:val="left"/>
+      <w:pPr>
+        <w:tabs>
+          <w:tab w:val="num" w:pos="4320"/>
+        </w:tabs>
+        <w:ind w:left="4320" w:hanging="360"/>
+      </w:pPr>
+      <w:rPr>
+        <w:rFonts w:ascii="Wingdings" w:hAnsi="Wingdings" w:hint="default"/>
+        <w:sz w:val="20"/>
+      </w:rPr>
+    </w:lvl>
+    <w:lvl w:ilvl="6" w:tentative="1">
+      <w:start w:val="1"/>
+      <w:numFmt w:val="bullet"/>
+      <w:lvlText w:val=""/>
+      <w:lvlJc w:val="left"/>
+      <w:pPr>
+        <w:tabs>
+          <w:tab w:val="num" w:pos="5040"/>
+        </w:tabs>
+        <w:ind w:left="5040" w:hanging="360"/>
+      </w:pPr>
+      <w:rPr>
+        <w:rFonts w:ascii="Wingdings" w:hAnsi="Wingdings" w:hint="default"/>
+        <w:sz w:val="20"/>
+      </w:rPr>
+    </w:lvl>
+    <w:lvl w:ilvl="7" w:tentative="1">
+      <w:start w:val="1"/>
+      <w:numFmt w:val="bullet"/>
+      <w:lvlText w:val=""/>
+      <w:lvlJc w:val="left"/>
+      <w:pPr>
+        <w:tabs>
+          <w:tab w:val="num" w:pos="5760"/>
+        </w:tabs>
+        <w:ind w:left="5760" w:hanging="360"/>
+      </w:pPr>
+      <w:rPr>
+        <w:rFonts w:ascii="Wingdings" w:hAnsi="Wingdings" w:hint="default"/>
+        <w:sz w:val="20"/>
+      </w:rPr>
+    </w:lvl>
+    <w:lvl w:ilvl="8" w:tentative="1">
+      <w:start w:val="1"/>
+      <w:numFmt w:val="bullet"/>
+      <w:lvlText w:val=""/>
+      <w:lvlJc w:val="left"/>
+      <w:pPr>
+        <w:tabs>
+          <w:tab w:val="num" w:pos="6480"/>
+        </w:tabs>
+        <w:ind w:left="6480" w:hanging="360"/>
+      </w:pPr>
+      <w:rPr>
+        <w:rFonts w:ascii="Wingdings" w:hAnsi="Wingdings" w:hint="default"/>
+        <w:sz w:val="20"/>
+      </w:rPr>
+    </w:lvl>
+  </w:abstractNum>
+  <w:abstractNum w:abstractNumId="20" w15:restartNumberingAfterBreak="0">
     <w:nsid w:val="42131A4B"/>
     <w:multiLevelType w:val="multilevel"/>
     <w:tmpl w:val="D0806716"/>
@@ -3830,7 +5514,7 @@
       </w:rPr>
     </w:lvl>
   </w:abstractNum>
-  <w:abstractNum w:abstractNumId="15" w15:restartNumberingAfterBreak="0">
+  <w:abstractNum w:abstractNumId="21" w15:restartNumberingAfterBreak="0">
     <w:nsid w:val="43000B16"/>
     <w:multiLevelType w:val="multilevel"/>
     <w:tmpl w:val="E2381AEE"/>
@@ -3979,7 +5663,7 @@
       </w:rPr>
     </w:lvl>
   </w:abstractNum>
-  <w:abstractNum w:abstractNumId="16" w15:restartNumberingAfterBreak="0">
+  <w:abstractNum w:abstractNumId="22" w15:restartNumberingAfterBreak="0">
     <w:nsid w:val="43EE560F"/>
     <w:multiLevelType w:val="multilevel"/>
     <w:tmpl w:val="AE4E9D64"/>
@@ -4128,7 +5812,7 @@
       </w:rPr>
     </w:lvl>
   </w:abstractNum>
-  <w:abstractNum w:abstractNumId="17" w15:restartNumberingAfterBreak="0">
+  <w:abstractNum w:abstractNumId="23" w15:restartNumberingAfterBreak="0">
     <w:nsid w:val="46C11485"/>
     <w:multiLevelType w:val="multilevel"/>
     <w:tmpl w:val="E996B75E"/>
@@ -4277,7 +5961,7 @@
       </w:rPr>
     </w:lvl>
   </w:abstractNum>
-  <w:abstractNum w:abstractNumId="18" w15:restartNumberingAfterBreak="0">
+  <w:abstractNum w:abstractNumId="24" w15:restartNumberingAfterBreak="0">
     <w:nsid w:val="47361CB7"/>
     <w:multiLevelType w:val="multilevel"/>
     <w:tmpl w:val="799CBA8E"/>
@@ -4426,7 +6110,7 @@
       </w:rPr>
     </w:lvl>
   </w:abstractNum>
-  <w:abstractNum w:abstractNumId="19" w15:restartNumberingAfterBreak="0">
+  <w:abstractNum w:abstractNumId="25" w15:restartNumberingAfterBreak="0">
     <w:nsid w:val="47973F5D"/>
     <w:multiLevelType w:val="multilevel"/>
     <w:tmpl w:val="44E6830E"/>
@@ -4575,7 +6259,156 @@
       </w:rPr>
     </w:lvl>
   </w:abstractNum>
-  <w:abstractNum w:abstractNumId="20" w15:restartNumberingAfterBreak="0">
+  <w:abstractNum w:abstractNumId="26" w15:restartNumberingAfterBreak="0">
+    <w:nsid w:val="4C535674"/>
+    <w:multiLevelType w:val="multilevel"/>
+    <w:tmpl w:val="ECECA0EA"/>
+    <w:lvl w:ilvl="0">
+      <w:start w:val="1"/>
+      <w:numFmt w:val="bullet"/>
+      <w:lvlText w:val=""/>
+      <w:lvlJc w:val="left"/>
+      <w:pPr>
+        <w:tabs>
+          <w:tab w:val="num" w:pos="720"/>
+        </w:tabs>
+        <w:ind w:left="720" w:hanging="360"/>
+      </w:pPr>
+      <w:rPr>
+        <w:rFonts w:ascii="Symbol" w:hAnsi="Symbol" w:hint="default"/>
+        <w:sz w:val="20"/>
+      </w:rPr>
+    </w:lvl>
+    <w:lvl w:ilvl="1" w:tentative="1">
+      <w:start w:val="1"/>
+      <w:numFmt w:val="bullet"/>
+      <w:lvlText w:val="o"/>
+      <w:lvlJc w:val="left"/>
+      <w:pPr>
+        <w:tabs>
+          <w:tab w:val="num" w:pos="1440"/>
+        </w:tabs>
+        <w:ind w:left="1440" w:hanging="360"/>
+      </w:pPr>
+      <w:rPr>
+        <w:rFonts w:ascii="Courier New" w:hAnsi="Courier New" w:hint="default"/>
+        <w:sz w:val="20"/>
+      </w:rPr>
+    </w:lvl>
+    <w:lvl w:ilvl="2" w:tentative="1">
+      <w:start w:val="1"/>
+      <w:numFmt w:val="bullet"/>
+      <w:lvlText w:val=""/>
+      <w:lvlJc w:val="left"/>
+      <w:pPr>
+        <w:tabs>
+          <w:tab w:val="num" w:pos="2160"/>
+        </w:tabs>
+        <w:ind w:left="2160" w:hanging="360"/>
+      </w:pPr>
+      <w:rPr>
+        <w:rFonts w:ascii="Wingdings" w:hAnsi="Wingdings" w:hint="default"/>
+        <w:sz w:val="20"/>
+      </w:rPr>
+    </w:lvl>
+    <w:lvl w:ilvl="3" w:tentative="1">
+      <w:start w:val="1"/>
+      <w:numFmt w:val="bullet"/>
+      <w:lvlText w:val=""/>
+      <w:lvlJc w:val="left"/>
+      <w:pPr>
+        <w:tabs>
+          <w:tab w:val="num" w:pos="2880"/>
+        </w:tabs>
+        <w:ind w:left="2880" w:hanging="360"/>
+      </w:pPr>
+      <w:rPr>
+        <w:rFonts w:ascii="Wingdings" w:hAnsi="Wingdings" w:hint="default"/>
+        <w:sz w:val="20"/>
+      </w:rPr>
+    </w:lvl>
+    <w:lvl w:ilvl="4" w:tentative="1">
+      <w:start w:val="1"/>
+      <w:numFmt w:val="bullet"/>
+      <w:lvlText w:val=""/>
+      <w:lvlJc w:val="left"/>
+      <w:pPr>
+        <w:tabs>
+          <w:tab w:val="num" w:pos="3600"/>
+        </w:tabs>
+        <w:ind w:left="3600" w:hanging="360"/>
+      </w:pPr>
+      <w:rPr>
+        <w:rFonts w:ascii="Wingdings" w:hAnsi="Wingdings" w:hint="default"/>
+        <w:sz w:val="20"/>
+      </w:rPr>
+    </w:lvl>
+    <w:lvl w:ilvl="5" w:tentative="1">
+      <w:start w:val="1"/>
+      <w:numFmt w:val="bullet"/>
+      <w:lvlText w:val=""/>
+      <w:lvlJc w:val="left"/>
+      <w:pPr>
+        <w:tabs>
+          <w:tab w:val="num" w:pos="4320"/>
+        </w:tabs>
+        <w:ind w:left="4320" w:hanging="360"/>
+      </w:pPr>
+      <w:rPr>
+        <w:rFonts w:ascii="Wingdings" w:hAnsi="Wingdings" w:hint="default"/>
+        <w:sz w:val="20"/>
+      </w:rPr>
+    </w:lvl>
+    <w:lvl w:ilvl="6" w:tentative="1">
+      <w:start w:val="1"/>
+      <w:numFmt w:val="bullet"/>
+      <w:lvlText w:val=""/>
+      <w:lvlJc w:val="left"/>
+      <w:pPr>
+        <w:tabs>
+          <w:tab w:val="num" w:pos="5040"/>
+        </w:tabs>
+        <w:ind w:left="5040" w:hanging="360"/>
+      </w:pPr>
+      <w:rPr>
+        <w:rFonts w:ascii="Wingdings" w:hAnsi="Wingdings" w:hint="default"/>
+        <w:sz w:val="20"/>
+      </w:rPr>
+    </w:lvl>
+    <w:lvl w:ilvl="7" w:tentative="1">
+      <w:start w:val="1"/>
+      <w:numFmt w:val="bullet"/>
+      <w:lvlText w:val=""/>
+      <w:lvlJc w:val="left"/>
+      <w:pPr>
+        <w:tabs>
+          <w:tab w:val="num" w:pos="5760"/>
+        </w:tabs>
+        <w:ind w:left="5760" w:hanging="360"/>
+      </w:pPr>
+      <w:rPr>
+        <w:rFonts w:ascii="Wingdings" w:hAnsi="Wingdings" w:hint="default"/>
+        <w:sz w:val="20"/>
+      </w:rPr>
+    </w:lvl>
+    <w:lvl w:ilvl="8" w:tentative="1">
+      <w:start w:val="1"/>
+      <w:numFmt w:val="bullet"/>
+      <w:lvlText w:val=""/>
+      <w:lvlJc w:val="left"/>
+      <w:pPr>
+        <w:tabs>
+          <w:tab w:val="num" w:pos="6480"/>
+        </w:tabs>
+        <w:ind w:left="6480" w:hanging="360"/>
+      </w:pPr>
+      <w:rPr>
+        <w:rFonts w:ascii="Wingdings" w:hAnsi="Wingdings" w:hint="default"/>
+        <w:sz w:val="20"/>
+      </w:rPr>
+    </w:lvl>
+  </w:abstractNum>
+  <w:abstractNum w:abstractNumId="27" w15:restartNumberingAfterBreak="0">
     <w:nsid w:val="570C1E5D"/>
     <w:multiLevelType w:val="multilevel"/>
     <w:tmpl w:val="27125340"/>
@@ -4724,7 +6557,7 @@
       </w:rPr>
     </w:lvl>
   </w:abstractNum>
-  <w:abstractNum w:abstractNumId="21" w15:restartNumberingAfterBreak="0">
+  <w:abstractNum w:abstractNumId="28" w15:restartNumberingAfterBreak="0">
     <w:nsid w:val="5D3F0EB2"/>
     <w:multiLevelType w:val="multilevel"/>
     <w:tmpl w:val="F064E71E"/>
@@ -4873,7 +6706,7 @@
       </w:rPr>
     </w:lvl>
   </w:abstractNum>
-  <w:abstractNum w:abstractNumId="22" w15:restartNumberingAfterBreak="0">
+  <w:abstractNum w:abstractNumId="29" w15:restartNumberingAfterBreak="0">
     <w:nsid w:val="68E45071"/>
     <w:multiLevelType w:val="multilevel"/>
     <w:tmpl w:val="757820BC"/>
@@ -5022,7 +6855,7 @@
       </w:rPr>
     </w:lvl>
   </w:abstractNum>
-  <w:abstractNum w:abstractNumId="23" w15:restartNumberingAfterBreak="0">
+  <w:abstractNum w:abstractNumId="30" w15:restartNumberingAfterBreak="0">
     <w:nsid w:val="6FFE2D97"/>
     <w:multiLevelType w:val="multilevel"/>
     <w:tmpl w:val="596C1A22"/>
@@ -5171,7 +7004,7 @@
       </w:rPr>
     </w:lvl>
   </w:abstractNum>
-  <w:abstractNum w:abstractNumId="24" w15:restartNumberingAfterBreak="0">
+  <w:abstractNum w:abstractNumId="31" w15:restartNumberingAfterBreak="0">
     <w:nsid w:val="7218572D"/>
     <w:multiLevelType w:val="multilevel"/>
     <w:tmpl w:val="3CDE930E"/>
@@ -5320,7 +7153,7 @@
       </w:rPr>
     </w:lvl>
   </w:abstractNum>
-  <w:abstractNum w:abstractNumId="25" w15:restartNumberingAfterBreak="0">
+  <w:abstractNum w:abstractNumId="32" w15:restartNumberingAfterBreak="0">
     <w:nsid w:val="781E6EED"/>
     <w:multiLevelType w:val="multilevel"/>
     <w:tmpl w:val="765C0CB8"/>
@@ -5469,7 +7302,7 @@
       </w:rPr>
     </w:lvl>
   </w:abstractNum>
-  <w:abstractNum w:abstractNumId="26" w15:restartNumberingAfterBreak="0">
+  <w:abstractNum w:abstractNumId="33" w15:restartNumberingAfterBreak="0">
     <w:nsid w:val="79C53DEF"/>
     <w:multiLevelType w:val="multilevel"/>
     <w:tmpl w:val="5546EBB4"/>
@@ -5618,7 +7451,7 @@
       </w:rPr>
     </w:lvl>
   </w:abstractNum>
-  <w:abstractNum w:abstractNumId="27" w15:restartNumberingAfterBreak="0">
+  <w:abstractNum w:abstractNumId="34" w15:restartNumberingAfterBreak="0">
     <w:nsid w:val="7C8D0ABC"/>
     <w:multiLevelType w:val="multilevel"/>
     <w:tmpl w:val="F81AC82A"/>
@@ -5768,88 +7601,109 @@
     </w:lvl>
   </w:abstractNum>
   <w:num w:numId="1" w16cid:durableId="311445360">
-    <w:abstractNumId w:val="14"/>
+    <w:abstractNumId w:val="20"/>
   </w:num>
   <w:num w:numId="2" w16cid:durableId="694236627">
+    <w:abstractNumId w:val="29"/>
+  </w:num>
+  <w:num w:numId="3" w16cid:durableId="1366056432">
     <w:abstractNumId w:val="22"/>
   </w:num>
-  <w:num w:numId="3" w16cid:durableId="1366056432">
-    <w:abstractNumId w:val="16"/>
+  <w:num w:numId="4" w16cid:durableId="320817826">
+    <w:abstractNumId w:val="31"/>
   </w:num>
-  <w:num w:numId="4" w16cid:durableId="320817826">
+  <w:num w:numId="5" w16cid:durableId="997347819">
+    <w:abstractNumId w:val="8"/>
+  </w:num>
+  <w:num w:numId="6" w16cid:durableId="1661156578">
+    <w:abstractNumId w:val="6"/>
+  </w:num>
+  <w:num w:numId="7" w16cid:durableId="105581292">
+    <w:abstractNumId w:val="30"/>
+  </w:num>
+  <w:num w:numId="8" w16cid:durableId="1215510414">
+    <w:abstractNumId w:val="21"/>
+  </w:num>
+  <w:num w:numId="9" w16cid:durableId="644890424">
     <w:abstractNumId w:val="24"/>
   </w:num>
-  <w:num w:numId="5" w16cid:durableId="997347819">
-    <w:abstractNumId w:val="5"/>
+  <w:num w:numId="10" w16cid:durableId="462774561">
+    <w:abstractNumId w:val="25"/>
   </w:num>
-  <w:num w:numId="6" w16cid:durableId="1661156578">
+  <w:num w:numId="11" w16cid:durableId="411008877">
+    <w:abstractNumId w:val="27"/>
+  </w:num>
+  <w:num w:numId="12" w16cid:durableId="477921168">
+    <w:abstractNumId w:val="32"/>
+  </w:num>
+  <w:num w:numId="13" w16cid:durableId="497696088">
     <w:abstractNumId w:val="3"/>
   </w:num>
-  <w:num w:numId="7" w16cid:durableId="105581292">
-    <w:abstractNumId w:val="23"/>
-  </w:num>
-  <w:num w:numId="8" w16cid:durableId="1215510414">
-    <w:abstractNumId w:val="15"/>
-  </w:num>
-  <w:num w:numId="9" w16cid:durableId="644890424">
-    <w:abstractNumId w:val="18"/>
-  </w:num>
-  <w:num w:numId="10" w16cid:durableId="462774561">
-    <w:abstractNumId w:val="19"/>
-  </w:num>
-  <w:num w:numId="11" w16cid:durableId="411008877">
-    <w:abstractNumId w:val="20"/>
-  </w:num>
-  <w:num w:numId="12" w16cid:durableId="477921168">
-    <w:abstractNumId w:val="25"/>
-  </w:num>
-  <w:num w:numId="13" w16cid:durableId="497696088">
-    <w:abstractNumId w:val="2"/>
-  </w:num>
   <w:num w:numId="14" w16cid:durableId="651444628">
-    <w:abstractNumId w:val="9"/>
+    <w:abstractNumId w:val="12"/>
   </w:num>
   <w:num w:numId="15" w16cid:durableId="2075615576">
     <w:abstractNumId w:val="0"/>
   </w:num>
   <w:num w:numId="16" w16cid:durableId="749038358">
-    <w:abstractNumId w:val="8"/>
+    <w:abstractNumId w:val="11"/>
   </w:num>
   <w:num w:numId="17" w16cid:durableId="797184374">
-    <w:abstractNumId w:val="11"/>
+    <w:abstractNumId w:val="15"/>
   </w:num>
   <w:num w:numId="18" w16cid:durableId="2053722251">
-    <w:abstractNumId w:val="21"/>
+    <w:abstractNumId w:val="28"/>
   </w:num>
   <w:num w:numId="19" w16cid:durableId="739330424">
+    <w:abstractNumId w:val="14"/>
+  </w:num>
+  <w:num w:numId="20" w16cid:durableId="960915859">
+    <w:abstractNumId w:val="34"/>
+  </w:num>
+  <w:num w:numId="21" w16cid:durableId="521018327">
     <w:abstractNumId w:val="10"/>
   </w:num>
-  <w:num w:numId="20" w16cid:durableId="960915859">
-    <w:abstractNumId w:val="27"/>
-  </w:num>
-  <w:num w:numId="21" w16cid:durableId="521018327">
-    <w:abstractNumId w:val="7"/>
-  </w:num>
   <w:num w:numId="22" w16cid:durableId="1923684076">
-    <w:abstractNumId w:val="26"/>
+    <w:abstractNumId w:val="33"/>
   </w:num>
   <w:num w:numId="23" w16cid:durableId="532769245">
-    <w:abstractNumId w:val="17"/>
+    <w:abstractNumId w:val="23"/>
   </w:num>
   <w:num w:numId="24" w16cid:durableId="892040551">
-    <w:abstractNumId w:val="13"/>
+    <w:abstractNumId w:val="18"/>
   </w:num>
   <w:num w:numId="25" w16cid:durableId="1594316287">
     <w:abstractNumId w:val="1"/>
   </w:num>
   <w:num w:numId="26" w16cid:durableId="158623216">
+    <w:abstractNumId w:val="7"/>
+  </w:num>
+  <w:num w:numId="27" w16cid:durableId="30031497">
+    <w:abstractNumId w:val="9"/>
+  </w:num>
+  <w:num w:numId="28" w16cid:durableId="344600477">
+    <w:abstractNumId w:val="17"/>
+  </w:num>
+  <w:num w:numId="29" w16cid:durableId="759177128">
+    <w:abstractNumId w:val="19"/>
+  </w:num>
+  <w:num w:numId="30" w16cid:durableId="522590706">
+    <w:abstractNumId w:val="13"/>
+  </w:num>
+  <w:num w:numId="31" w16cid:durableId="351956977">
+    <w:abstractNumId w:val="2"/>
+  </w:num>
+  <w:num w:numId="32" w16cid:durableId="1409616933">
+    <w:abstractNumId w:val="16"/>
+  </w:num>
+  <w:num w:numId="33" w16cid:durableId="486164970">
     <w:abstractNumId w:val="4"/>
   </w:num>
-  <w:num w:numId="27" w16cid:durableId="30031497">
-    <w:abstractNumId w:val="6"/>
+  <w:num w:numId="34" w16cid:durableId="880441987">
+    <w:abstractNumId w:val="5"/>
   </w:num>
-  <w:num w:numId="28" w16cid:durableId="344600477">
-    <w:abstractNumId w:val="12"/>
+  <w:num w:numId="35" w16cid:durableId="1274895435">
+    <w:abstractNumId w:val="26"/>
   </w:num>
   <w:numIdMacAtCleanup w:val="8"/>
 </w:numbering>

--- a/Church/2026/2026_0704_MenloChurch.docx
+++ b/Church/2026/2026_0704_MenloChurch.docx
@@ -558,15 +558,13 @@
         <w:t xml:space="preserve"> intellectual and respectful ways of Jesus.</w:t>
       </w:r>
       <w:r>
-        <w:t xml:space="preserve"> We don’t need to dismiss other </w:t>
-      </w:r>
-      <w:proofErr w:type="spellStart"/>
-      <w:r>
-        <w:t>reglions</w:t>
-      </w:r>
-      <w:proofErr w:type="spellEnd"/>
-      <w:r>
-        <w:t xml:space="preserve">. </w:t>
+        <w:t xml:space="preserve"> We don’t need to dismiss other re</w:t>
+      </w:r>
+      <w:r>
+        <w:t>li</w:t>
+      </w:r>
+      <w:r>
+        <w:t xml:space="preserve">gions. </w:t>
       </w:r>
     </w:p>
     <w:p/>
@@ -774,16 +772,7 @@
     <w:p/>
     <w:p>
       <w:r>
-        <w:t>8</w:t>
-      </w:r>
-      <w:r>
-        <w:t>:</w:t>
-      </w:r>
-      <w:r>
-        <w:t>04</w:t>
-      </w:r>
-      <w:r>
-        <w:t>/32:58</w:t>
+        <w:t>8:04/32:58</w:t>
       </w:r>
     </w:p>
     <w:p>
@@ -805,6 +794,9 @@
     </w:p>
     <w:p>
       <w:r>
+        <w:rPr>
+          <w:noProof/>
+        </w:rPr>
         <w:drawing>
           <wp:inline distT="0" distB="0" distL="0" distR="0" wp14:anchorId="2FF76A16" wp14:editId="69D37667">
             <wp:extent cx="2933700" cy="1894254"/>
@@ -845,10 +837,7 @@
     <w:p/>
     <w:p>
       <w:r>
-        <w:t>10:07/</w:t>
-      </w:r>
-      <w:r>
-        <w:t>32:58</w:t>
+        <w:t>10:07/32:58</w:t>
       </w:r>
     </w:p>
     <w:p>
@@ -937,349 +926,307 @@
     <w:p/>
     <w:p>
       <w:r>
+        <w:t>11:41/32:58</w:t>
+      </w:r>
+    </w:p>
+    <w:p>
+      <w:r>
+        <w:t>These laws were for Isarael to persevere</w:t>
+      </w:r>
+      <w:r>
+        <w:t xml:space="preserve"> (</w:t>
+      </w:r>
+      <w:r>
+        <w:rPr>
+          <w:rFonts w:hint="eastAsia"/>
+        </w:rPr>
+        <w:t>堅持不懈</w:t>
+      </w:r>
+      <w:r>
+        <w:t>)</w:t>
+      </w:r>
+      <w:r>
+        <w:t xml:space="preserve"> in a culture </w:t>
+      </w:r>
+      <w:r>
+        <w:t>that was very different.</w:t>
+      </w:r>
+      <w:r>
+        <w:t xml:space="preserve"> The law is designed as a gift. It was a road map and it was also a annual calendar of reminders and celebrations. Honestly, even calibrations</w:t>
+      </w:r>
+      <w:r>
+        <w:t xml:space="preserve"> for how God would show he was deeply</w:t>
+      </w:r>
+      <w:r>
+        <w:t xml:space="preserve"> committed to his people and </w:t>
+      </w:r>
+      <w:r>
+        <w:t>continue to walk closer</w:t>
+      </w:r>
+      <w:r>
+        <w:t xml:space="preserve"> with God</w:t>
+      </w:r>
+      <w:r>
+        <w:t>.</w:t>
+      </w:r>
+    </w:p>
+    <w:p/>
+    <w:p>
+      <w:r>
+        <w:t>12:01/32:58</w:t>
+      </w:r>
+    </w:p>
+    <w:p>
+      <w:r>
+        <w:t xml:space="preserve">Over the centuries, </w:t>
+      </w:r>
+      <w:r>
+        <w:t xml:space="preserve">people </w:t>
+      </w:r>
+      <w:r>
+        <w:t xml:space="preserve">started </w:t>
+      </w:r>
+      <w:r>
+        <w:t>to</w:t>
+      </w:r>
+      <w:r>
+        <w:t xml:space="preserve"> interpret </w:t>
+      </w:r>
+      <w:r>
+        <w:t>rules and made</w:t>
+      </w:r>
+      <w:r>
+        <w:t xml:space="preserve"> additions.</w:t>
+      </w:r>
+      <w:r>
+        <w:t xml:space="preserve"> </w:t>
+      </w:r>
+      <w:r>
+        <w:t>When</w:t>
+      </w:r>
+      <w:r>
+        <w:t xml:space="preserve"> Jesus arrives, there was the written Torah</w:t>
+      </w:r>
+      <w:r>
+        <w:t>.</w:t>
+      </w:r>
+      <w:r>
+        <w:t xml:space="preserve"> </w:t>
+      </w:r>
+      <w:r>
+        <w:t>T</w:t>
+      </w:r>
+      <w:r>
+        <w:t xml:space="preserve">here </w:t>
+      </w:r>
+      <w:r>
+        <w:t>were</w:t>
+      </w:r>
+      <w:r>
+        <w:t xml:space="preserve"> also oral </w:t>
+      </w:r>
+      <w:r>
+        <w:t>rules</w:t>
+      </w:r>
+      <w:r>
+        <w:t xml:space="preserve"> passed down called Mishna. The</w:t>
+      </w:r>
+      <w:r>
+        <w:t>se are</w:t>
+      </w:r>
+      <w:r>
+        <w:t xml:space="preserve"> thousands of extra rules</w:t>
+      </w:r>
+      <w:r>
+        <w:t xml:space="preserve"> that</w:t>
+      </w:r>
+      <w:r>
+        <w:t xml:space="preserve"> framed as the fence around the </w:t>
+      </w:r>
+      <w:r>
+        <w:t xml:space="preserve">core </w:t>
+      </w:r>
+      <w:r>
+        <w:t>law.</w:t>
+      </w:r>
+      <w:r>
+        <w:t xml:space="preserve"> The </w:t>
+      </w:r>
+      <w:r>
+        <w:t xml:space="preserve">extra </w:t>
+      </w:r>
+      <w:r>
+        <w:t xml:space="preserve">rules are added around the </w:t>
+      </w:r>
+      <w:r>
+        <w:t xml:space="preserve">core </w:t>
+      </w:r>
+      <w:r>
+        <w:t>rules.</w:t>
+      </w:r>
+      <w:r>
+        <w:t xml:space="preserve"> For thousands of years, people </w:t>
+      </w:r>
+      <w:r>
+        <w:t xml:space="preserve">treated </w:t>
+      </w:r>
+      <w:r>
+        <w:t xml:space="preserve">the </w:t>
+      </w:r>
+      <w:r>
+        <w:t xml:space="preserve">extra </w:t>
+      </w:r>
+      <w:r>
+        <w:t>man-made rules that were the God rules.</w:t>
+      </w:r>
+    </w:p>
+    <w:p/>
+    <w:p>
+      <w:r>
+        <w:t>12:54/32:58</w:t>
+      </w:r>
+    </w:p>
+    <w:p>
+      <w:r>
+        <w:t>The thermometer</w:t>
+      </w:r>
+      <w:r>
+        <w:t xml:space="preserve"> version</w:t>
+      </w:r>
+      <w:r>
+        <w:t xml:space="preserve"> of the law became the thermostat</w:t>
+      </w:r>
+      <w:r>
+        <w:t xml:space="preserve"> version</w:t>
+      </w:r>
+      <w:r>
+        <w:t>.</w:t>
+      </w:r>
+      <w:r>
+        <w:t xml:space="preserve"> The laws never have answer. The laws point to the need for an answer.</w:t>
+      </w:r>
+      <w:r>
+        <w:t xml:space="preserve"> The law started to </w:t>
+      </w:r>
+      <w:r>
+        <w:t xml:space="preserve">be used to </w:t>
+      </w:r>
+      <w:r>
+        <w:t>try and fix sin.</w:t>
+      </w:r>
+      <w:r>
+        <w:t xml:space="preserve"> The law used to find the sin. The law has no power to fix the sin. People try to follow the rules and make fence to protect themselves.</w:t>
+      </w:r>
+      <w:r>
+        <w:t xml:space="preserve"> They made themselves right with G</w:t>
+      </w:r>
+      <w:r>
+        <w:t>od.</w:t>
+      </w:r>
+    </w:p>
+    <w:p/>
+    <w:p>
+      <w:r>
         <w:t>1</w:t>
       </w:r>
       <w:r>
-        <w:t>1</w:t>
-      </w:r>
-      <w:r>
-        <w:t>:4</w:t>
-      </w:r>
-      <w:r>
-        <w:t>1</w:t>
-      </w:r>
-      <w:r>
-        <w:t>/32:58</w:t>
-      </w:r>
-    </w:p>
-    <w:p>
-      <w:r>
-        <w:t>These laws were for Isarael to persevere</w:t>
-      </w:r>
-      <w:r>
-        <w:t xml:space="preserve"> (</w:t>
-      </w:r>
-      <w:r>
-        <w:rPr>
-          <w:rFonts w:hint="eastAsia"/>
-        </w:rPr>
-        <w:t>堅持不懈</w:t>
-      </w:r>
-      <w:r>
-        <w:t>)</w:t>
-      </w:r>
-      <w:r>
-        <w:t xml:space="preserve"> in a culture </w:t>
-      </w:r>
-      <w:r>
-        <w:t>that was very different.</w:t>
-      </w:r>
-      <w:r>
-        <w:t xml:space="preserve"> The law is designed as a gift. It was a road map and it was also a annual calendar of reminders and celebrations. Honestly, even calibrations</w:t>
-      </w:r>
-      <w:r>
-        <w:t xml:space="preserve"> for how God would show he was deeply</w:t>
-      </w:r>
-      <w:r>
-        <w:t xml:space="preserve"> committed to his people and </w:t>
-      </w:r>
-      <w:r>
-        <w:t>continue to walk closer</w:t>
-      </w:r>
-      <w:r>
-        <w:t xml:space="preserve"> with God</w:t>
-      </w:r>
-      <w:r>
-        <w:t>.</w:t>
+        <w:t>3</w:t>
+      </w:r>
+      <w:r>
+        <w:t>:</w:t>
+      </w:r>
+      <w:r>
+        <w:t>3</w:t>
+      </w:r>
+      <w:r>
+        <w:t>0/32:58</w:t>
+      </w:r>
+    </w:p>
+    <w:p>
+      <w:r>
+        <w:t>There is a c</w:t>
+      </w:r>
+      <w:r>
+        <w:t>onservative Jewish</w:t>
+      </w:r>
+      <w:r>
+        <w:t xml:space="preserve"> </w:t>
+      </w:r>
+      <w:r>
+        <w:t xml:space="preserve">community </w:t>
+      </w:r>
+      <w:r>
+        <w:t>called Orthodox Jews</w:t>
+      </w:r>
+      <w:r>
+        <w:t xml:space="preserve"> misuse “I did not get the parking space because I did not pray.” “I did not get the job because I did not love other people enough.”</w:t>
+      </w:r>
+      <w:r>
+        <w:t xml:space="preserve"> “I did not read Bible that is the reason I did not pass the exam.”</w:t>
+      </w:r>
+      <w:r>
+        <w:t xml:space="preserve"> That is the Mishna.</w:t>
+      </w:r>
+      <w:r>
+        <w:t xml:space="preserve"> The better you follow the rules, the better that God accept you.</w:t>
       </w:r>
     </w:p>
     <w:p/>
     <w:p>
       <w:r>
-        <w:t>1</w:t>
-      </w:r>
-      <w:r>
-        <w:t>2</w:t>
-      </w:r>
-      <w:r>
-        <w:t>:</w:t>
-      </w:r>
-      <w:r>
-        <w:t>0</w:t>
-      </w:r>
-      <w:r>
-        <w:t>1/32:58</w:t>
-      </w:r>
-    </w:p>
-    <w:p>
-      <w:r>
-        <w:t xml:space="preserve">Over the centuries, </w:t>
-      </w:r>
-      <w:r>
-        <w:t xml:space="preserve">people </w:t>
-      </w:r>
-      <w:r>
-        <w:t xml:space="preserve">started </w:t>
-      </w:r>
-      <w:r>
-        <w:t>to</w:t>
-      </w:r>
-      <w:r>
-        <w:t xml:space="preserve"> interpret </w:t>
-      </w:r>
-      <w:r>
-        <w:t>rules and made</w:t>
-      </w:r>
-      <w:r>
-        <w:t xml:space="preserve"> additions.</w:t>
-      </w:r>
-      <w:r>
-        <w:t xml:space="preserve"> </w:t>
-      </w:r>
-      <w:r>
-        <w:t>When</w:t>
-      </w:r>
-      <w:r>
-        <w:t xml:space="preserve"> Jesus arrives, there was the written Torah</w:t>
-      </w:r>
-      <w:r>
-        <w:t>.</w:t>
-      </w:r>
-      <w:r>
-        <w:t xml:space="preserve"> </w:t>
-      </w:r>
-      <w:r>
-        <w:t>T</w:t>
-      </w:r>
-      <w:r>
-        <w:t xml:space="preserve">here </w:t>
-      </w:r>
-      <w:r>
-        <w:t>were</w:t>
-      </w:r>
-      <w:r>
-        <w:t xml:space="preserve"> also oral </w:t>
-      </w:r>
-      <w:r>
-        <w:t>rules</w:t>
-      </w:r>
-      <w:r>
-        <w:t xml:space="preserve"> passed down called Mishna. The</w:t>
-      </w:r>
-      <w:r>
-        <w:t>se are</w:t>
-      </w:r>
-      <w:r>
-        <w:t xml:space="preserve"> thousands of extra rules</w:t>
-      </w:r>
-      <w:r>
-        <w:t xml:space="preserve"> that</w:t>
-      </w:r>
-      <w:r>
-        <w:t xml:space="preserve"> framed as the fence around the </w:t>
-      </w:r>
-      <w:r>
-        <w:t xml:space="preserve">core </w:t>
-      </w:r>
-      <w:r>
-        <w:t>law.</w:t>
-      </w:r>
-      <w:r>
-        <w:t xml:space="preserve"> The </w:t>
-      </w:r>
-      <w:r>
-        <w:t xml:space="preserve">extra </w:t>
-      </w:r>
-      <w:r>
-        <w:t xml:space="preserve">rules are added around the </w:t>
-      </w:r>
-      <w:r>
-        <w:t xml:space="preserve">core </w:t>
-      </w:r>
-      <w:r>
-        <w:t>rules.</w:t>
-      </w:r>
-      <w:r>
-        <w:t xml:space="preserve"> For thousands of years, people </w:t>
-      </w:r>
-      <w:r>
-        <w:t xml:space="preserve">treated </w:t>
-      </w:r>
-      <w:r>
-        <w:t xml:space="preserve">the </w:t>
-      </w:r>
-      <w:r>
-        <w:t xml:space="preserve">extra </w:t>
-      </w:r>
-      <w:r>
-        <w:t>man-made rules that were the God rules.</w:t>
+        <w:t>16:14/32:58</w:t>
+      </w:r>
+    </w:p>
+    <w:p>
+      <w:r>
+        <w:t>The Christian</w:t>
+      </w:r>
+      <w:r>
+        <w:t>s</w:t>
+      </w:r>
+      <w:r>
+        <w:t xml:space="preserve"> have the Mes</w:t>
+      </w:r>
+      <w:r>
+        <w:t>s</w:t>
+      </w:r>
+      <w:r>
+        <w:t>iah Jesus</w:t>
+      </w:r>
+      <w:r>
+        <w:t xml:space="preserve">. The Messiah </w:t>
+      </w:r>
+      <w:r>
+        <w:t>was</w:t>
+      </w:r>
+      <w:r>
+        <w:t xml:space="preserve"> mentioned hundreds of times in the Hebrew scripture called </w:t>
+      </w:r>
+      <w:r>
+        <w:t>Messianic prophecies.</w:t>
+      </w:r>
+      <w:r>
+        <w:t xml:space="preserve"> The Messiah has way to rescue us that the law could not resolve.</w:t>
+      </w:r>
+      <w:r>
+        <w:t xml:space="preserve"> The Christian decide</w:t>
+      </w:r>
+      <w:r>
+        <w:t>s</w:t>
+      </w:r>
+      <w:r>
+        <w:t xml:space="preserve"> to follow the Jesus.</w:t>
+      </w:r>
+      <w:r>
+        <w:t xml:space="preserve"> Jesus offers a solution to the problem of moral performance.</w:t>
       </w:r>
     </w:p>
     <w:p/>
     <w:p>
       <w:r>
-        <w:t>12:</w:t>
-      </w:r>
-      <w:r>
-        <w:t>54</w:t>
-      </w:r>
-      <w:r>
-        <w:t>/32:58</w:t>
-      </w:r>
-    </w:p>
-    <w:p>
-      <w:r>
-        <w:t>The thermometer</w:t>
-      </w:r>
-      <w:r>
-        <w:t xml:space="preserve"> version</w:t>
-      </w:r>
-      <w:r>
-        <w:t xml:space="preserve"> of the law became the thermostat</w:t>
-      </w:r>
-      <w:r>
-        <w:t xml:space="preserve"> version</w:t>
-      </w:r>
-      <w:r>
-        <w:t>.</w:t>
-      </w:r>
-      <w:r>
-        <w:t xml:space="preserve"> The laws never have answer. The laws point to the need for an answer.</w:t>
-      </w:r>
-      <w:r>
-        <w:t xml:space="preserve"> The law started to </w:t>
-      </w:r>
-      <w:r>
-        <w:t xml:space="preserve">be used to </w:t>
-      </w:r>
-      <w:r>
-        <w:t>try and fix sin.</w:t>
-      </w:r>
-      <w:r>
-        <w:t xml:space="preserve"> The law used to find the sin. The law has no power to fix the sin. People try to follow the rules and make fence to protect themselves.</w:t>
-      </w:r>
-      <w:r>
-        <w:t xml:space="preserve"> They made themselves right with G</w:t>
-      </w:r>
-      <w:r>
-        <w:t>od.</w:t>
-      </w:r>
-    </w:p>
-    <w:p/>
-    <w:p>
-      <w:r>
-        <w:t>1</w:t>
-      </w:r>
-      <w:r>
-        <w:t>3</w:t>
-      </w:r>
-      <w:r>
-        <w:t>:</w:t>
-      </w:r>
-      <w:r>
-        <w:t>3</w:t>
-      </w:r>
-      <w:r>
-        <w:t>0</w:t>
-      </w:r>
-      <w:r>
-        <w:t>/32:58</w:t>
-      </w:r>
-    </w:p>
-    <w:p>
-      <w:r>
-        <w:t>There is a c</w:t>
-      </w:r>
-      <w:r>
-        <w:t>onservative Jewish</w:t>
-      </w:r>
-      <w:r>
-        <w:t xml:space="preserve"> </w:t>
-      </w:r>
-      <w:r>
-        <w:t xml:space="preserve">community </w:t>
-      </w:r>
-      <w:r>
-        <w:t>called Orthodox Jews</w:t>
-      </w:r>
-      <w:r>
-        <w:t xml:space="preserve"> misuse “I did not get the parking space because I did not pray.” “I did not get the job because I did not love other people enough.”</w:t>
-      </w:r>
-      <w:r>
-        <w:t xml:space="preserve"> “I did not read Bible that is the reason I did not pass the exam.”</w:t>
-      </w:r>
-      <w:r>
-        <w:t xml:space="preserve"> That is the Mishna.</w:t>
-      </w:r>
-      <w:r>
-        <w:t xml:space="preserve"> The better you follow the rules, the better that God accept you.</w:t>
-      </w:r>
-    </w:p>
-    <w:p/>
-    <w:p>
-      <w:r>
-        <w:t>1</w:t>
-      </w:r>
-      <w:r>
-        <w:t>6</w:t>
-      </w:r>
-      <w:r>
-        <w:t>:</w:t>
-      </w:r>
-      <w:r>
-        <w:t>14</w:t>
-      </w:r>
-      <w:r>
-        <w:t>/32:58</w:t>
-      </w:r>
-    </w:p>
-    <w:p>
-      <w:r>
-        <w:t>The Christian</w:t>
-      </w:r>
-      <w:r>
-        <w:t>s</w:t>
-      </w:r>
-      <w:r>
-        <w:t xml:space="preserve"> have the Mes</w:t>
-      </w:r>
-      <w:r>
-        <w:t>s</w:t>
-      </w:r>
-      <w:r>
-        <w:t>iah Jesus</w:t>
-      </w:r>
-      <w:r>
-        <w:t xml:space="preserve">. The Messiah </w:t>
-      </w:r>
-      <w:r>
-        <w:t>was</w:t>
-      </w:r>
-      <w:r>
-        <w:t xml:space="preserve"> mentioned hundreds of times in the Hebrew scripture called </w:t>
-      </w:r>
-      <w:r>
-        <w:t>Messianic prophecies.</w:t>
-      </w:r>
-      <w:r>
-        <w:t xml:space="preserve"> The Messiah has way to rescue us that the law could not resolve.</w:t>
-      </w:r>
-      <w:r>
-        <w:t xml:space="preserve"> The Christian decide</w:t>
-      </w:r>
-      <w:r>
-        <w:t>s</w:t>
-      </w:r>
-      <w:r>
-        <w:t xml:space="preserve"> to follow the Jesus.</w:t>
-      </w:r>
-      <w:r>
-        <w:t xml:space="preserve"> Jesus offers a solution to the problem of moral performance.</w:t>
-      </w:r>
-    </w:p>
-    <w:p/>
-    <w:p>
-      <w:r>
+        <w:rPr>
+          <w:noProof/>
+        </w:rPr>
         <w:drawing>
           <wp:inline distT="0" distB="0" distL="0" distR="0" wp14:anchorId="0AAE1EA0" wp14:editId="7EE3B522">
             <wp:extent cx="1876425" cy="1532127"/>
@@ -1320,19 +1267,7 @@
     <w:p/>
     <w:p>
       <w:r>
-        <w:t>1</w:t>
-      </w:r>
-      <w:r>
-        <w:t>8</w:t>
-      </w:r>
-      <w:r>
-        <w:t>:</w:t>
-      </w:r>
-      <w:r>
-        <w:t>50</w:t>
-      </w:r>
-      <w:r>
-        <w:t>/32:58</w:t>
+        <w:t>18:50/32:58</w:t>
       </w:r>
     </w:p>
     <w:p>
@@ -1355,6 +1290,9 @@
     <w:p/>
     <w:p>
       <w:r>
+        <w:rPr>
+          <w:noProof/>
+        </w:rPr>
         <w:drawing>
           <wp:inline distT="0" distB="0" distL="0" distR="0" wp14:anchorId="176AEE5F" wp14:editId="3CD6B7B5">
             <wp:extent cx="2628691" cy="2209800"/>
@@ -1428,15 +1366,15 @@
         <w:t>猶太教</w:t>
       </w:r>
       <w:r>
-        <w:t xml:space="preserve">) </w:t>
-      </w:r>
-      <w:r>
-        <w:t xml:space="preserve"> is incomplete.</w:t>
+        <w:t>)  is incomplete.</w:t>
       </w:r>
     </w:p>
     <w:p/>
     <w:p>
       <w:r>
+        <w:rPr>
+          <w:noProof/>
+        </w:rPr>
         <w:drawing>
           <wp:inline distT="0" distB="0" distL="0" distR="0" wp14:anchorId="5246972E" wp14:editId="62738218">
             <wp:extent cx="2762249" cy="1963364"/>
@@ -1477,16 +1415,7 @@
     <w:p/>
     <w:p>
       <w:r>
-        <w:t>21</w:t>
-      </w:r>
-      <w:r>
-        <w:t>:</w:t>
-      </w:r>
-      <w:r>
-        <w:t>12</w:t>
-      </w:r>
-      <w:r>
-        <w:t>/32:58</w:t>
+        <w:t>21:12/32:58</w:t>
       </w:r>
     </w:p>
     <w:p>
@@ -1798,6 +1727,9 @@
     <w:p/>
     <w:p>
       <w:r>
+        <w:rPr>
+          <w:noProof/>
+        </w:rPr>
         <w:drawing>
           <wp:inline distT="0" distB="0" distL="0" distR="0" wp14:anchorId="485925B2" wp14:editId="1F07FEA0">
             <wp:extent cx="4096322" cy="2343477"/>
@@ -1838,10 +1770,7 @@
     <w:p/>
     <w:p>
       <w:r>
-        <w:t>22:16/</w:t>
-      </w:r>
-      <w:r>
-        <w:t>32:58</w:t>
+        <w:t>22:16/32:58</w:t>
       </w:r>
     </w:p>
     <w:p/>
@@ -2089,6 +2018,9 @@
     <w:p/>
     <w:p>
       <w:r>
+        <w:rPr>
+          <w:noProof/>
+        </w:rPr>
         <w:drawing>
           <wp:inline distT="0" distB="0" distL="0" distR="0" wp14:anchorId="57F3B628" wp14:editId="2B8B977C">
             <wp:extent cx="3006682" cy="3133725"/>
@@ -2130,19 +2062,7 @@
     <w:p/>
     <w:p>
       <w:r>
-        <w:t>2</w:t>
-      </w:r>
-      <w:r>
-        <w:t>4</w:t>
-      </w:r>
-      <w:r>
-        <w:t>:</w:t>
-      </w:r>
-      <w:r>
-        <w:t>59</w:t>
-      </w:r>
-      <w:r>
-        <w:t>/32:58</w:t>
+        <w:t>24:59/32:58</w:t>
       </w:r>
     </w:p>
     <w:p>
@@ -2211,6 +2131,9 @@
     <w:p/>
     <w:p>
       <w:r>
+        <w:rPr>
+          <w:noProof/>
+        </w:rPr>
         <w:lastRenderedPageBreak/>
         <w:drawing>
           <wp:inline distT="0" distB="0" distL="0" distR="0" wp14:anchorId="25485F7C" wp14:editId="79EDC2BC">
@@ -2252,19 +2175,7 @@
     <w:p/>
     <w:p>
       <w:r>
-        <w:t>2</w:t>
-      </w:r>
-      <w:r>
-        <w:t>8</w:t>
-      </w:r>
-      <w:r>
-        <w:t>:</w:t>
-      </w:r>
-      <w:r>
-        <w:t>15</w:t>
-      </w:r>
-      <w:r>
-        <w:t>/32:58</w:t>
+        <w:t>28:15/32:58</w:t>
       </w:r>
     </w:p>
     <w:p>
@@ -2316,6 +2227,9 @@
     <w:p/>
     <w:p>
       <w:r>
+        <w:rPr>
+          <w:noProof/>
+        </w:rPr>
         <w:drawing>
           <wp:inline distT="0" distB="0" distL="0" distR="0" wp14:anchorId="13D5A09D" wp14:editId="057F544C">
             <wp:extent cx="2848373" cy="1781424"/>
@@ -2361,6 +2275,13 @@
     </w:p>
     <w:p>
       <w:r>
+        <w:t>************</w:t>
+      </w:r>
+    </w:p>
+    <w:p/>
+    <w:p/>
+    <w:p>
+      <w:r>
         <w:t>07</w:t>
       </w:r>
       <w:r>
@@ -2435,6 +2356,1928 @@
       </w:r>
       <w:r>
         <w:t xml:space="preserve"> </w:t>
+      </w:r>
+    </w:p>
+    <w:p/>
+    <w:p>
+      <w:r>
+        <w:lastRenderedPageBreak/>
+        <w:t xml:space="preserve">We </w:t>
+      </w:r>
+      <w:r>
+        <w:t>begin the</w:t>
+      </w:r>
+      <w:r>
+        <w:t xml:space="preserve"> new series of “Let’s Be Honest”.</w:t>
+      </w:r>
+      <w:r>
+        <w:t xml:space="preserve">  Each week, we will talk one topic for different religions. You invite someone in another faiths and see what we hope happens from Christian prospect. We want to listen before we speak.</w:t>
+      </w:r>
+      <w:r>
+        <w:t>00</w:t>
+      </w:r>
+    </w:p>
+    <w:p>
+      <w:r>
+        <w:t>a</w:t>
+      </w:r>
+      <w:r>
+        <w:t xml:space="preserve">) </w:t>
+      </w:r>
+      <w:r>
+        <w:t>June 28: Judaism</w:t>
+      </w:r>
+      <w:r>
+        <w:t xml:space="preserve">, </w:t>
+      </w:r>
+      <w:r>
+        <w:t>b</w:t>
+      </w:r>
+      <w:r>
+        <w:t xml:space="preserve">) </w:t>
+      </w:r>
+      <w:r>
+        <w:t>July 5: Islam</w:t>
+      </w:r>
+      <w:r>
+        <w:t xml:space="preserve">, </w:t>
+      </w:r>
+      <w:r>
+        <w:t xml:space="preserve">July 12: </w:t>
+      </w:r>
+      <w:r>
+        <w:t>c</w:t>
+      </w:r>
+      <w:r>
+        <w:t xml:space="preserve">) </w:t>
+      </w:r>
+      <w:r>
+        <w:t>Buddhism</w:t>
+      </w:r>
+      <w:r>
+        <w:t xml:space="preserve">, </w:t>
+      </w:r>
+      <w:r>
+        <w:t>d</w:t>
+      </w:r>
+      <w:r>
+        <w:t xml:space="preserve">) </w:t>
+      </w:r>
+      <w:r>
+        <w:t>July 19: Mormonism</w:t>
+      </w:r>
+      <w:r>
+        <w:t xml:space="preserve">, </w:t>
+      </w:r>
+      <w:r>
+        <w:t>e</w:t>
+      </w:r>
+      <w:r>
+        <w:t xml:space="preserve">) </w:t>
+      </w:r>
+      <w:r>
+        <w:t>July 26: Catholicism</w:t>
+      </w:r>
+      <w:r>
+        <w:t xml:space="preserve">, </w:t>
+      </w:r>
+      <w:r>
+        <w:t>f</w:t>
+      </w:r>
+      <w:r>
+        <w:t xml:space="preserve">) </w:t>
+      </w:r>
+      <w:r>
+        <w:t>August 2: The Nones/Agnostic</w:t>
+      </w:r>
+      <w:r>
+        <w:t xml:space="preserve">, </w:t>
+      </w:r>
+      <w:r>
+        <w:t>g</w:t>
+      </w:r>
+      <w:r>
+        <w:t xml:space="preserve">) </w:t>
+      </w:r>
+      <w:r>
+        <w:t>August 9: The Gospel</w:t>
+      </w:r>
+      <w:r>
+        <w:t xml:space="preserve">. </w:t>
+      </w:r>
+      <w:r>
+        <w:t>Today, we started at Judaism.</w:t>
+      </w:r>
+    </w:p>
+    <w:p/>
+    <w:p>
+      <w:r>
+        <w:t xml:space="preserve">1. </w:t>
+      </w:r>
+      <w:r>
+        <w:t xml:space="preserve">Thermometer (Judaism) and Thermostat (Christian): </w:t>
+      </w:r>
+      <w:r>
+        <w:t>There is a big difference in thermometer and</w:t>
+      </w:r>
+      <w:r>
+        <w:t>0</w:t>
+      </w:r>
+      <w:r>
+        <w:t xml:space="preserve"> thermostat (</w:t>
+      </w:r>
+      <w:r>
+        <w:t>恆溫器</w:t>
+      </w:r>
+      <w:r>
+        <w:t xml:space="preserve">). A thermometer </w:t>
+      </w:r>
+      <w:r>
+        <w:t xml:space="preserve">(Judaism) </w:t>
+      </w:r>
+      <w:r>
+        <w:t>reads</w:t>
+      </w:r>
+      <w:r>
+        <w:t xml:space="preserve"> the</w:t>
+      </w:r>
+      <w:r>
+        <w:t xml:space="preserve"> temperature</w:t>
+      </w:r>
+      <w:r>
+        <w:t xml:space="preserve"> but</w:t>
+      </w:r>
+      <w:r>
+        <w:t xml:space="preserve"> </w:t>
+      </w:r>
+      <w:r>
+        <w:t>will not fix</w:t>
+      </w:r>
+      <w:r>
+        <w:t xml:space="preserve"> hot problem</w:t>
+      </w:r>
+      <w:r>
+        <w:t xml:space="preserve">. A thermostat </w:t>
+      </w:r>
+      <w:r>
+        <w:t xml:space="preserve">(Christian) </w:t>
+      </w:r>
+      <w:r>
+        <w:t xml:space="preserve">reads the temperature, and then it </w:t>
+      </w:r>
+      <w:r>
+        <w:t>fix</w:t>
+      </w:r>
+      <w:r>
+        <w:t>es</w:t>
+      </w:r>
+      <w:r>
+        <w:t xml:space="preserve"> the hot problem</w:t>
+      </w:r>
+      <w:r>
+        <w:t xml:space="preserve">. </w:t>
+      </w:r>
+    </w:p>
+    <w:p>
+      <w:r>
+        <w:t xml:space="preserve">2. </w:t>
+      </w:r>
+      <w:r>
+        <w:t>Genesis 17:7</w:t>
+      </w:r>
+      <w:r>
+        <w:t xml:space="preserve">: </w:t>
+      </w:r>
+      <w:r>
+        <w:t>God gave the covenant between God and</w:t>
+      </w:r>
+      <w:r>
+        <w:t xml:space="preserve"> </w:t>
+      </w:r>
+      <w:r>
+        <w:t xml:space="preserve">Isarael people. </w:t>
+      </w:r>
+      <w:r>
+        <w:t>Covenant includes Moral Law</w:t>
+      </w:r>
+      <w:r>
+        <w:t xml:space="preserve"> (ten commandments </w:t>
+      </w:r>
+      <w:r>
+        <w:t>for</w:t>
+      </w:r>
+      <w:r>
+        <w:t xml:space="preserve"> old</w:t>
+      </w:r>
+      <w:r>
+        <w:t xml:space="preserve"> </w:t>
+      </w:r>
+      <w:r>
+        <w:t>Israel</w:t>
+      </w:r>
+      <w:r>
+        <w:t xml:space="preserve"> people</w:t>
+      </w:r>
+      <w:r>
+        <w:t>)</w:t>
+      </w:r>
+      <w:r>
+        <w:t>, Civil law</w:t>
+      </w:r>
+      <w:r>
+        <w:t xml:space="preserve"> (Law for ordinary people)</w:t>
+      </w:r>
+      <w:r>
+        <w:t>, and Ceremonial Law</w:t>
+      </w:r>
+      <w:r>
+        <w:t xml:space="preserve"> (special law for ceremony/worship)</w:t>
+      </w:r>
+      <w:r>
+        <w:t>.</w:t>
+      </w:r>
+    </w:p>
+    <w:p>
+      <w:r>
+        <w:t xml:space="preserve">3. </w:t>
+      </w:r>
+      <w:r>
+        <w:t>Over the centuries, people started to interpret rules and made additions. When Jesus arrives, there was</w:t>
+      </w:r>
+      <w:r>
+        <w:t xml:space="preserve"> the</w:t>
+      </w:r>
+      <w:r>
+        <w:t xml:space="preserve"> written </w:t>
+      </w:r>
+      <w:r>
+        <w:t xml:space="preserve">law </w:t>
+      </w:r>
+      <w:r>
+        <w:t>(</w:t>
+      </w:r>
+      <w:r>
+        <w:t>Torah</w:t>
+      </w:r>
+      <w:r>
+        <w:t>)</w:t>
+      </w:r>
+      <w:r>
+        <w:t xml:space="preserve"> and</w:t>
+      </w:r>
+      <w:r>
+        <w:t xml:space="preserve"> oral </w:t>
+      </w:r>
+      <w:r>
+        <w:t>law</w:t>
+      </w:r>
+      <w:r>
+        <w:t xml:space="preserve"> (</w:t>
+      </w:r>
+      <w:r>
+        <w:t>Mishna</w:t>
+      </w:r>
+      <w:r>
+        <w:t>)</w:t>
+      </w:r>
+      <w:r>
+        <w:t xml:space="preserve">. These are thousands of extra </w:t>
+      </w:r>
+      <w:r>
+        <w:t>laws</w:t>
+      </w:r>
+      <w:r>
+        <w:t xml:space="preserve"> around the core law. For thousands of years, </w:t>
+      </w:r>
+      <w:r>
+        <w:t xml:space="preserve">Isarael </w:t>
+      </w:r>
+      <w:r>
+        <w:t xml:space="preserve">people treated the extra man-made rules </w:t>
+      </w:r>
+      <w:r>
+        <w:t>as</w:t>
+      </w:r>
+      <w:r>
+        <w:t xml:space="preserve"> the God rules.</w:t>
+      </w:r>
+      <w:r>
+        <w:t xml:space="preserve"> </w:t>
+      </w:r>
+      <w:r>
+        <w:t xml:space="preserve">The thermometer </w:t>
+      </w:r>
+      <w:r>
+        <w:t>law</w:t>
+      </w:r>
+      <w:r>
+        <w:t xml:space="preserve"> became the thermostat </w:t>
+      </w:r>
+      <w:r>
+        <w:t>law</w:t>
+      </w:r>
+      <w:r>
+        <w:t xml:space="preserve">. </w:t>
+      </w:r>
+    </w:p>
+    <w:p>
+      <w:r>
+        <w:t>4. Orthodox Jews (</w:t>
+      </w:r>
+      <w:r>
+        <w:t>conservative Jewish community</w:t>
+      </w:r>
+      <w:r>
+        <w:t>)</w:t>
+      </w:r>
+      <w:r>
+        <w:t>:</w:t>
+      </w:r>
+      <w:r>
+        <w:t xml:space="preserve"> Orthodox Jews </w:t>
+      </w:r>
+      <w:r>
+        <w:t xml:space="preserve">follow </w:t>
+      </w:r>
+      <w:r>
+        <w:t>Mishna.</w:t>
+      </w:r>
+    </w:p>
+    <w:p>
+      <w:r>
+        <w:t xml:space="preserve">5. </w:t>
+      </w:r>
+      <w:r>
+        <w:t xml:space="preserve">Christians </w:t>
+      </w:r>
+      <w:r>
+        <w:t>(</w:t>
+      </w:r>
+      <w:r>
+        <w:t>Messiah Jesus</w:t>
+      </w:r>
+      <w:r>
+        <w:t>):</w:t>
+      </w:r>
+      <w:r>
+        <w:t xml:space="preserve"> The Messiah was mentioned hundreds of times in the Hebrew scripture called Messianic prophecies. The Christian decides to follow the Jesus. Jesus offers a solution to the problem of moral performance.</w:t>
+      </w:r>
+    </w:p>
+    <w:p>
+      <w:r>
+        <w:t xml:space="preserve">6. </w:t>
+      </w:r>
+      <w:r>
+        <w:t>Romans 3:19-20</w:t>
+      </w:r>
+      <w:r>
+        <w:t xml:space="preserve">: </w:t>
+      </w:r>
+      <w:r>
+        <w:t>L</w:t>
+      </w:r>
+      <w:r>
+        <w:t>aw cannot save anyone</w:t>
+      </w:r>
+      <w:r>
+        <w:t>.</w:t>
+      </w:r>
+    </w:p>
+    <w:p>
+      <w:r>
+        <w:t xml:space="preserve">7. </w:t>
+      </w:r>
+      <w:r>
+        <w:t>R</w:t>
+      </w:r>
+      <w:r>
+        <w:t>o</w:t>
+      </w:r>
+      <w:r>
+        <w:t>mans 3:21-22</w:t>
+      </w:r>
+      <w:r>
+        <w:t>:</w:t>
+      </w:r>
+      <w:r>
+        <w:t xml:space="preserve"> Only follow God can be saved. </w:t>
+      </w:r>
+    </w:p>
+    <w:p>
+      <w:r>
+        <w:t>8.</w:t>
+      </w:r>
+      <w:r>
+        <w:t xml:space="preserve"> Jewish </w:t>
+      </w:r>
+      <w:r>
+        <w:t>Law community</w:t>
+      </w:r>
+      <w:r>
+        <w:t>: ordinary Jewish People, Isarael Nation , Faith with Law (Torah/Mishna).</w:t>
+      </w:r>
+    </w:p>
+    <w:p>
+      <w:r>
+        <w:t>Conclusion:</w:t>
+      </w:r>
+      <w:r>
+        <w:t xml:space="preserve"> </w:t>
+      </w:r>
+      <w:r>
+        <w:t>Law (Thermometer) does not clea</w:t>
+      </w:r>
+      <w:r>
+        <w:t>r</w:t>
+      </w:r>
+      <w:r>
+        <w:t xml:space="preserve"> our sin</w:t>
+      </w:r>
+      <w:r>
+        <w:t>. Jesus</w:t>
+      </w:r>
+      <w:r>
+        <w:t xml:space="preserve"> (Thermostat) </w:t>
+      </w:r>
+      <w:r>
+        <w:t>die</w:t>
+      </w:r>
+      <w:r>
+        <w:t>d</w:t>
+      </w:r>
+      <w:r>
+        <w:t xml:space="preserve"> </w:t>
+      </w:r>
+      <w:r>
+        <w:t>and clea</w:t>
+      </w:r>
+      <w:r>
+        <w:t>r</w:t>
+      </w:r>
+      <w:r>
+        <w:t>ed sin</w:t>
+      </w:r>
+      <w:r>
+        <w:t xml:space="preserve"> </w:t>
+      </w:r>
+      <w:r>
+        <w:t xml:space="preserve">for us </w:t>
+      </w:r>
+      <w:r>
+        <w:t>when we see God</w:t>
+      </w:r>
+      <w:r>
+        <w:t>.</w:t>
+      </w:r>
+    </w:p>
+    <w:p/>
+    <w:p>
+      <w:r>
+        <w:t>===</w:t>
+      </w:r>
+    </w:p>
+    <w:p>
+      <w:r>
+        <w:br/>
+      </w:r>
+    </w:p>
+    <w:p>
+      <w:pPr>
+        <w:rPr>
+          <w:rFonts w:hint="eastAsia"/>
+        </w:rPr>
+      </w:pPr>
+      <w:r>
+        <w:rPr>
+          <w:rFonts w:hint="eastAsia"/>
+        </w:rPr>
+        <w:t>2026</w:t>
+      </w:r>
+      <w:r>
+        <w:rPr>
+          <w:rFonts w:hint="eastAsia"/>
+        </w:rPr>
+        <w:t>年</w:t>
+      </w:r>
+      <w:r>
+        <w:rPr>
+          <w:rFonts w:hint="eastAsia"/>
+        </w:rPr>
+        <w:t>7</w:t>
+      </w:r>
+      <w:r>
+        <w:rPr>
+          <w:rFonts w:hint="eastAsia"/>
+        </w:rPr>
+        <w:t>月</w:t>
+      </w:r>
+      <w:r>
+        <w:rPr>
+          <w:rFonts w:hint="eastAsia"/>
+        </w:rPr>
+        <w:t>4</w:t>
+      </w:r>
+      <w:r>
+        <w:rPr>
+          <w:rFonts w:hint="eastAsia"/>
+        </w:rPr>
+        <w:t>日，</w:t>
+      </w:r>
+      <w:r>
+        <w:rPr>
+          <w:rFonts w:hint="eastAsia"/>
+        </w:rPr>
+        <w:t>Menlo</w:t>
+      </w:r>
+      <w:r>
+        <w:rPr>
+          <w:rFonts w:hint="eastAsia"/>
+        </w:rPr>
+        <w:t>教會敬拜（回顧上週，</w:t>
+      </w:r>
+      <w:r>
+        <w:rPr>
+          <w:rFonts w:hint="eastAsia"/>
+        </w:rPr>
+        <w:t>2026</w:t>
+      </w:r>
+      <w:r>
+        <w:rPr>
+          <w:rFonts w:hint="eastAsia"/>
+        </w:rPr>
+        <w:t>年</w:t>
+      </w:r>
+      <w:r>
+        <w:rPr>
+          <w:rFonts w:hint="eastAsia"/>
+        </w:rPr>
+        <w:t>6</w:t>
+      </w:r>
+      <w:r>
+        <w:rPr>
+          <w:rFonts w:hint="eastAsia"/>
+        </w:rPr>
+        <w:t>月</w:t>
+      </w:r>
+      <w:r>
+        <w:rPr>
+          <w:rFonts w:hint="eastAsia"/>
+        </w:rPr>
+        <w:t>28</w:t>
+      </w:r>
+      <w:r>
+        <w:rPr>
+          <w:rFonts w:hint="eastAsia"/>
+        </w:rPr>
+        <w:t>日）</w:t>
+      </w:r>
+    </w:p>
+    <w:p>
+      <w:pPr>
+        <w:rPr>
+          <w:rFonts w:hint="eastAsia"/>
+        </w:rPr>
+      </w:pPr>
+      <w:r>
+        <w:rPr>
+          <w:rFonts w:hint="eastAsia"/>
+        </w:rPr>
+        <w:t>https://www.youtube.com/watch?v=eM_n7NvnXF8&amp;t=19s</w:t>
+      </w:r>
+    </w:p>
+    <w:p>
+      <w:pPr>
+        <w:rPr>
+          <w:rFonts w:hint="eastAsia"/>
+        </w:rPr>
+      </w:pPr>
+      <w:r>
+        <w:rPr>
+          <w:rFonts w:hint="eastAsia"/>
+        </w:rPr>
+        <w:t>https://github.com/peterhchen/1000_Family/tree/main/Church/2026</w:t>
+      </w:r>
+    </w:p>
+    <w:p>
+      <w:pPr>
+        <w:rPr>
+          <w:rFonts w:hint="eastAsia"/>
+        </w:rPr>
+      </w:pPr>
+      <w:proofErr w:type="spellStart"/>
+      <w:r>
+        <w:rPr>
+          <w:rFonts w:hint="eastAsia"/>
+        </w:rPr>
+        <w:t>律法的重擔（猶太教</w:t>
+      </w:r>
+      <w:proofErr w:type="spellEnd"/>
+      <w:r>
+        <w:rPr>
+          <w:rFonts w:hint="eastAsia"/>
+        </w:rPr>
+        <w:t>）</w:t>
+      </w:r>
+      <w:r>
+        <w:rPr>
+          <w:rFonts w:hint="eastAsia"/>
+        </w:rPr>
+        <w:t xml:space="preserve">| </w:t>
+      </w:r>
+      <w:proofErr w:type="spellStart"/>
+      <w:r>
+        <w:rPr>
+          <w:rFonts w:hint="eastAsia"/>
+        </w:rPr>
+        <w:t>坦誠相對</w:t>
+      </w:r>
+      <w:proofErr w:type="spellEnd"/>
+      <w:r>
+        <w:rPr>
+          <w:rFonts w:hint="eastAsia"/>
+        </w:rPr>
+        <w:t xml:space="preserve"> (Let's Be Honest) | </w:t>
+      </w:r>
+      <w:proofErr w:type="spellStart"/>
+      <w:r>
+        <w:rPr>
+          <w:rFonts w:hint="eastAsia"/>
+        </w:rPr>
+        <w:t>Menlo</w:t>
+      </w:r>
+      <w:r>
+        <w:rPr>
+          <w:rFonts w:hint="eastAsia"/>
+        </w:rPr>
+        <w:t>教會主任牧師</w:t>
+      </w:r>
+      <w:proofErr w:type="spellEnd"/>
+      <w:r>
+        <w:rPr>
+          <w:rFonts w:hint="eastAsia"/>
+        </w:rPr>
+        <w:t xml:space="preserve"> Phil EuBank</w:t>
+      </w:r>
+    </w:p>
+    <w:p>
+      <w:pPr>
+        <w:rPr>
+          <w:rFonts w:hint="eastAsia"/>
+        </w:rPr>
+      </w:pPr>
+    </w:p>
+    <w:p>
+      <w:pPr>
+        <w:rPr>
+          <w:rFonts w:hint="eastAsia"/>
+        </w:rPr>
+      </w:pPr>
+      <w:r>
+        <w:rPr>
+          <w:rFonts w:hint="eastAsia"/>
+        </w:rPr>
+        <w:t>我們開啟了「坦誠相對」系列講道。每週，我們將探討不同宗教的一個主題。我們會邀請不同信仰的人士參與，並從基督徒的角度展望我們所期盼的願景。我們希望在發言之前先傾聽。</w:t>
+      </w:r>
+    </w:p>
+    <w:p>
+      <w:pPr>
+        <w:rPr>
+          <w:rFonts w:hint="eastAsia"/>
+        </w:rPr>
+      </w:pPr>
+      <w:r>
+        <w:rPr>
+          <w:rFonts w:hint="eastAsia"/>
+        </w:rPr>
+        <w:t>a) 6</w:t>
+      </w:r>
+      <w:r>
+        <w:rPr>
+          <w:rFonts w:hint="eastAsia"/>
+        </w:rPr>
+        <w:t>月</w:t>
+      </w:r>
+      <w:r>
+        <w:rPr>
+          <w:rFonts w:hint="eastAsia"/>
+        </w:rPr>
+        <w:t>28</w:t>
+      </w:r>
+      <w:r>
+        <w:rPr>
+          <w:rFonts w:hint="eastAsia"/>
+        </w:rPr>
+        <w:t>日：猶太教，</w:t>
+      </w:r>
+      <w:r>
+        <w:rPr>
+          <w:rFonts w:hint="eastAsia"/>
+        </w:rPr>
+        <w:t>b) 7</w:t>
+      </w:r>
+      <w:r>
+        <w:rPr>
+          <w:rFonts w:hint="eastAsia"/>
+        </w:rPr>
+        <w:t>月</w:t>
+      </w:r>
+      <w:r>
+        <w:rPr>
+          <w:rFonts w:hint="eastAsia"/>
+        </w:rPr>
+        <w:t>5</w:t>
+      </w:r>
+      <w:r>
+        <w:rPr>
+          <w:rFonts w:hint="eastAsia"/>
+        </w:rPr>
+        <w:t>日：伊斯蘭教，</w:t>
+      </w:r>
+      <w:r>
+        <w:rPr>
+          <w:rFonts w:hint="eastAsia"/>
+        </w:rPr>
+        <w:t>c) 7</w:t>
+      </w:r>
+      <w:r>
+        <w:rPr>
+          <w:rFonts w:hint="eastAsia"/>
+        </w:rPr>
+        <w:t>月</w:t>
+      </w:r>
+      <w:r>
+        <w:rPr>
+          <w:rFonts w:hint="eastAsia"/>
+        </w:rPr>
+        <w:t>12</w:t>
+      </w:r>
+      <w:r>
+        <w:rPr>
+          <w:rFonts w:hint="eastAsia"/>
+        </w:rPr>
+        <w:t>日：佛教，</w:t>
+      </w:r>
+      <w:r>
+        <w:rPr>
+          <w:rFonts w:hint="eastAsia"/>
+        </w:rPr>
+        <w:t>d) 7</w:t>
+      </w:r>
+      <w:r>
+        <w:rPr>
+          <w:rFonts w:hint="eastAsia"/>
+        </w:rPr>
+        <w:t>月</w:t>
+      </w:r>
+      <w:r>
+        <w:rPr>
+          <w:rFonts w:hint="eastAsia"/>
+        </w:rPr>
+        <w:t>19</w:t>
+      </w:r>
+      <w:r>
+        <w:rPr>
+          <w:rFonts w:hint="eastAsia"/>
+        </w:rPr>
+        <w:t>日：摩門教，</w:t>
+      </w:r>
+      <w:r>
+        <w:rPr>
+          <w:rFonts w:hint="eastAsia"/>
+        </w:rPr>
+        <w:t>e) 7</w:t>
+      </w:r>
+      <w:r>
+        <w:rPr>
+          <w:rFonts w:hint="eastAsia"/>
+        </w:rPr>
+        <w:t>月</w:t>
+      </w:r>
+      <w:r>
+        <w:rPr>
+          <w:rFonts w:hint="eastAsia"/>
+        </w:rPr>
+        <w:t>26</w:t>
+      </w:r>
+      <w:r>
+        <w:rPr>
+          <w:rFonts w:hint="eastAsia"/>
+        </w:rPr>
+        <w:t>日：天主教，</w:t>
+      </w:r>
+      <w:r>
+        <w:rPr>
+          <w:rFonts w:hint="eastAsia"/>
+        </w:rPr>
+        <w:t>f) 8</w:t>
+      </w:r>
+      <w:r>
+        <w:rPr>
+          <w:rFonts w:hint="eastAsia"/>
+        </w:rPr>
+        <w:t>月</w:t>
+      </w:r>
+      <w:r>
+        <w:rPr>
+          <w:rFonts w:hint="eastAsia"/>
+        </w:rPr>
+        <w:t>2</w:t>
+      </w:r>
+      <w:r>
+        <w:rPr>
+          <w:rFonts w:hint="eastAsia"/>
+        </w:rPr>
+        <w:t>日：無宗教信仰者</w:t>
+      </w:r>
+      <w:r>
+        <w:rPr>
+          <w:rFonts w:hint="eastAsia"/>
+        </w:rPr>
+        <w:t>/</w:t>
+      </w:r>
+      <w:proofErr w:type="spellStart"/>
+      <w:r>
+        <w:rPr>
+          <w:rFonts w:hint="eastAsia"/>
+        </w:rPr>
+        <w:t>不可知論者，</w:t>
+      </w:r>
+      <w:r>
+        <w:rPr>
+          <w:rFonts w:hint="eastAsia"/>
+        </w:rPr>
+        <w:t>g</w:t>
+      </w:r>
+      <w:proofErr w:type="spellEnd"/>
+      <w:r>
+        <w:rPr>
+          <w:rFonts w:hint="eastAsia"/>
+        </w:rPr>
+        <w:t>) 8</w:t>
+      </w:r>
+      <w:r>
+        <w:rPr>
+          <w:rFonts w:hint="eastAsia"/>
+        </w:rPr>
+        <w:t>月</w:t>
+      </w:r>
+      <w:r>
+        <w:rPr>
+          <w:rFonts w:hint="eastAsia"/>
+        </w:rPr>
+        <w:t>9</w:t>
+      </w:r>
+      <w:r>
+        <w:rPr>
+          <w:rFonts w:hint="eastAsia"/>
+        </w:rPr>
+        <w:t>日：福音。今天，我們從猶太教開始。</w:t>
+      </w:r>
+    </w:p>
+    <w:p>
+      <w:pPr>
+        <w:rPr>
+          <w:rFonts w:hint="eastAsia"/>
+        </w:rPr>
+      </w:pPr>
+    </w:p>
+    <w:p>
+      <w:pPr>
+        <w:rPr>
+          <w:rFonts w:hint="eastAsia"/>
+        </w:rPr>
+      </w:pPr>
+      <w:r>
+        <w:rPr>
+          <w:rFonts w:hint="eastAsia"/>
+        </w:rPr>
+        <w:t xml:space="preserve">1. </w:t>
+      </w:r>
+      <w:r>
+        <w:rPr>
+          <w:rFonts w:hint="eastAsia"/>
+        </w:rPr>
+        <w:t>溫度計（猶太教）與恆溫器（基督教）：溫度計和恆溫器之間有很大差異。溫度計（猶太教）只讀取溫度，卻無法解決過熱的問題；恆溫器（基督教）既讀取溫度，又能調節並解決過熱的問題。</w:t>
+      </w:r>
+    </w:p>
+    <w:p>
+      <w:pPr>
+        <w:rPr>
+          <w:rFonts w:hint="eastAsia"/>
+        </w:rPr>
+      </w:pPr>
+      <w:r>
+        <w:rPr>
+          <w:rFonts w:hint="eastAsia"/>
+        </w:rPr>
+        <w:t xml:space="preserve">2. </w:t>
+      </w:r>
+      <w:r>
+        <w:rPr>
+          <w:rFonts w:hint="eastAsia"/>
+        </w:rPr>
+        <w:t>創</w:t>
+      </w:r>
+      <w:r>
+        <w:rPr>
+          <w:rFonts w:hint="eastAsia"/>
+        </w:rPr>
+        <w:t xml:space="preserve"> 17:7</w:t>
+      </w:r>
+      <w:r>
+        <w:rPr>
+          <w:rFonts w:hint="eastAsia"/>
+        </w:rPr>
+        <w:t>：神與以色列民立下了約。該約包含道德律（針對古代以色列民的十誡）、民法（針對一般民眾的律法）以及禮儀律（關於儀式</w:t>
+      </w:r>
+      <w:r>
+        <w:rPr>
+          <w:rFonts w:hint="eastAsia"/>
+        </w:rPr>
+        <w:t>/</w:t>
+      </w:r>
+      <w:r>
+        <w:rPr>
+          <w:rFonts w:hint="eastAsia"/>
+        </w:rPr>
+        <w:t>敬拜的特殊律法）。</w:t>
+      </w:r>
+    </w:p>
+    <w:p>
+      <w:pPr>
+        <w:rPr>
+          <w:rFonts w:hint="eastAsia"/>
+        </w:rPr>
+      </w:pPr>
+      <w:r>
+        <w:rPr>
+          <w:rFonts w:hint="eastAsia"/>
+        </w:rPr>
+        <w:t xml:space="preserve">3. </w:t>
+      </w:r>
+      <w:r>
+        <w:rPr>
+          <w:rFonts w:hint="eastAsia"/>
+        </w:rPr>
+        <w:t>幾個世紀以來，人們開始解讀這些規則並進行增補。當耶穌降臨時，既有成文律法（《妥拉》</w:t>
+      </w:r>
+      <w:r>
+        <w:rPr>
+          <w:rFonts w:hint="eastAsia"/>
+        </w:rPr>
+        <w:t>/Torah</w:t>
+      </w:r>
+      <w:r>
+        <w:rPr>
+          <w:rFonts w:hint="eastAsia"/>
+        </w:rPr>
+        <w:t>），也有口傳律法（《密示拿》</w:t>
+      </w:r>
+      <w:r>
+        <w:rPr>
+          <w:rFonts w:hint="eastAsia"/>
+        </w:rPr>
+        <w:t>/Mishna</w:t>
+      </w:r>
+      <w:r>
+        <w:rPr>
+          <w:rFonts w:hint="eastAsia"/>
+        </w:rPr>
+        <w:t>）。這些是圍繞著核心律法衍生出的成千上萬條額</w:t>
+      </w:r>
+      <w:r>
+        <w:rPr>
+          <w:rFonts w:hint="eastAsia"/>
+        </w:rPr>
+        <w:lastRenderedPageBreak/>
+        <w:t>外律法。千百年來，以色列人將這些額外的人為規定視為神的律法。原本起「溫度計」作用的律法，變成了起「恆溫器」作用的律法。</w:t>
+      </w:r>
+    </w:p>
+    <w:p>
+      <w:pPr>
+        <w:rPr>
+          <w:rFonts w:hint="eastAsia"/>
+        </w:rPr>
+      </w:pPr>
+      <w:r>
+        <w:rPr>
+          <w:rFonts w:hint="eastAsia"/>
+        </w:rPr>
+        <w:t xml:space="preserve">4. </w:t>
+      </w:r>
+      <w:proofErr w:type="spellStart"/>
+      <w:r>
+        <w:rPr>
+          <w:rFonts w:hint="eastAsia"/>
+        </w:rPr>
+        <w:t>正統派猶太人（保守的猶太教群體</w:t>
+      </w:r>
+      <w:proofErr w:type="spellEnd"/>
+      <w:r>
+        <w:rPr>
+          <w:rFonts w:hint="eastAsia"/>
+        </w:rPr>
+        <w:t>）：</w:t>
+      </w:r>
+      <w:proofErr w:type="spellStart"/>
+      <w:r>
+        <w:rPr>
+          <w:rFonts w:hint="eastAsia"/>
+        </w:rPr>
+        <w:t>正統派猶太人遵循《密示拿</w:t>
+      </w:r>
+      <w:proofErr w:type="spellEnd"/>
+      <w:r>
+        <w:rPr>
+          <w:rFonts w:hint="eastAsia"/>
+        </w:rPr>
+        <w:t>》。</w:t>
+      </w:r>
+      <w:r>
+        <w:rPr>
+          <w:rFonts w:hint="eastAsia"/>
+        </w:rPr>
+        <w:t xml:space="preserve"> 5. </w:t>
+      </w:r>
+      <w:r>
+        <w:rPr>
+          <w:rFonts w:hint="eastAsia"/>
+        </w:rPr>
+        <w:t>基督徒（彌賽亞耶穌）：希伯來經文中數百次提到了彌賽亞，這些經文被稱為「彌賽亞預言」。基督徒選擇跟隨耶穌；耶穌為道德行為的問題提供了解決方案。</w:t>
+      </w:r>
+    </w:p>
+    <w:p>
+      <w:pPr>
+        <w:rPr>
+          <w:rFonts w:hint="eastAsia"/>
+        </w:rPr>
+      </w:pPr>
+      <w:r>
+        <w:rPr>
+          <w:rFonts w:hint="eastAsia"/>
+        </w:rPr>
+        <w:t xml:space="preserve">6. </w:t>
+      </w:r>
+      <w:proofErr w:type="spellStart"/>
+      <w:r>
+        <w:rPr>
+          <w:rFonts w:hint="eastAsia"/>
+        </w:rPr>
+        <w:t>羅馬書</w:t>
+      </w:r>
+      <w:proofErr w:type="spellEnd"/>
+      <w:r>
+        <w:rPr>
+          <w:rFonts w:hint="eastAsia"/>
+        </w:rPr>
+        <w:t xml:space="preserve"> 3:19-20</w:t>
+      </w:r>
+      <w:r>
+        <w:rPr>
+          <w:rFonts w:hint="eastAsia"/>
+        </w:rPr>
+        <w:t>：律法無法拯救任何人。</w:t>
+      </w:r>
+    </w:p>
+    <w:p>
+      <w:pPr>
+        <w:rPr>
+          <w:rFonts w:hint="eastAsia"/>
+        </w:rPr>
+      </w:pPr>
+      <w:r>
+        <w:rPr>
+          <w:rFonts w:hint="eastAsia"/>
+        </w:rPr>
+        <w:t xml:space="preserve">7. </w:t>
+      </w:r>
+      <w:proofErr w:type="spellStart"/>
+      <w:r>
+        <w:rPr>
+          <w:rFonts w:hint="eastAsia"/>
+        </w:rPr>
+        <w:t>羅馬書</w:t>
+      </w:r>
+      <w:proofErr w:type="spellEnd"/>
+      <w:r>
+        <w:rPr>
+          <w:rFonts w:hint="eastAsia"/>
+        </w:rPr>
+        <w:t xml:space="preserve"> 3:21-22</w:t>
+      </w:r>
+      <w:r>
+        <w:rPr>
+          <w:rFonts w:hint="eastAsia"/>
+        </w:rPr>
+        <w:t>：只有跟隨神才能得救。</w:t>
+      </w:r>
+    </w:p>
+    <w:p>
+      <w:pPr>
+        <w:rPr>
+          <w:rFonts w:hint="eastAsia"/>
+        </w:rPr>
+      </w:pPr>
+      <w:r>
+        <w:rPr>
+          <w:rFonts w:hint="eastAsia"/>
+        </w:rPr>
+        <w:t xml:space="preserve">8. </w:t>
+      </w:r>
+      <w:proofErr w:type="spellStart"/>
+      <w:r>
+        <w:rPr>
+          <w:rFonts w:hint="eastAsia"/>
+        </w:rPr>
+        <w:t>猶太律法群體：普通猶太人民、以色列民族、基於律法（妥拉</w:t>
+      </w:r>
+      <w:proofErr w:type="spellEnd"/>
+      <w:r>
+        <w:rPr>
+          <w:rFonts w:hint="eastAsia"/>
+        </w:rPr>
+        <w:t>/</w:t>
+      </w:r>
+      <w:proofErr w:type="spellStart"/>
+      <w:r>
+        <w:rPr>
+          <w:rFonts w:hint="eastAsia"/>
+        </w:rPr>
+        <w:t>米示拿）的信仰</w:t>
+      </w:r>
+      <w:proofErr w:type="spellEnd"/>
+      <w:r>
+        <w:rPr>
+          <w:rFonts w:hint="eastAsia"/>
+        </w:rPr>
+        <w:t>。</w:t>
+      </w:r>
+    </w:p>
+    <w:p>
+      <w:proofErr w:type="spellStart"/>
+      <w:r>
+        <w:rPr>
+          <w:rFonts w:hint="eastAsia"/>
+        </w:rPr>
+        <w:t>結論：律法（溫度計）無法清除我們的罪；耶穌（恆溫器）為我們而死，並在我們見神之時清除了我們的罪</w:t>
+      </w:r>
+      <w:proofErr w:type="spellEnd"/>
+      <w:r>
+        <w:rPr>
+          <w:rFonts w:hint="eastAsia"/>
+        </w:rPr>
+        <w:t>。</w:t>
+      </w:r>
+    </w:p>
+    <w:p/>
+    <w:p>
+      <w:r>
+        <w:t>===</w:t>
+      </w:r>
+    </w:p>
+    <w:p/>
+    <w:p>
+      <w:pPr>
+        <w:rPr>
+          <w:rFonts w:hint="eastAsia"/>
+        </w:rPr>
+      </w:pPr>
+      <w:r>
+        <w:rPr>
+          <w:rFonts w:hint="eastAsia"/>
+        </w:rPr>
+        <w:t>2026</w:t>
+      </w:r>
+      <w:r>
+        <w:rPr>
+          <w:rFonts w:hint="eastAsia"/>
+        </w:rPr>
+        <w:t>年</w:t>
+      </w:r>
+      <w:r>
+        <w:rPr>
+          <w:rFonts w:hint="eastAsia"/>
+        </w:rPr>
+        <w:t>7</w:t>
+      </w:r>
+      <w:r>
+        <w:rPr>
+          <w:rFonts w:hint="eastAsia"/>
+        </w:rPr>
+        <w:t>月</w:t>
+      </w:r>
+      <w:r>
+        <w:rPr>
+          <w:rFonts w:hint="eastAsia"/>
+        </w:rPr>
+        <w:t>4</w:t>
+      </w:r>
+      <w:r>
+        <w:rPr>
+          <w:rFonts w:hint="eastAsia"/>
+        </w:rPr>
+        <w:t>日、メンロ教会礼拝（先週</w:t>
+      </w:r>
+      <w:r>
+        <w:rPr>
+          <w:rFonts w:hint="eastAsia"/>
+        </w:rPr>
+        <w:t>2026</w:t>
+      </w:r>
+      <w:r>
+        <w:rPr>
+          <w:rFonts w:hint="eastAsia"/>
+        </w:rPr>
+        <w:t>年</w:t>
+      </w:r>
+      <w:r>
+        <w:rPr>
+          <w:rFonts w:hint="eastAsia"/>
+        </w:rPr>
+        <w:t>6</w:t>
+      </w:r>
+      <w:r>
+        <w:rPr>
+          <w:rFonts w:hint="eastAsia"/>
+        </w:rPr>
+        <w:t>月</w:t>
+      </w:r>
+      <w:r>
+        <w:rPr>
+          <w:rFonts w:hint="eastAsia"/>
+        </w:rPr>
+        <w:t>28</w:t>
+      </w:r>
+      <w:r>
+        <w:rPr>
+          <w:rFonts w:hint="eastAsia"/>
+        </w:rPr>
+        <w:t>日のまとめ）</w:t>
+      </w:r>
+    </w:p>
+    <w:p>
+      <w:pPr>
+        <w:rPr>
+          <w:rFonts w:hint="eastAsia"/>
+        </w:rPr>
+      </w:pPr>
+      <w:r>
+        <w:rPr>
+          <w:rFonts w:hint="eastAsia"/>
+        </w:rPr>
+        <w:t>https://www.youtube.com/watch?v=eM_n7NvnXF8&amp;t219s</w:t>
+      </w:r>
+    </w:p>
+    <w:p>
+      <w:pPr>
+        <w:rPr>
+          <w:rFonts w:hint="eastAsia"/>
+        </w:rPr>
+      </w:pPr>
+      <w:r>
+        <w:rPr>
+          <w:rFonts w:hint="eastAsia"/>
+        </w:rPr>
+        <w:t>https://github.com/peterhchen/1000_Family/tree/main/Church/2026</w:t>
+      </w:r>
+    </w:p>
+    <w:p>
+      <w:pPr>
+        <w:rPr>
+          <w:rFonts w:hint="eastAsia"/>
+        </w:rPr>
+      </w:pPr>
+      <w:proofErr w:type="spellStart"/>
+      <w:r>
+        <w:rPr>
+          <w:rFonts w:hint="eastAsia"/>
+        </w:rPr>
+        <w:t>律法の重荷（ユダヤ教</w:t>
+      </w:r>
+      <w:proofErr w:type="spellEnd"/>
+      <w:r>
+        <w:rPr>
+          <w:rFonts w:hint="eastAsia"/>
+        </w:rPr>
+        <w:t>）</w:t>
+      </w:r>
+      <w:r>
+        <w:rPr>
+          <w:rFonts w:hint="eastAsia"/>
+        </w:rPr>
+        <w:t xml:space="preserve"> | </w:t>
+      </w:r>
+      <w:r>
+        <w:rPr>
+          <w:rFonts w:hint="eastAsia"/>
+        </w:rPr>
+        <w:t>「</w:t>
+      </w:r>
+      <w:r>
+        <w:rPr>
+          <w:rFonts w:hint="eastAsia"/>
+        </w:rPr>
+        <w:t xml:space="preserve">Let's Be </w:t>
+      </w:r>
+      <w:proofErr w:type="spellStart"/>
+      <w:r>
+        <w:rPr>
+          <w:rFonts w:hint="eastAsia"/>
+        </w:rPr>
+        <w:t>Honest</w:t>
+      </w:r>
+      <w:r>
+        <w:rPr>
+          <w:rFonts w:hint="eastAsia"/>
+        </w:rPr>
+        <w:t>（正直に語り合おう</w:t>
+      </w:r>
+      <w:proofErr w:type="spellEnd"/>
+      <w:r>
+        <w:rPr>
+          <w:rFonts w:hint="eastAsia"/>
+        </w:rPr>
+        <w:t>）」</w:t>
+      </w:r>
+      <w:r>
+        <w:rPr>
+          <w:rFonts w:hint="eastAsia"/>
+        </w:rPr>
+        <w:t xml:space="preserve"> | </w:t>
+      </w:r>
+      <w:proofErr w:type="spellStart"/>
+      <w:r>
+        <w:rPr>
+          <w:rFonts w:hint="eastAsia"/>
+        </w:rPr>
+        <w:t>メンロ教会</w:t>
+      </w:r>
+      <w:proofErr w:type="spellEnd"/>
+      <w:r>
+        <w:rPr>
+          <w:rFonts w:hint="eastAsia"/>
+        </w:rPr>
+        <w:t xml:space="preserve"> </w:t>
+      </w:r>
+      <w:proofErr w:type="spellStart"/>
+      <w:r>
+        <w:rPr>
+          <w:rFonts w:hint="eastAsia"/>
+        </w:rPr>
+        <w:t>主任牧師</w:t>
+      </w:r>
+      <w:proofErr w:type="spellEnd"/>
+      <w:r>
+        <w:rPr>
+          <w:rFonts w:hint="eastAsia"/>
+        </w:rPr>
+        <w:t xml:space="preserve"> </w:t>
+      </w:r>
+      <w:proofErr w:type="spellStart"/>
+      <w:r>
+        <w:rPr>
+          <w:rFonts w:hint="eastAsia"/>
+        </w:rPr>
+        <w:t>フィル</w:t>
+      </w:r>
+      <w:r>
+        <w:rPr>
+          <w:rFonts w:ascii="MS Mincho" w:eastAsia="MS Mincho" w:hAnsi="MS Mincho" w:cs="MS Mincho" w:hint="eastAsia"/>
+        </w:rPr>
+        <w:t>・</w:t>
+      </w:r>
+      <w:r>
+        <w:rPr>
+          <w:rFonts w:ascii="SimSun" w:hAnsi="SimSun" w:cs="SimSun" w:hint="eastAsia"/>
+        </w:rPr>
+        <w:t>ユーバンク</w:t>
+      </w:r>
+      <w:proofErr w:type="spellEnd"/>
+    </w:p>
+    <w:p>
+      <w:pPr>
+        <w:rPr>
+          <w:rFonts w:hint="eastAsia"/>
+        </w:rPr>
+      </w:pPr>
+    </w:p>
+    <w:p>
+      <w:pPr>
+        <w:rPr>
+          <w:rFonts w:hint="eastAsia"/>
+        </w:rPr>
+      </w:pPr>
+      <w:r>
+        <w:rPr>
+          <w:rFonts w:hint="eastAsia"/>
+        </w:rPr>
+        <w:t>「</w:t>
+      </w:r>
+      <w:r>
+        <w:rPr>
+          <w:rFonts w:hint="eastAsia"/>
+        </w:rPr>
+        <w:t>Let's Be Honest</w:t>
+      </w:r>
+      <w:r>
+        <w:rPr>
+          <w:rFonts w:hint="eastAsia"/>
+        </w:rPr>
+        <w:t>（正直に語り合おう）」という新しいシリーズを開始します。毎週、異なる宗教をテーマに取り上げます。異教徒の方を招き、キリスト教の視点からどのようなことが起こることを私たちが望んでいるかを見つめます。私たちは、語る前にまず耳を傾けたいと考えています。</w:t>
+      </w:r>
+    </w:p>
+    <w:p>
+      <w:pPr>
+        <w:rPr>
+          <w:rFonts w:hint="eastAsia"/>
+        </w:rPr>
+      </w:pPr>
+      <w:r>
+        <w:rPr>
+          <w:rFonts w:hint="eastAsia"/>
+        </w:rPr>
+        <w:t>a) 6</w:t>
+      </w:r>
+      <w:r>
+        <w:rPr>
+          <w:rFonts w:hint="eastAsia"/>
+        </w:rPr>
+        <w:t>月</w:t>
+      </w:r>
+      <w:r>
+        <w:rPr>
+          <w:rFonts w:hint="eastAsia"/>
+        </w:rPr>
+        <w:t>28</w:t>
+      </w:r>
+      <w:r>
+        <w:rPr>
+          <w:rFonts w:hint="eastAsia"/>
+        </w:rPr>
+        <w:t>日：ユダヤ教、</w:t>
+      </w:r>
+      <w:r>
+        <w:rPr>
+          <w:rFonts w:hint="eastAsia"/>
+        </w:rPr>
+        <w:t>b) 7</w:t>
+      </w:r>
+      <w:r>
+        <w:rPr>
+          <w:rFonts w:hint="eastAsia"/>
+        </w:rPr>
+        <w:t>月</w:t>
+      </w:r>
+      <w:r>
+        <w:rPr>
+          <w:rFonts w:hint="eastAsia"/>
+        </w:rPr>
+        <w:t>5</w:t>
+      </w:r>
+      <w:r>
+        <w:rPr>
+          <w:rFonts w:hint="eastAsia"/>
+        </w:rPr>
+        <w:t>日：イスラム教、</w:t>
+      </w:r>
+      <w:r>
+        <w:rPr>
+          <w:rFonts w:hint="eastAsia"/>
+        </w:rPr>
+        <w:t>c) 7</w:t>
+      </w:r>
+      <w:r>
+        <w:rPr>
+          <w:rFonts w:hint="eastAsia"/>
+        </w:rPr>
+        <w:t>月</w:t>
+      </w:r>
+      <w:r>
+        <w:rPr>
+          <w:rFonts w:hint="eastAsia"/>
+        </w:rPr>
+        <w:t>12</w:t>
+      </w:r>
+      <w:r>
+        <w:rPr>
+          <w:rFonts w:hint="eastAsia"/>
+        </w:rPr>
+        <w:t>日：仏教、</w:t>
+      </w:r>
+      <w:r>
+        <w:rPr>
+          <w:rFonts w:hint="eastAsia"/>
+        </w:rPr>
+        <w:t>d) 7</w:t>
+      </w:r>
+      <w:r>
+        <w:rPr>
+          <w:rFonts w:hint="eastAsia"/>
+        </w:rPr>
+        <w:t>月</w:t>
+      </w:r>
+      <w:r>
+        <w:rPr>
+          <w:rFonts w:hint="eastAsia"/>
+        </w:rPr>
+        <w:t>19</w:t>
+      </w:r>
+      <w:r>
+        <w:rPr>
+          <w:rFonts w:hint="eastAsia"/>
+        </w:rPr>
+        <w:t>日：モルモン教、</w:t>
+      </w:r>
+      <w:r>
+        <w:rPr>
+          <w:rFonts w:hint="eastAsia"/>
+        </w:rPr>
+        <w:t>e) 7</w:t>
+      </w:r>
+      <w:r>
+        <w:rPr>
+          <w:rFonts w:hint="eastAsia"/>
+        </w:rPr>
+        <w:t>月</w:t>
+      </w:r>
+      <w:r>
+        <w:rPr>
+          <w:rFonts w:hint="eastAsia"/>
+        </w:rPr>
+        <w:t>26</w:t>
+      </w:r>
+      <w:r>
+        <w:rPr>
+          <w:rFonts w:hint="eastAsia"/>
+        </w:rPr>
+        <w:t>日：カトリック、</w:t>
+      </w:r>
+      <w:r>
+        <w:rPr>
+          <w:rFonts w:hint="eastAsia"/>
+        </w:rPr>
+        <w:t>f) 8</w:t>
+      </w:r>
+      <w:r>
+        <w:rPr>
+          <w:rFonts w:hint="eastAsia"/>
+        </w:rPr>
+        <w:t>月</w:t>
+      </w:r>
+      <w:r>
+        <w:rPr>
+          <w:rFonts w:hint="eastAsia"/>
+        </w:rPr>
+        <w:t>2</w:t>
+      </w:r>
+      <w:r>
+        <w:rPr>
+          <w:rFonts w:hint="eastAsia"/>
+        </w:rPr>
+        <w:t>日：無宗教</w:t>
+      </w:r>
+      <w:r>
+        <w:rPr>
+          <w:rFonts w:ascii="MS Mincho" w:eastAsia="MS Mincho" w:hAnsi="MS Mincho" w:cs="MS Mincho" w:hint="eastAsia"/>
+        </w:rPr>
+        <w:t>・</w:t>
+      </w:r>
+      <w:r>
+        <w:rPr>
+          <w:rFonts w:ascii="SimSun" w:hAnsi="SimSun" w:cs="SimSun" w:hint="eastAsia"/>
+        </w:rPr>
+        <w:t>不可知論者、</w:t>
+      </w:r>
+      <w:r>
+        <w:rPr>
+          <w:rFonts w:hint="eastAsia"/>
+        </w:rPr>
+        <w:t>g) 8</w:t>
+      </w:r>
+      <w:r>
+        <w:rPr>
+          <w:rFonts w:hint="eastAsia"/>
+        </w:rPr>
+        <w:t>月</w:t>
+      </w:r>
+      <w:r>
+        <w:rPr>
+          <w:rFonts w:hint="eastAsia"/>
+        </w:rPr>
+        <w:t>9</w:t>
+      </w:r>
+      <w:r>
+        <w:rPr>
+          <w:rFonts w:hint="eastAsia"/>
+        </w:rPr>
+        <w:t>日：福音。本日はユダヤ教から始めました。</w:t>
+      </w:r>
+    </w:p>
+    <w:p>
+      <w:pPr>
+        <w:rPr>
+          <w:rFonts w:hint="eastAsia"/>
+        </w:rPr>
+      </w:pPr>
+    </w:p>
+    <w:p>
+      <w:pPr>
+        <w:rPr>
+          <w:rFonts w:hint="eastAsia"/>
+        </w:rPr>
+      </w:pPr>
+      <w:r>
+        <w:rPr>
+          <w:rFonts w:hint="eastAsia"/>
+        </w:rPr>
+        <w:t xml:space="preserve">1. </w:t>
+      </w:r>
+      <w:r>
+        <w:rPr>
+          <w:rFonts w:hint="eastAsia"/>
+        </w:rPr>
+        <w:t>温度計（ユダヤ教）とサーモスタット（キリスト教）：温度計とサーモスタット（恒温装置）には大きな違いがあります。温度計（ユダヤ教）は温度を読み取りますが、暑さの問題を解決することはありません。一方、サーモスタット（キリスト教）は温度を読み取り、暑さの問題を解決します。</w:t>
+      </w:r>
+    </w:p>
+    <w:p>
+      <w:pPr>
+        <w:rPr>
+          <w:rFonts w:hint="eastAsia"/>
+        </w:rPr>
+      </w:pPr>
+      <w:r>
+        <w:rPr>
+          <w:rFonts w:hint="eastAsia"/>
+        </w:rPr>
+        <w:t xml:space="preserve">2. </w:t>
+      </w:r>
+      <w:r>
+        <w:rPr>
+          <w:rFonts w:hint="eastAsia"/>
+        </w:rPr>
+        <w:t>創世記</w:t>
+      </w:r>
+      <w:r>
+        <w:rPr>
+          <w:rFonts w:hint="eastAsia"/>
+        </w:rPr>
+        <w:t>17</w:t>
+      </w:r>
+      <w:r>
+        <w:rPr>
+          <w:rFonts w:hint="eastAsia"/>
+        </w:rPr>
+        <w:t>章</w:t>
+      </w:r>
+      <w:r>
+        <w:rPr>
+          <w:rFonts w:hint="eastAsia"/>
+        </w:rPr>
+        <w:t>7</w:t>
+      </w:r>
+      <w:r>
+        <w:rPr>
+          <w:rFonts w:hint="eastAsia"/>
+        </w:rPr>
+        <w:t>節：神は、ご自身とイスラエルの民との間に契約を結ばれました。この契約には、道徳的律法（古代イスラエルの民のための十戒）、市民的律法（一般の人々のための法）、そして儀式的律法（儀式や礼拝のための特別な法）が含まれています。</w:t>
+      </w:r>
+    </w:p>
+    <w:p>
+      <w:pPr>
+        <w:rPr>
+          <w:rFonts w:hint="eastAsia"/>
+        </w:rPr>
+      </w:pPr>
+      <w:r>
+        <w:rPr>
+          <w:rFonts w:hint="eastAsia"/>
+        </w:rPr>
+        <w:t xml:space="preserve">3. </w:t>
+      </w:r>
+      <w:r>
+        <w:rPr>
+          <w:rFonts w:hint="eastAsia"/>
+        </w:rPr>
+        <w:t>何世紀にもわたって、人々は規則を解釈し、新たな規定を付け加えるようになりました。イエスが現れた当時、そこには書かれた律法（トーラー）と口伝律法（ミシュナ）が存在していました。これらは、中核となる律法の周囲に何千もの付加的な律法が積み重なったものでした。何千年もの間、イスラエルの民は、人間が作ったこれらの付加的な規則を神の規則として扱ってきました。つまり、「温度計」のような律法が、「サーモスタット」のような律法へと変わってしまったのです。</w:t>
+      </w:r>
+    </w:p>
+    <w:p>
+      <w:pPr>
+        <w:rPr>
+          <w:rFonts w:hint="eastAsia"/>
+        </w:rPr>
+      </w:pPr>
+      <w:r>
+        <w:rPr>
+          <w:rFonts w:hint="eastAsia"/>
+        </w:rPr>
+        <w:t xml:space="preserve">4. </w:t>
+      </w:r>
+      <w:proofErr w:type="spellStart"/>
+      <w:r>
+        <w:rPr>
+          <w:rFonts w:hint="eastAsia"/>
+        </w:rPr>
+        <w:t>正統派ユダヤ教徒（保守的なユダヤ教コミュニティ</w:t>
+      </w:r>
+      <w:proofErr w:type="spellEnd"/>
+      <w:r>
+        <w:rPr>
+          <w:rFonts w:hint="eastAsia"/>
+        </w:rPr>
+        <w:t>）：</w:t>
+      </w:r>
+      <w:proofErr w:type="spellStart"/>
+      <w:r>
+        <w:rPr>
+          <w:rFonts w:hint="eastAsia"/>
+        </w:rPr>
+        <w:t>正統派ユダヤ教徒はミシュナに従います</w:t>
+      </w:r>
+      <w:proofErr w:type="spellEnd"/>
+      <w:r>
+        <w:rPr>
+          <w:rFonts w:hint="eastAsia"/>
+        </w:rPr>
+        <w:t>。</w:t>
+      </w:r>
+      <w:r>
+        <w:rPr>
+          <w:rFonts w:hint="eastAsia"/>
+        </w:rPr>
+        <w:t xml:space="preserve"> 5. </w:t>
+      </w:r>
+      <w:r>
+        <w:rPr>
+          <w:rFonts w:hint="eastAsia"/>
+        </w:rPr>
+        <w:t>キリスト教徒（メシア</w:t>
+      </w:r>
+      <w:r>
+        <w:rPr>
+          <w:rFonts w:ascii="MS Mincho" w:eastAsia="MS Mincho" w:hAnsi="MS Mincho" w:cs="MS Mincho" w:hint="eastAsia"/>
+        </w:rPr>
+        <w:t>・</w:t>
+      </w:r>
+      <w:r>
+        <w:rPr>
+          <w:rFonts w:ascii="SimSun" w:hAnsi="SimSun" w:cs="SimSun" w:hint="eastAsia"/>
+        </w:rPr>
+        <w:t>イエス）：ヘブライ語聖書には、「メシアの預言」としてメシアについて何百回も言及されています。キリスト教徒はイエスに従うことを選びます。イエスは、道徳的な行いという問題に対する解決策を提示しています。</w:t>
+      </w:r>
+    </w:p>
+    <w:p>
+      <w:pPr>
+        <w:rPr>
+          <w:rFonts w:hint="eastAsia"/>
+        </w:rPr>
+      </w:pPr>
+      <w:r>
+        <w:rPr>
+          <w:rFonts w:hint="eastAsia"/>
+        </w:rPr>
+        <w:t xml:space="preserve">6. </w:t>
+      </w:r>
+      <w:proofErr w:type="spellStart"/>
+      <w:r>
+        <w:rPr>
+          <w:rFonts w:hint="eastAsia"/>
+        </w:rPr>
+        <w:t>ローマ人への手紙</w:t>
+      </w:r>
+      <w:proofErr w:type="spellEnd"/>
+      <w:r>
+        <w:rPr>
+          <w:rFonts w:hint="eastAsia"/>
+        </w:rPr>
+        <w:t xml:space="preserve"> 3</w:t>
+      </w:r>
+      <w:r>
+        <w:rPr>
+          <w:rFonts w:hint="eastAsia"/>
+        </w:rPr>
+        <w:t>章</w:t>
+      </w:r>
+      <w:r>
+        <w:rPr>
+          <w:rFonts w:hint="eastAsia"/>
+        </w:rPr>
+        <w:t>19-20</w:t>
+      </w:r>
+      <w:r>
+        <w:rPr>
+          <w:rFonts w:hint="eastAsia"/>
+        </w:rPr>
+        <w:t>節：律法は誰も救うことができません。</w:t>
+      </w:r>
+    </w:p>
+    <w:p>
+      <w:pPr>
+        <w:rPr>
+          <w:rFonts w:hint="eastAsia"/>
+        </w:rPr>
+      </w:pPr>
+      <w:r>
+        <w:rPr>
+          <w:rFonts w:hint="eastAsia"/>
+        </w:rPr>
+        <w:lastRenderedPageBreak/>
+        <w:t xml:space="preserve">7. </w:t>
+      </w:r>
+      <w:proofErr w:type="spellStart"/>
+      <w:r>
+        <w:rPr>
+          <w:rFonts w:hint="eastAsia"/>
+        </w:rPr>
+        <w:t>ローマ人への手紙</w:t>
+      </w:r>
+      <w:proofErr w:type="spellEnd"/>
+      <w:r>
+        <w:rPr>
+          <w:rFonts w:hint="eastAsia"/>
+        </w:rPr>
+        <w:t xml:space="preserve"> 3</w:t>
+      </w:r>
+      <w:r>
+        <w:rPr>
+          <w:rFonts w:hint="eastAsia"/>
+        </w:rPr>
+        <w:t>章</w:t>
+      </w:r>
+      <w:r>
+        <w:rPr>
+          <w:rFonts w:hint="eastAsia"/>
+        </w:rPr>
+        <w:t>21-22</w:t>
+      </w:r>
+      <w:r>
+        <w:rPr>
+          <w:rFonts w:hint="eastAsia"/>
+        </w:rPr>
+        <w:t>節：神に従う者だけが救われます。</w:t>
+      </w:r>
+    </w:p>
+    <w:p>
+      <w:pPr>
+        <w:rPr>
+          <w:rFonts w:hint="eastAsia"/>
+        </w:rPr>
+      </w:pPr>
+      <w:r>
+        <w:rPr>
+          <w:rFonts w:hint="eastAsia"/>
+        </w:rPr>
+        <w:t xml:space="preserve">8. </w:t>
+      </w:r>
+      <w:proofErr w:type="spellStart"/>
+      <w:r>
+        <w:rPr>
+          <w:rFonts w:hint="eastAsia"/>
+        </w:rPr>
+        <w:t>律法を重んじるユダヤ教共同体：一般のユダヤ人、イスラエルという国民、そして律法（トーラ</w:t>
+      </w:r>
+      <w:proofErr w:type="spellEnd"/>
+      <w:r>
+        <w:rPr>
+          <w:rFonts w:hint="eastAsia"/>
+        </w:rPr>
+        <w:t>ー／</w:t>
+      </w:r>
+      <w:proofErr w:type="spellStart"/>
+      <w:r>
+        <w:rPr>
+          <w:rFonts w:hint="eastAsia"/>
+        </w:rPr>
+        <w:t>ミシュナ</w:t>
+      </w:r>
+      <w:proofErr w:type="spellEnd"/>
+      <w:r>
+        <w:rPr>
+          <w:rFonts w:hint="eastAsia"/>
+        </w:rPr>
+        <w:t>ー）</w:t>
+      </w:r>
+      <w:proofErr w:type="spellStart"/>
+      <w:r>
+        <w:rPr>
+          <w:rFonts w:hint="eastAsia"/>
+        </w:rPr>
+        <w:t>に基づく信仰</w:t>
+      </w:r>
+      <w:proofErr w:type="spellEnd"/>
+      <w:r>
+        <w:rPr>
+          <w:rFonts w:hint="eastAsia"/>
+        </w:rPr>
+        <w:t>。</w:t>
+      </w:r>
+    </w:p>
+    <w:p>
+      <w:r>
+        <w:rPr>
+          <w:rFonts w:hint="eastAsia"/>
+        </w:rPr>
+        <w:t>結論：律法（温度計）は私たちの罪を取り除くことはできません。イエス（サーモスタット）は死によって私たちの罪を取り除き、私たちが神と向き合えるようにしてくれました。</w:t>
       </w:r>
     </w:p>
     <w:p/>
@@ -8811,6 +10654,77 @@
       <w14:ligatures w14:val="none"/>
     </w:rPr>
   </w:style>
+  <w:style w:type="character" w:styleId="CommentReference">
+    <w:name w:val="annotation reference"/>
+    <w:basedOn w:val="DefaultParagraphFont"/>
+    <w:uiPriority w:val="99"/>
+    <w:semiHidden/>
+    <w:unhideWhenUsed/>
+    <w:rsid w:val="00D55B37"/>
+    <w:rPr>
+      <w:sz w:val="16"/>
+      <w:szCs w:val="16"/>
+    </w:rPr>
+  </w:style>
+  <w:style w:type="paragraph" w:styleId="CommentText">
+    <w:name w:val="annotation text"/>
+    <w:basedOn w:val="Normal"/>
+    <w:link w:val="CommentTextChar"/>
+    <w:uiPriority w:val="99"/>
+    <w:semiHidden/>
+    <w:unhideWhenUsed/>
+    <w:rsid w:val="00D55B37"/>
+    <w:rPr>
+      <w:sz w:val="20"/>
+      <w:szCs w:val="20"/>
+    </w:rPr>
+  </w:style>
+  <w:style w:type="character" w:customStyle="1" w:styleId="CommentTextChar">
+    <w:name w:val="Comment Text Char"/>
+    <w:basedOn w:val="DefaultParagraphFont"/>
+    <w:link w:val="CommentText"/>
+    <w:uiPriority w:val="99"/>
+    <w:semiHidden/>
+    <w:rsid w:val="00D55B37"/>
+    <w:rPr>
+      <w:rFonts w:eastAsia="SimSun"/>
+      <w:kern w:val="0"/>
+      <w:sz w:val="20"/>
+      <w:szCs w:val="20"/>
+      <w14:ligatures w14:val="none"/>
+    </w:rPr>
+  </w:style>
+  <w:style w:type="paragraph" w:styleId="CommentSubject">
+    <w:name w:val="annotation subject"/>
+    <w:basedOn w:val="CommentText"/>
+    <w:next w:val="CommentText"/>
+    <w:link w:val="CommentSubjectChar"/>
+    <w:uiPriority w:val="99"/>
+    <w:semiHidden/>
+    <w:unhideWhenUsed/>
+    <w:rsid w:val="00D55B37"/>
+    <w:rPr>
+      <w:b/>
+      <w:bCs/>
+    </w:rPr>
+  </w:style>
+  <w:style w:type="character" w:customStyle="1" w:styleId="CommentSubjectChar">
+    <w:name w:val="Comment Subject Char"/>
+    <w:basedOn w:val="CommentTextChar"/>
+    <w:link w:val="CommentSubject"/>
+    <w:uiPriority w:val="99"/>
+    <w:semiHidden/>
+    <w:rsid w:val="00D55B37"/>
+    <w:rPr>
+      <w:rFonts w:eastAsia="SimSun"/>
+      <w:b/>
+      <w:bCs/>
+      <w:kern w:val="0"/>
+      <w:sz w:val="20"/>
+      <w:szCs w:val="20"/>
+      <w14:ligatures w14:val="none"/>
+    </w:rPr>
+  </w:style>
 </w:styles>
 </file>
 
